--- a/shinmok1/pack/2510/H1MOGO25-10_36_SET.docx
+++ b/shinmok1/pack/2510/H1MOGO25-10_36_SET.docx
@@ -58,7 +58,7 @@
           <w:sz w:val="16"/>
           <w:u w:val="none"/>
         </w:rPr>
-        <w:t>(   )반 (   )번 이름(            )  CHECK ___/35  전용 ___/29.2점</w:t>
+        <w:t>(   )반 (   )번 이름(            )  CHECK ___/35  전용 ___/30.0점</w:t>
       </w:r>
     </w:p>
     <w:p>
@@ -1440,7 +1440,7 @@
           <w:sz w:val="18"/>
           <w:u w:val="none"/>
         </w:rPr>
-        <w:t>PART 2 · 전용문제  (선택형 8 · 서답형 2 · 29.2점)</w:t>
+        <w:t>PART 2 · 전용문제  (선택형 8 · 서답형 2 · 30.0점)</w:t>
       </w:r>
     </w:p>
     <w:p>
@@ -1465,7 +1465,25 @@
           <w:sz w:val="17"/>
           <w:u w:val="none"/>
         </w:rPr>
-        <w:t xml:space="preserve"> 다음 빈칸에 들어갈 말로 가장 적절한 것은? [2.7점]</w:t>
+        <w:t xml:space="preserve"> 다음 글에 대한 &lt;보기&gt;의 설명 중 </w:t>
+      </w:r>
+      <w:r>
+        <w:rPr>
+          <w:rFonts w:ascii="맑은 고딕" w:hAnsi="맑은 고딕" w:eastAsia="맑은 고딕"/>
+          <w:b w:val="0"/>
+          <w:sz w:val="17"/>
+          <w:u w:val="single"/>
+        </w:rPr>
+        <w:t>틀린</w:t>
+      </w:r>
+      <w:r>
+        <w:rPr>
+          <w:rFonts w:ascii="맑은 고딕" w:hAnsi="맑은 고딕" w:eastAsia="맑은 고딕"/>
+          <w:b w:val="0"/>
+          <w:sz w:val="17"/>
+          <w:u w:val="none"/>
+        </w:rPr>
+        <w:t xml:space="preserve"> 것만을 있는 대로 고른 것은? [3.3점]</w:t>
       </w:r>
     </w:p>
     <w:p>
@@ -1488,14 +1506,80 @@
           <w:sz w:val="17"/>
           <w:u w:val="none"/>
         </w:rPr>
-        <w:t>Multisensory experiences are a central part of our everyday lives, yet we often take them for granted. However, closer inspection to any, even the most ordinary experiences, reveals the remarkable multisensory world in which we live. Consider the experience of eating a regular meal. At first, it may seem like an ordinary experience, but it is actually ______________________________. We first eat with our eyes, but we are also exposed to countless sensory signals that influence our eating experience such as food textures, tastes, and smells. And it does not stop there. Even the sounds that come from the tools we use to eat influence our eating experience.</w:t>
+        <w:t>Multisensory experiences are a central part of our everyday lives, yet we often take them for granted, especially when our senses function normally or are corrected to normal with aids like glasses. (A) ________, closer inspection to any, even the most ordinary experiences, reveals the remarkable multisensory world ⓐ</w:t>
+      </w:r>
+      <w:r>
+        <w:rPr>
+          <w:rFonts w:ascii="맑은 고딕" w:hAnsi="맑은 고딕" w:eastAsia="맑은 고딕"/>
+          <w:b w:val="0"/>
+          <w:sz w:val="17"/>
+          <w:u w:val="single"/>
+        </w:rPr>
+        <w:t>in which we live</w:t>
+      </w:r>
+      <w:r>
+        <w:rPr>
+          <w:rFonts w:ascii="맑은 고딕" w:hAnsi="맑은 고딕" w:eastAsia="맑은 고딕"/>
+          <w:b w:val="0"/>
+          <w:sz w:val="17"/>
+          <w:u w:val="none"/>
+        </w:rPr>
+        <w:t>. Consider the experience of eating a regular meal. At first, it may seem like an ordinary experience, but it is actually a ⓑ</w:t>
+      </w:r>
+      <w:r>
+        <w:rPr>
+          <w:rFonts w:ascii="맑은 고딕" w:hAnsi="맑은 고딕" w:eastAsia="맑은 고딕"/>
+          <w:b w:val="0"/>
+          <w:sz w:val="17"/>
+          <w:u w:val="single"/>
+        </w:rPr>
+        <w:t>fusion</w:t>
+      </w:r>
+      <w:r>
+        <w:rPr>
+          <w:rFonts w:ascii="맑은 고딕" w:hAnsi="맑은 고딕" w:eastAsia="맑은 고딕"/>
+          <w:b w:val="0"/>
+          <w:sz w:val="17"/>
+          <w:u w:val="none"/>
+        </w:rPr>
+        <w:t xml:space="preserve"> of the senses. We first eat with our eyes, but we are also exposed to countless sensory signals that influence our eating experience such as food textures, tastes, and smells. And it does not stop there. Even the sounds that come both from the atmospheres in which we eat and our interactions with the food (such as chewing) and the tools we use to eat influence our eating experience.</w:t>
       </w:r>
     </w:p>
     <w:p>
       <w:pPr>
-        <w:spacing w:before="0" w:after="0" w:line="269" w:lineRule="auto"/>
-        <w:ind w:left="180" w:hanging="180"/>
+        <w:spacing w:before="0" w:after="0" w:line="288" w:lineRule="auto"/>
+        <w:ind w:left="40"/>
         <w:snapToGrid w:val="0"/>
+        <w:pBdr>
+          <w:top w:val="single" w:sz="4" w:space="2" w:color="9B6BD0"/>
+          <w:left w:val="single" w:sz="4" w:space="2" w:color="9B6BD0"/>
+          <w:bottom w:val="single" w:sz="4" w:space="2" w:color="9B6BD0"/>
+          <w:right w:val="single" w:sz="4" w:space="2" w:color="9B6BD0"/>
+        </w:pBdr>
+        <w:shd w:val="clear" w:color="auto" w:fill="FAF5FF"/>
+      </w:pPr>
+      <w:r>
+        <w:rPr>
+          <w:rFonts w:ascii="맑은 고딕" w:hAnsi="맑은 고딕" w:eastAsia="맑은 고딕"/>
+          <w:b/>
+          <w:sz w:val="17"/>
+          <w:u w:val="none"/>
+        </w:rPr>
+        <w:t>&lt;보 기&gt;</w:t>
+      </w:r>
+    </w:p>
+    <w:p>
+      <w:pPr>
+        <w:spacing w:before="0" w:after="0" w:line="288" w:lineRule="auto"/>
+        <w:ind w:left="40"/>
+        <w:snapToGrid w:val="0"/>
+        <w:pBdr>
+          <w:top w:val="single" w:sz="4" w:space="2" w:color="9B6BD0"/>
+          <w:left w:val="single" w:sz="4" w:space="2" w:color="9B6BD0"/>
+          <w:bottom w:val="single" w:sz="4" w:space="2" w:color="9B6BD0"/>
+          <w:right w:val="single" w:sz="4" w:space="2" w:color="9B6BD0"/>
+        </w:pBdr>
+        <w:shd w:val="clear" w:color="auto" w:fill="FAF5FF"/>
       </w:pPr>
       <w:r>
         <w:rPr>
@@ -1504,14 +1588,21 @@
           <w:sz w:val="17"/>
           <w:u w:val="none"/>
         </w:rPr>
-        <w:t>① a skill that takes years of practice to master</w:t>
+        <w:t>(a) We tend to take multisensory experiences for granted when our senses work normally.</w:t>
       </w:r>
     </w:p>
     <w:p>
       <w:pPr>
-        <w:spacing w:before="0" w:after="0" w:line="269" w:lineRule="auto"/>
-        <w:ind w:left="180" w:hanging="180"/>
+        <w:spacing w:before="0" w:after="0" w:line="288" w:lineRule="auto"/>
+        <w:ind w:left="40"/>
         <w:snapToGrid w:val="0"/>
+        <w:pBdr>
+          <w:top w:val="single" w:sz="4" w:space="2" w:color="9B6BD0"/>
+          <w:left w:val="single" w:sz="4" w:space="2" w:color="9B6BD0"/>
+          <w:bottom w:val="single" w:sz="4" w:space="2" w:color="9B6BD0"/>
+          <w:right w:val="single" w:sz="4" w:space="2" w:color="9B6BD0"/>
+        </w:pBdr>
+        <w:shd w:val="clear" w:color="auto" w:fill="FAF5FF"/>
       </w:pPr>
       <w:r>
         <w:rPr>
@@ -1520,14 +1611,21 @@
           <w:sz w:val="17"/>
           <w:u w:val="none"/>
         </w:rPr>
-        <w:t>② a blend of many senses working at the same time</w:t>
+        <w:t>(b) The appropriate expression for (A) is ‘Therefore’.</w:t>
       </w:r>
     </w:p>
     <w:p>
       <w:pPr>
-        <w:spacing w:before="0" w:after="0" w:line="269" w:lineRule="auto"/>
-        <w:ind w:left="180" w:hanging="180"/>
+        <w:spacing w:before="0" w:after="0" w:line="288" w:lineRule="auto"/>
+        <w:ind w:left="40"/>
         <w:snapToGrid w:val="0"/>
+        <w:pBdr>
+          <w:top w:val="single" w:sz="4" w:space="2" w:color="9B6BD0"/>
+          <w:left w:val="single" w:sz="4" w:space="2" w:color="9B6BD0"/>
+          <w:bottom w:val="single" w:sz="4" w:space="2" w:color="9B6BD0"/>
+          <w:right w:val="single" w:sz="4" w:space="2" w:color="9B6BD0"/>
+        </w:pBdr>
+        <w:shd w:val="clear" w:color="auto" w:fill="FAF5FF"/>
       </w:pPr>
       <w:r>
         <w:rPr>
@@ -1536,14 +1634,21 @@
           <w:sz w:val="17"/>
           <w:u w:val="none"/>
         </w:rPr>
-        <w:t>③ a habit shaped mostly by the culture we grow up in</w:t>
+        <w:t>(c) In ⓐ, ‘in which we live’ can be rewritten as ‘where we live’.</w:t>
       </w:r>
     </w:p>
     <w:p>
       <w:pPr>
-        <w:spacing w:before="0" w:after="0" w:line="269" w:lineRule="auto"/>
-        <w:ind w:left="180" w:hanging="180"/>
+        <w:spacing w:before="0" w:after="0" w:line="288" w:lineRule="auto"/>
+        <w:ind w:left="40"/>
         <w:snapToGrid w:val="0"/>
+        <w:pBdr>
+          <w:top w:val="single" w:sz="4" w:space="2" w:color="9B6BD0"/>
+          <w:left w:val="single" w:sz="4" w:space="2" w:color="9B6BD0"/>
+          <w:bottom w:val="single" w:sz="4" w:space="2" w:color="9B6BD0"/>
+          <w:right w:val="single" w:sz="4" w:space="2" w:color="9B6BD0"/>
+        </w:pBdr>
+        <w:shd w:val="clear" w:color="auto" w:fill="FAF5FF"/>
       </w:pPr>
       <w:r>
         <w:rPr>
@@ -1552,14 +1657,21 @@
           <w:sz w:val="17"/>
           <w:u w:val="none"/>
         </w:rPr>
-        <w:t>④ a contest in which sight overpowers the other senses</w:t>
+        <w:t>(d) In the context, ⓑ ‘fusion’ can be replaced by ‘combination’.</w:t>
       </w:r>
     </w:p>
     <w:p>
       <w:pPr>
-        <w:spacing w:before="0" w:after="0" w:line="269" w:lineRule="auto"/>
-        <w:ind w:left="180" w:hanging="180"/>
+        <w:spacing w:before="0" w:after="60" w:line="288" w:lineRule="auto"/>
+        <w:ind w:left="40"/>
         <w:snapToGrid w:val="0"/>
+        <w:pBdr>
+          <w:top w:val="single" w:sz="4" w:space="2" w:color="9B6BD0"/>
+          <w:left w:val="single" w:sz="4" w:space="2" w:color="9B6BD0"/>
+          <w:bottom w:val="single" w:sz="4" w:space="2" w:color="9B6BD0"/>
+          <w:right w:val="single" w:sz="4" w:space="2" w:color="9B6BD0"/>
+        </w:pBdr>
+        <w:shd w:val="clear" w:color="auto" w:fill="FAF5FF"/>
       </w:pPr>
       <w:r>
         <w:rPr>
@@ -1568,7 +1680,23 @@
           <w:sz w:val="17"/>
           <w:u w:val="none"/>
         </w:rPr>
-        <w:t>⑤ a routine that hardly anyone stops to think about</w:t>
+        <w:t>(e) According to the passage, the sounds around us have no effect on our eating experience.</w:t>
+      </w:r>
+    </w:p>
+    <w:p>
+      <w:pPr>
+        <w:spacing w:before="0" w:after="20" w:line="276" w:lineRule="auto"/>
+        <w:ind w:left="80"/>
+        <w:snapToGrid w:val="0"/>
+      </w:pPr>
+      <w:r>
+        <w:rPr>
+          <w:rFonts w:ascii="맑은 고딕" w:hAnsi="맑은 고딕" w:eastAsia="맑은 고딕"/>
+          <w:b w:val="0"/>
+          <w:sz w:val="17"/>
+          <w:u w:val="none"/>
+        </w:rPr>
+        <w:t>① (a), (c)    ② (b), (d)    ③ (c), (d), (e)    ④ (a), (b), (e)    ⑤ (b), (e)</w:t>
       </w:r>
     </w:p>
     <w:p>
@@ -1593,7 +1721,25 @@
           <w:sz w:val="17"/>
           <w:u w:val="none"/>
         </w:rPr>
-        <w:t xml:space="preserve"> 밑줄 친 부분이 다음 글에서 의미하는 바로 가장 적절한 것은? [2.7점]</w:t>
+        <w:t xml:space="preserve"> 다음 글의 밑줄 친 ⓐ ~ ⓕ 중, 어법상 </w:t>
+      </w:r>
+      <w:r>
+        <w:rPr>
+          <w:rFonts w:ascii="맑은 고딕" w:hAnsi="맑은 고딕" w:eastAsia="맑은 고딕"/>
+          <w:b w:val="0"/>
+          <w:sz w:val="17"/>
+          <w:u w:val="single"/>
+        </w:rPr>
+        <w:t>틀린</w:t>
+      </w:r>
+      <w:r>
+        <w:rPr>
+          <w:rFonts w:ascii="맑은 고딕" w:hAnsi="맑은 고딕" w:eastAsia="맑은 고딕"/>
+          <w:b w:val="0"/>
+          <w:sz w:val="17"/>
+          <w:u w:val="none"/>
+        </w:rPr>
+        <w:t xml:space="preserve"> 것을 모두 고른 것은? [3.1점]</w:t>
       </w:r>
     </w:p>
     <w:p>
@@ -1616,7 +1762,7 @@
           <w:sz w:val="17"/>
           <w:u w:val="none"/>
         </w:rPr>
-        <w:t xml:space="preserve">Consider the experience of eating a regular meal. At first, it may seem like an ordinary experience, but it is actually a fusion of the senses. </w:t>
+        <w:t>Multisensory experiences are a central part of our everyday lives, yet we often take them for granted, especially when our senses function normally or ⓐ</w:t>
       </w:r>
       <w:r>
         <w:rPr>
@@ -1625,7 +1771,7 @@
           <w:sz w:val="17"/>
           <w:u w:val="single"/>
         </w:rPr>
-        <w:t>We first eat with our eyes</w:t>
+        <w:t>are corrected</w:t>
       </w:r>
       <w:r>
         <w:rPr>
@@ -1634,13 +1780,103 @@
           <w:sz w:val="17"/>
           <w:u w:val="none"/>
         </w:rPr>
-        <w:t>, but we are also exposed to countless sensory signals that influence our eating experience such as food textures, tastes, and smells. And it does not stop there. Even the sounds that come both from the atmospheres in which we eat and our interactions with the food influence our eating experience.</w:t>
+        <w:t xml:space="preserve"> to normal with aids like glasses. However, closer inspection to any, even the most ordinary experiences, ⓑ</w:t>
+      </w:r>
+      <w:r>
+        <w:rPr>
+          <w:rFonts w:ascii="맑은 고딕" w:hAnsi="맑은 고딕" w:eastAsia="맑은 고딕"/>
+          <w:b w:val="0"/>
+          <w:sz w:val="17"/>
+          <w:u w:val="single"/>
+        </w:rPr>
+        <w:t>reveal</w:t>
+      </w:r>
+      <w:r>
+        <w:rPr>
+          <w:rFonts w:ascii="맑은 고딕" w:hAnsi="맑은 고딕" w:eastAsia="맑은 고딕"/>
+          <w:b w:val="0"/>
+          <w:sz w:val="17"/>
+          <w:u w:val="none"/>
+        </w:rPr>
+        <w:t xml:space="preserve"> the remarkable multisensory world ⓒ</w:t>
+      </w:r>
+      <w:r>
+        <w:rPr>
+          <w:rFonts w:ascii="맑은 고딕" w:hAnsi="맑은 고딕" w:eastAsia="맑은 고딕"/>
+          <w:b w:val="0"/>
+          <w:sz w:val="17"/>
+          <w:u w:val="single"/>
+        </w:rPr>
+        <w:t>which</w:t>
+      </w:r>
+      <w:r>
+        <w:rPr>
+          <w:rFonts w:ascii="맑은 고딕" w:hAnsi="맑은 고딕" w:eastAsia="맑은 고딕"/>
+          <w:b w:val="0"/>
+          <w:sz w:val="17"/>
+          <w:u w:val="none"/>
+        </w:rPr>
+        <w:t xml:space="preserve"> we live. Consider the experience of ⓓ</w:t>
+      </w:r>
+      <w:r>
+        <w:rPr>
+          <w:rFonts w:ascii="맑은 고딕" w:hAnsi="맑은 고딕" w:eastAsia="맑은 고딕"/>
+          <w:b w:val="0"/>
+          <w:sz w:val="17"/>
+          <w:u w:val="single"/>
+        </w:rPr>
+        <w:t>eating</w:t>
+      </w:r>
+      <w:r>
+        <w:rPr>
+          <w:rFonts w:ascii="맑은 고딕" w:hAnsi="맑은 고딕" w:eastAsia="맑은 고딕"/>
+          <w:b w:val="0"/>
+          <w:sz w:val="17"/>
+          <w:u w:val="none"/>
+        </w:rPr>
+        <w:t xml:space="preserve"> a regular meal. At first, it may seem like an ordinary experience, but it is actually a fusion of the senses. We first eat with our eyes, but we are also exposed to countless sensory signals ⓔ</w:t>
+      </w:r>
+      <w:r>
+        <w:rPr>
+          <w:rFonts w:ascii="맑은 고딕" w:hAnsi="맑은 고딕" w:eastAsia="맑은 고딕"/>
+          <w:b w:val="0"/>
+          <w:sz w:val="17"/>
+          <w:u w:val="single"/>
+        </w:rPr>
+        <w:t>that influences</w:t>
+      </w:r>
+      <w:r>
+        <w:rPr>
+          <w:rFonts w:ascii="맑은 고딕" w:hAnsi="맑은 고딕" w:eastAsia="맑은 고딕"/>
+          <w:b w:val="0"/>
+          <w:sz w:val="17"/>
+          <w:u w:val="none"/>
+        </w:rPr>
+        <w:t xml:space="preserve"> our eating experience such as food textures, tastes, and smells. And it does not stop there. Even the sounds that come both from the atmospheres in which we eat and our interactions with the food (such as chewing) and the tools we use ⓕ</w:t>
+      </w:r>
+      <w:r>
+        <w:rPr>
+          <w:rFonts w:ascii="맑은 고딕" w:hAnsi="맑은 고딕" w:eastAsia="맑은 고딕"/>
+          <w:b w:val="0"/>
+          <w:sz w:val="17"/>
+          <w:u w:val="single"/>
+        </w:rPr>
+        <w:t>to eat</w:t>
+      </w:r>
+      <w:r>
+        <w:rPr>
+          <w:rFonts w:ascii="맑은 고딕" w:hAnsi="맑은 고딕" w:eastAsia="맑은 고딕"/>
+          <w:b w:val="0"/>
+          <w:sz w:val="17"/>
+          <w:u w:val="none"/>
+        </w:rPr>
+        <w:t xml:space="preserve"> influence our eating experience.</w:t>
       </w:r>
     </w:p>
     <w:p>
       <w:pPr>
-        <w:spacing w:before="0" w:after="0" w:line="269" w:lineRule="auto"/>
-        <w:ind w:left="180" w:hanging="180"/>
+        <w:spacing w:before="0" w:after="20" w:line="276" w:lineRule="auto"/>
+        <w:ind w:left="80"/>
         <w:snapToGrid w:val="0"/>
       </w:pPr>
       <w:r>
@@ -1650,71 +1886,7 @@
           <w:sz w:val="17"/>
           <w:u w:val="none"/>
         </w:rPr>
-        <w:t>① We tend to choose food mainly by its size and price.</w:t>
-      </w:r>
-    </w:p>
-    <w:p>
-      <w:pPr>
-        <w:spacing w:before="0" w:after="0" w:line="269" w:lineRule="auto"/>
-        <w:ind w:left="180" w:hanging="180"/>
-        <w:snapToGrid w:val="0"/>
-      </w:pPr>
-      <w:r>
-        <w:rPr>
-          <w:rFonts w:ascii="맑은 고딕" w:hAnsi="맑은 고딕" w:eastAsia="맑은 고딕"/>
-          <w:b w:val="0"/>
-          <w:sz w:val="17"/>
-          <w:u w:val="none"/>
-        </w:rPr>
-        <w:t>② We close our eyes in order to enjoy a taste more fully.</w:t>
-      </w:r>
-    </w:p>
-    <w:p>
-      <w:pPr>
-        <w:spacing w:before="0" w:after="0" w:line="269" w:lineRule="auto"/>
-        <w:ind w:left="180" w:hanging="180"/>
-        <w:snapToGrid w:val="0"/>
-      </w:pPr>
-      <w:r>
-        <w:rPr>
-          <w:rFonts w:ascii="맑은 고딕" w:hAnsi="맑은 고딕" w:eastAsia="맑은 고딕"/>
-          <w:b w:val="0"/>
-          <w:sz w:val="17"/>
-          <w:u w:val="none"/>
-        </w:rPr>
-        <w:t>③ We learn how to behave at the table by watching others.</w:t>
-      </w:r>
-    </w:p>
-    <w:p>
-      <w:pPr>
-        <w:spacing w:before="0" w:after="0" w:line="269" w:lineRule="auto"/>
-        <w:ind w:left="180" w:hanging="180"/>
-        <w:snapToGrid w:val="0"/>
-      </w:pPr>
-      <w:r>
-        <w:rPr>
-          <w:rFonts w:ascii="맑은 고딕" w:hAnsi="맑은 고딕" w:eastAsia="맑은 고딕"/>
-          <w:b w:val="0"/>
-          <w:sz w:val="17"/>
-          <w:u w:val="none"/>
-        </w:rPr>
-        <w:t>④ The way food looks affects us before we even taste it.</w:t>
-      </w:r>
-    </w:p>
-    <w:p>
-      <w:pPr>
-        <w:spacing w:before="0" w:after="0" w:line="269" w:lineRule="auto"/>
-        <w:ind w:left="180" w:hanging="180"/>
-        <w:snapToGrid w:val="0"/>
-      </w:pPr>
-      <w:r>
-        <w:rPr>
-          <w:rFonts w:ascii="맑은 고딕" w:hAnsi="맑은 고딕" w:eastAsia="맑은 고딕"/>
-          <w:b w:val="0"/>
-          <w:sz w:val="17"/>
-          <w:u w:val="none"/>
-        </w:rPr>
-        <w:t>⑤ We read the menu carefully before deciding what to order.</w:t>
+        <w:t>① ⓐ, ⓓ    ② ⓑ, ⓒ, ⓔ    ③ ⓑ, ⓕ    ④ ⓒ, ⓔ, ⓕ    ⑤ ⓐ, ⓑ, ⓓ</w:t>
       </w:r>
     </w:p>
     <w:p>
@@ -1739,25 +1911,7 @@
           <w:sz w:val="17"/>
           <w:u w:val="none"/>
         </w:rPr>
-        <w:t xml:space="preserve"> 다음 글의 주장을 뒷받침하는 사례로 적절한 것을 </w:t>
-      </w:r>
-      <w:r>
-        <w:rPr>
-          <w:rFonts w:ascii="맑은 고딕" w:hAnsi="맑은 고딕" w:eastAsia="맑은 고딕"/>
-          <w:b/>
-          <w:sz w:val="17"/>
-          <w:u w:val="none"/>
-        </w:rPr>
-        <w:t>두 개</w:t>
-      </w:r>
-      <w:r>
-        <w:rPr>
-          <w:rFonts w:ascii="맑은 고딕" w:hAnsi="맑은 고딕" w:eastAsia="맑은 고딕"/>
-          <w:b w:val="0"/>
-          <w:sz w:val="17"/>
-          <w:u w:val="none"/>
-        </w:rPr>
-        <w:t xml:space="preserve"> 고르면? [3.1점]</w:t>
+        <w:t xml:space="preserve"> 다음 글의 (A), (B), (C)의 각 네모 안에서 문맥에 맞는 낱말로 가장 적절한 것은? [3.0점]</w:t>
       </w:r>
     </w:p>
     <w:p>
@@ -1780,7 +1934,7 @@
           <w:sz w:val="17"/>
           <w:u w:val="none"/>
         </w:rPr>
-        <w:t>Even the most ordinary experiences reveal the remarkable multisensory world in which we live. Eating a regular meal, for example, is actually a fusion of the senses: what we see, the textures, tastes, and smells of the food, and even the sounds that come from the atmosphere, from chewing, and from the tools we use all influence our eating experience.</w:t>
+        <w:t>Multisensory experiences are a (A) [central / minor] part of our everyday lives, yet we often take them for granted, especially when our senses function normally or are corrected to normal with aids like glasses. However, closer inspection to any, even the most ordinary experiences, reveals the remarkable multisensory world in which we live. Consider the experience of eating a regular meal. At first, it may seem like an (B) [ordinary / unusual] experience, but it is actually a fusion of the senses. We first eat with our eyes, but we are also exposed to (C) [countless / few] sensory signals that influence our eating experience such as food textures, tastes, and smells. And it does not stop there. Even the sounds that come both from the atmospheres in which we eat and our interactions with the food (such as chewing) and the tools we use to eat influence our eating experience.</w:t>
       </w:r>
     </w:p>
     <w:p>
@@ -1796,7 +1950,7 @@
           <w:sz w:val="17"/>
           <w:u w:val="none"/>
         </w:rPr>
-        <w:t>① People judge the same crisps to be fresher when the crunching sound they hear is made louder.</w:t>
+        <w:t>① (A) minor  (B) ordinary  (C) countless</w:t>
       </w:r>
     </w:p>
     <w:p>
@@ -1812,7 +1966,7 @@
           <w:sz w:val="17"/>
           <w:u w:val="none"/>
         </w:rPr>
-        <w:t>② A person with a blocked nose finds that a favourite soup tastes strangely flat.</w:t>
+        <w:t>② (A) central  (B) unusual  (C) few</w:t>
       </w:r>
     </w:p>
     <w:p>
@@ -1828,7 +1982,7 @@
           <w:sz w:val="17"/>
           <w:u w:val="none"/>
         </w:rPr>
-        <w:t>③ A woman enjoys a dish more after she learns that it is good for her health.</w:t>
+        <w:t>③ (A) central  (B) ordinary  (C) countless</w:t>
       </w:r>
     </w:p>
     <w:p>
@@ -1844,7 +1998,7 @@
           <w:sz w:val="17"/>
           <w:u w:val="none"/>
         </w:rPr>
-        <w:t>④ A man who eats the same lunch every day no longer notices what it tastes like.</w:t>
+        <w:t>④ (A) minor  (B) unusual  (C) countless</w:t>
       </w:r>
     </w:p>
     <w:p>
@@ -1860,7 +2014,7 @@
           <w:sz w:val="17"/>
           <w:u w:val="none"/>
         </w:rPr>
-        <w:t>⑤ A child refuses to try a vegetable because a friend has said it is horrible.</w:t>
+        <w:t>⑤ (A) central  (B) ordinary  (C) few</w:t>
       </w:r>
     </w:p>
     <w:p>
@@ -1885,25 +2039,25 @@
           <w:sz w:val="17"/>
           <w:u w:val="none"/>
         </w:rPr>
-        <w:t xml:space="preserve"> 다음 글의 밑줄 친 부분 중, 문맥상 낱말의 쓰임이 적절하지 </w:t>
-      </w:r>
-      <w:r>
-        <w:rPr>
-          <w:rFonts w:ascii="맑은 고딕" w:hAnsi="맑은 고딕" w:eastAsia="맑은 고딕"/>
-          <w:b/>
-          <w:sz w:val="17"/>
-          <w:u w:val="none"/>
-        </w:rPr>
-        <w:t>않은</w:t>
+        <w:t xml:space="preserve"> 윗글의 내용과 일치하지 </w:t>
       </w:r>
       <w:r>
         <w:rPr>
           <w:rFonts w:ascii="맑은 고딕" w:hAnsi="맑은 고딕" w:eastAsia="맑은 고딕"/>
           <w:b w:val="0"/>
           <w:sz w:val="17"/>
-          <w:u w:val="none"/>
-        </w:rPr>
-        <w:t xml:space="preserve"> 것은? [3.0점]</w:t>
+          <w:u w:val="single"/>
+        </w:rPr>
+        <w:t>않는</w:t>
+      </w:r>
+      <w:r>
+        <w:rPr>
+          <w:rFonts w:ascii="맑은 고딕" w:hAnsi="맑은 고딕" w:eastAsia="맑은 고딕"/>
+          <w:b w:val="0"/>
+          <w:sz w:val="17"/>
+          <w:u w:val="none"/>
+        </w:rPr>
+        <w:t xml:space="preserve"> 것은? [2.8점]</w:t>
       </w:r>
     </w:p>
     <w:p>
@@ -1926,17 +2080,31 @@
           <w:sz w:val="17"/>
           <w:u w:val="none"/>
         </w:rPr>
-        <w:t>Multisensory experiences are a ①</w:t>
-      </w:r>
+        <w:t>Multisensory experiences are a central part of our everyday lives, yet we often take them for granted, especially when our senses function normally or are corrected to normal with aids like glasses. However, closer inspection to any, even the most ordinary experiences, reveals the remarkable multisensory world in which we live. Consider the experience of eating a regular meal. At first, it may seem like an ordinary experience, but it is actually a fusion of the senses. We first eat with our eyes, but we are also exposed to countless sensory signals that influence our eating experience such as food textures, tastes, and smells. And it does not stop there. Even the sounds that come both from the atmospheres in which we eat and our interactions with the food (such as chewing) and the tools we use to eat influence our eating experience.</w:t>
+      </w:r>
+    </w:p>
+    <w:p>
+      <w:pPr>
+        <w:spacing w:before="0" w:after="0" w:line="269" w:lineRule="auto"/>
+        <w:ind w:left="180" w:hanging="180"/>
+        <w:snapToGrid w:val="0"/>
+      </w:pPr>
       <w:r>
         <w:rPr>
           <w:rFonts w:ascii="맑은 고딕" w:hAnsi="맑은 고딕" w:eastAsia="맑은 고딕"/>
           <w:b w:val="0"/>
           <w:sz w:val="17"/>
-          <w:u w:val="single"/>
-        </w:rPr>
-        <w:t>central</w:t>
-      </w:r>
+          <w:u w:val="none"/>
+        </w:rPr>
+        <w:t>① 우리는 다감각 경험을 당연하게 여기는 경우가 많다.</w:t>
+      </w:r>
+    </w:p>
+    <w:p>
+      <w:pPr>
+        <w:spacing w:before="0" w:after="0" w:line="269" w:lineRule="auto"/>
+        <w:ind w:left="180" w:hanging="180"/>
+        <w:snapToGrid w:val="0"/>
+      </w:pPr>
       <w:r>
         <w:rPr>
           <w:rFonts w:ascii="맑은 고딕" w:hAnsi="맑은 고딕" w:eastAsia="맑은 고딕"/>
@@ -1944,17 +2112,31 @@
           <w:sz w:val="17"/>
           <w:u w:val="none"/>
         </w:rPr>
-        <w:t xml:space="preserve"> part of our everyday lives, yet we often take them for granted, especially when our senses function normally or are corrected to normal with aids like glasses. However, closer inspection to any, even the most ②</w:t>
-      </w:r>
+        <w:t>② 안경 같은 보조 기구로 교정된 감각도 정상 기능으로 언급된다.</w:t>
+      </w:r>
+    </w:p>
+    <w:p>
+      <w:pPr>
+        <w:spacing w:before="0" w:after="0" w:line="269" w:lineRule="auto"/>
+        <w:ind w:left="180" w:hanging="180"/>
+        <w:snapToGrid w:val="0"/>
+      </w:pPr>
       <w:r>
         <w:rPr>
           <w:rFonts w:ascii="맑은 고딕" w:hAnsi="맑은 고딕" w:eastAsia="맑은 고딕"/>
           <w:b w:val="0"/>
           <w:sz w:val="17"/>
-          <w:u w:val="single"/>
-        </w:rPr>
-        <w:t>exceptional</w:t>
-      </w:r>
+          <w:u w:val="none"/>
+        </w:rPr>
+        <w:t>③ 식사는 겉보기와 달리 여러 감각이 융합된 경험이다.</w:t>
+      </w:r>
+    </w:p>
+    <w:p>
+      <w:pPr>
+        <w:spacing w:before="0" w:after="0" w:line="269" w:lineRule="auto"/>
+        <w:ind w:left="180" w:hanging="180"/>
+        <w:snapToGrid w:val="0"/>
+      </w:pPr>
       <w:r>
         <w:rPr>
           <w:rFonts w:ascii="맑은 고딕" w:hAnsi="맑은 고딕" w:eastAsia="맑은 고딕"/>
@@ -1962,61 +2144,23 @@
           <w:sz w:val="17"/>
           <w:u w:val="none"/>
         </w:rPr>
-        <w:t xml:space="preserve"> experiences, reveals the remarkable multisensory world in which we live. Consider the experience of eating a ③</w:t>
-      </w:r>
+        <w:t>④ 식사 경험에 영향을 주는 소리는 음식 자체에서 나는 소리뿐이다.</w:t>
+      </w:r>
+    </w:p>
+    <w:p>
+      <w:pPr>
+        <w:spacing w:before="0" w:after="0" w:line="269" w:lineRule="auto"/>
+        <w:ind w:left="180" w:hanging="180"/>
+        <w:snapToGrid w:val="0"/>
+      </w:pPr>
       <w:r>
         <w:rPr>
           <w:rFonts w:ascii="맑은 고딕" w:hAnsi="맑은 고딕" w:eastAsia="맑은 고딕"/>
           <w:b w:val="0"/>
           <w:sz w:val="17"/>
-          <w:u w:val="single"/>
-        </w:rPr>
-        <w:t>regular</w:t>
-      </w:r>
-      <w:r>
-        <w:rPr>
-          <w:rFonts w:ascii="맑은 고딕" w:hAnsi="맑은 고딕" w:eastAsia="맑은 고딕"/>
-          <w:b w:val="0"/>
-          <w:sz w:val="17"/>
-          <w:u w:val="none"/>
-        </w:rPr>
-        <w:t xml:space="preserve"> meal. At first, it may seem like an ordinary experience, but it is actually a ④</w:t>
-      </w:r>
-      <w:r>
-        <w:rPr>
-          <w:rFonts w:ascii="맑은 고딕" w:hAnsi="맑은 고딕" w:eastAsia="맑은 고딕"/>
-          <w:b w:val="0"/>
-          <w:sz w:val="17"/>
-          <w:u w:val="single"/>
-        </w:rPr>
-        <w:t>fusion</w:t>
-      </w:r>
-      <w:r>
-        <w:rPr>
-          <w:rFonts w:ascii="맑은 고딕" w:hAnsi="맑은 고딕" w:eastAsia="맑은 고딕"/>
-          <w:b w:val="0"/>
-          <w:sz w:val="17"/>
-          <w:u w:val="none"/>
-        </w:rPr>
-        <w:t xml:space="preserve"> of the senses. We first eat with our eyes, but we are also exposed to ⑤</w:t>
-      </w:r>
-      <w:r>
-        <w:rPr>
-          <w:rFonts w:ascii="맑은 고딕" w:hAnsi="맑은 고딕" w:eastAsia="맑은 고딕"/>
-          <w:b w:val="0"/>
-          <w:sz w:val="17"/>
-          <w:u w:val="single"/>
-        </w:rPr>
-        <w:t>countless</w:t>
-      </w:r>
-      <w:r>
-        <w:rPr>
-          <w:rFonts w:ascii="맑은 고딕" w:hAnsi="맑은 고딕" w:eastAsia="맑은 고딕"/>
-          <w:b w:val="0"/>
-          <w:sz w:val="17"/>
-          <w:u w:val="none"/>
-        </w:rPr>
-        <w:t xml:space="preserve"> sensory signals that influence our eating experience such as food textures, tastes, and smells. And it does not stop there. Even the sounds that come both from the atmospheres in which we eat and our interactions with the food (such as chewing) and the tools we use to eat influence our eating experience.</w:t>
+          <w:u w:val="none"/>
+        </w:rPr>
+        <w:t>⑤ 음식의 질감, 맛, 냄새도 식사 경험에 영향을 준다.</w:t>
       </w:r>
     </w:p>
     <w:p>
@@ -2041,25 +2185,7 @@
           <w:sz w:val="17"/>
           <w:u w:val="none"/>
         </w:rPr>
-        <w:t xml:space="preserve"> 다음 글에 대한 &lt;보기&gt;의 설명 중 옳은 것만을 </w:t>
-      </w:r>
-      <w:r>
-        <w:rPr>
-          <w:rFonts w:ascii="맑은 고딕" w:hAnsi="맑은 고딕" w:eastAsia="맑은 고딕"/>
-          <w:b/>
-          <w:sz w:val="17"/>
-          <w:u w:val="none"/>
-        </w:rPr>
-        <w:t>있는 대로</w:t>
-      </w:r>
-      <w:r>
-        <w:rPr>
-          <w:rFonts w:ascii="맑은 고딕" w:hAnsi="맑은 고딕" w:eastAsia="맑은 고딕"/>
-          <w:b w:val="0"/>
-          <w:sz w:val="17"/>
-          <w:u w:val="none"/>
-        </w:rPr>
-        <w:t xml:space="preserve"> 고른 것은? [3.3점]</w:t>
+        <w:t xml:space="preserve"> [A]와 [B]를 읽고 이해한 것으로 가장 적절한 것은? [3.2점]</w:t>
       </w:r>
     </w:p>
     <w:p>
@@ -2082,7 +2208,135 @@
           <w:sz w:val="17"/>
           <w:u w:val="none"/>
         </w:rPr>
-        <w:t>Our days are full of multisensory experiences, though we seldom notice them as long as our senses work normally. Look closely at even the plainest activity, however, and ⓐ</w:t>
+        <w:t>[A] Consider the experience of eating a regular meal. At first, it may seem like an ordinary experience, but it is actually a fusion of the senses. We first eat with our eyes, but we are also exposed to countless sensory signals that influence our eating experience such as food textures, tastes, and smells.</w:t>
+      </w:r>
+    </w:p>
+    <w:p>
+      <w:pPr>
+        <w:spacing w:before="0" w:after="60" w:line="288" w:lineRule="auto"/>
+        <w:ind w:left="40"/>
+        <w:snapToGrid w:val="0"/>
+        <w:pBdr>
+          <w:top w:val="single" w:sz="4" w:space="2" w:color="6B7FB8"/>
+          <w:left w:val="single" w:sz="4" w:space="2" w:color="6B7FB8"/>
+          <w:bottom w:val="single" w:sz="4" w:space="2" w:color="6B7FB8"/>
+          <w:right w:val="single" w:sz="4" w:space="2" w:color="6B7FB8"/>
+        </w:pBdr>
+        <w:shd w:val="clear" w:color="auto" w:fill="EEF2FF"/>
+      </w:pPr>
+      <w:r>
+        <w:rPr>
+          <w:rFonts w:ascii="맑은 고딕" w:hAnsi="맑은 고딕" w:eastAsia="맑은 고딕"/>
+          <w:b w:val="0"/>
+          <w:sz w:val="17"/>
+          <w:u w:val="none"/>
+        </w:rPr>
+        <w:t>[B] Watching a movie seems to be simply a matter of using our eyes. Yet the music tells us when to feel afraid, the smell of popcorn fills the room, and the seat shakes during an explosion. Remove any one of these, and the same scene feels strangely different.</w:t>
+      </w:r>
+    </w:p>
+    <w:p>
+      <w:pPr>
+        <w:spacing w:before="0" w:after="0" w:line="269" w:lineRule="auto"/>
+        <w:ind w:left="180" w:hanging="180"/>
+        <w:snapToGrid w:val="0"/>
+      </w:pPr>
+      <w:r>
+        <w:rPr>
+          <w:rFonts w:ascii="맑은 고딕" w:hAnsi="맑은 고딕" w:eastAsia="맑은 고딕"/>
+          <w:b w:val="0"/>
+          <w:sz w:val="17"/>
+          <w:u w:val="none"/>
+        </w:rPr>
+        <w:t>① [A] says taste is the only sense that matters, while [B] says sight is the only sense that matters.</w:t>
+      </w:r>
+    </w:p>
+    <w:p>
+      <w:pPr>
+        <w:spacing w:before="0" w:after="0" w:line="269" w:lineRule="auto"/>
+        <w:ind w:left="180" w:hanging="180"/>
+        <w:snapToGrid w:val="0"/>
+      </w:pPr>
+      <w:r>
+        <w:rPr>
+          <w:rFonts w:ascii="맑은 고딕" w:hAnsi="맑은 고딕" w:eastAsia="맑은 고딕"/>
+          <w:b w:val="0"/>
+          <w:sz w:val="17"/>
+          <w:u w:val="none"/>
+        </w:rPr>
+        <w:t>② Both texts show that an experience that seems simple is actually shaped by many senses working together.</w:t>
+      </w:r>
+    </w:p>
+    <w:p>
+      <w:pPr>
+        <w:spacing w:before="0" w:after="0" w:line="269" w:lineRule="auto"/>
+        <w:ind w:left="180" w:hanging="180"/>
+        <w:snapToGrid w:val="0"/>
+      </w:pPr>
+      <w:r>
+        <w:rPr>
+          <w:rFonts w:ascii="맑은 고딕" w:hAnsi="맑은 고딕" w:eastAsia="맑은 고딕"/>
+          <w:b w:val="0"/>
+          <w:sz w:val="17"/>
+          <w:u w:val="none"/>
+        </w:rPr>
+        <w:t>③ [B] argues that movies are more enjoyable without music.</w:t>
+      </w:r>
+    </w:p>
+    <w:p>
+      <w:pPr>
+        <w:spacing w:before="0" w:after="0" w:line="269" w:lineRule="auto"/>
+        <w:ind w:left="180" w:hanging="180"/>
+        <w:snapToGrid w:val="0"/>
+      </w:pPr>
+      <w:r>
+        <w:rPr>
+          <w:rFonts w:ascii="맑은 고딕" w:hAnsi="맑은 고딕" w:eastAsia="맑은 고딕"/>
+          <w:b w:val="0"/>
+          <w:sz w:val="17"/>
+          <w:u w:val="none"/>
+        </w:rPr>
+        <w:t>④ Both texts suggest that people with poor eyesight cannot enjoy daily experiences.</w:t>
+      </w:r>
+    </w:p>
+    <w:p>
+      <w:pPr>
+        <w:spacing w:before="0" w:after="0" w:line="269" w:lineRule="auto"/>
+        <w:ind w:left="180" w:hanging="180"/>
+        <w:snapToGrid w:val="0"/>
+      </w:pPr>
+      <w:r>
+        <w:rPr>
+          <w:rFonts w:ascii="맑은 고딕" w:hAnsi="맑은 고딕" w:eastAsia="맑은 고딕"/>
+          <w:b w:val="0"/>
+          <w:sz w:val="17"/>
+          <w:u w:val="none"/>
+        </w:rPr>
+        <w:t>⑤ [A] focuses on healthy eating, while [B] focuses on movie-making techniques.</w:t>
+      </w:r>
+    </w:p>
+    <w:p>
+      <w:pPr>
+        <w:keepNext/>
+        <w:spacing w:before="80" w:after="20" w:line="276" w:lineRule="auto"/>
+        <w:snapToGrid w:val="0"/>
+      </w:pPr>
+      <w:r>
+        <w:rPr>
+          <w:rFonts w:ascii="맑은 고딕" w:hAnsi="맑은 고딕" w:eastAsia="맑은 고딕"/>
+          <w:b/>
+          <w:sz w:val="17"/>
+          <w:u w:val="none"/>
+        </w:rPr>
+        <w:t>36-6.</w:t>
+      </w:r>
+      <w:r>
+        <w:rPr>
+          <w:rFonts w:ascii="맑은 고딕" w:hAnsi="맑은 고딕" w:eastAsia="맑은 고딕"/>
+          <w:b w:val="0"/>
+          <w:sz w:val="17"/>
+          <w:u w:val="none"/>
+        </w:rPr>
+        <w:t xml:space="preserve"> 윗글의 밑줄 친 </w:t>
       </w:r>
       <w:r>
         <w:rPr>
@@ -2091,7 +2345,7 @@
           <w:sz w:val="17"/>
           <w:u w:val="single"/>
         </w:rPr>
-        <w:t>a remarkably rich world of sensation comes into view</w:t>
+        <w:t>We first eat with our eyes</w:t>
       </w:r>
       <w:r>
         <w:rPr>
@@ -2100,8 +2354,136 @@
           <w:sz w:val="17"/>
           <w:u w:val="none"/>
         </w:rPr>
-        <w:t>. Eating an ordinary meal is a good case. Before the first bite, the look of the food has already begun to shape our expectations; then come textures, tastes, and smells, all of ⓑ</w:t>
-      </w:r>
+        <w:t>가 의미하는 바로 가장 적절한 것은? [2.9점]</w:t>
+      </w:r>
+    </w:p>
+    <w:p>
+      <w:pPr>
+        <w:spacing w:before="0" w:after="60" w:line="288" w:lineRule="auto"/>
+        <w:ind w:left="40"/>
+        <w:snapToGrid w:val="0"/>
+        <w:pBdr>
+          <w:top w:val="single" w:sz="4" w:space="2" w:color="999999"/>
+          <w:left w:val="single" w:sz="4" w:space="2" w:color="999999"/>
+          <w:bottom w:val="single" w:sz="4" w:space="2" w:color="999999"/>
+          <w:right w:val="single" w:sz="4" w:space="2" w:color="999999"/>
+        </w:pBdr>
+        <w:shd w:val="clear" w:color="auto" w:fill="F6F3EA"/>
+      </w:pPr>
+      <w:r>
+        <w:rPr>
+          <w:rFonts w:ascii="맑은 고딕" w:hAnsi="맑은 고딕" w:eastAsia="맑은 고딕"/>
+          <w:b w:val="0"/>
+          <w:sz w:val="17"/>
+          <w:u w:val="none"/>
+        </w:rPr>
+        <w:t xml:space="preserve">Multisensory experiences are a central part of our everyday lives, yet we often take them for granted, especially when our senses function normally or are corrected to normal with aids like glasses. However, closer inspection to any, even the most ordinary experiences, reveals the remarkable multisensory world in which we live. Consider the experience of eating a regular meal. At first, it may seem like an ordinary experience, but it is actually a fusion of the senses. </w:t>
+      </w:r>
+      <w:r>
+        <w:rPr>
+          <w:rFonts w:ascii="맑은 고딕" w:hAnsi="맑은 고딕" w:eastAsia="맑은 고딕"/>
+          <w:b w:val="0"/>
+          <w:sz w:val="17"/>
+          <w:u w:val="single"/>
+        </w:rPr>
+        <w:t>We first eat with our eyes</w:t>
+      </w:r>
+      <w:r>
+        <w:rPr>
+          <w:rFonts w:ascii="맑은 고딕" w:hAnsi="맑은 고딕" w:eastAsia="맑은 고딕"/>
+          <w:b w:val="0"/>
+          <w:sz w:val="17"/>
+          <w:u w:val="none"/>
+        </w:rPr>
+        <w:t>, but we are also exposed to countless sensory signals that influence our eating experience such as food textures, tastes, and smells. And it does not stop there. Even the sounds that come both from the atmospheres in which we eat and our interactions with the food (such as chewing) and the tools we use to eat influence our eating experience.</w:t>
+      </w:r>
+    </w:p>
+    <w:p>
+      <w:pPr>
+        <w:spacing w:before="0" w:after="0" w:line="269" w:lineRule="auto"/>
+        <w:ind w:left="180" w:hanging="180"/>
+        <w:snapToGrid w:val="0"/>
+      </w:pPr>
+      <w:r>
+        <w:rPr>
+          <w:rFonts w:ascii="맑은 고딕" w:hAnsi="맑은 고딕" w:eastAsia="맑은 고딕"/>
+          <w:b w:val="0"/>
+          <w:sz w:val="17"/>
+          <w:u w:val="none"/>
+        </w:rPr>
+        <w:t>① The way food looks shapes our experience even before we taste it.</w:t>
+      </w:r>
+    </w:p>
+    <w:p>
+      <w:pPr>
+        <w:spacing w:before="0" w:after="0" w:line="269" w:lineRule="auto"/>
+        <w:ind w:left="180" w:hanging="180"/>
+        <w:snapToGrid w:val="0"/>
+      </w:pPr>
+      <w:r>
+        <w:rPr>
+          <w:rFonts w:ascii="맑은 고딕" w:hAnsi="맑은 고딕" w:eastAsia="맑은 고딕"/>
+          <w:b w:val="0"/>
+          <w:sz w:val="17"/>
+          <w:u w:val="none"/>
+        </w:rPr>
+        <w:t>② We should look at food carefully to check whether it is safe.</w:t>
+      </w:r>
+    </w:p>
+    <w:p>
+      <w:pPr>
+        <w:spacing w:before="0" w:after="0" w:line="269" w:lineRule="auto"/>
+        <w:ind w:left="180" w:hanging="180"/>
+        <w:snapToGrid w:val="0"/>
+      </w:pPr>
+      <w:r>
+        <w:rPr>
+          <w:rFonts w:ascii="맑은 고딕" w:hAnsi="맑은 고딕" w:eastAsia="맑은 고딕"/>
+          <w:b w:val="0"/>
+          <w:sz w:val="17"/>
+          <w:u w:val="none"/>
+        </w:rPr>
+        <w:t>③ People with good eyesight enjoy food more than others.</w:t>
+      </w:r>
+    </w:p>
+    <w:p>
+      <w:pPr>
+        <w:spacing w:before="0" w:after="0" w:line="269" w:lineRule="auto"/>
+        <w:ind w:left="180" w:hanging="180"/>
+        <w:snapToGrid w:val="0"/>
+      </w:pPr>
+      <w:r>
+        <w:rPr>
+          <w:rFonts w:ascii="맑은 고딕" w:hAnsi="맑은 고딕" w:eastAsia="맑은 고딕"/>
+          <w:b w:val="0"/>
+          <w:sz w:val="17"/>
+          <w:u w:val="none"/>
+        </w:rPr>
+        <w:t>④ Looking at pictures of food can replace actually eating it.</w:t>
+      </w:r>
+    </w:p>
+    <w:p>
+      <w:pPr>
+        <w:spacing w:before="0" w:after="0" w:line="269" w:lineRule="auto"/>
+        <w:ind w:left="180" w:hanging="180"/>
+        <w:snapToGrid w:val="0"/>
+      </w:pPr>
+      <w:r>
+        <w:rPr>
+          <w:rFonts w:ascii="맑은 고딕" w:hAnsi="맑은 고딕" w:eastAsia="맑은 고딕"/>
+          <w:b w:val="0"/>
+          <w:sz w:val="17"/>
+          <w:u w:val="none"/>
+        </w:rPr>
+        <w:t>⑤ We usually choose food by its price.</w:t>
+      </w:r>
+    </w:p>
+    <w:p>
+      <w:pPr>
+        <w:keepNext/>
+        <w:spacing w:before="80" w:after="20" w:line="276" w:lineRule="auto"/>
+        <w:snapToGrid w:val="0"/>
+      </w:pPr>
       <w:r>
         <w:rPr>
           <w:rFonts w:ascii="맑은 고딕" w:hAnsi="맑은 고딕" w:eastAsia="맑은 고딕"/>
@@ -2109,7 +2491,7 @@
           <w:sz w:val="17"/>
           <w:u w:val="none"/>
         </w:rPr>
-        <w:t>[ them / which ]</w:t>
+        <w:t>36-7.</w:t>
       </w:r>
       <w:r>
         <w:rPr>
@@ -2118,7 +2500,171 @@
           <w:sz w:val="17"/>
           <w:u w:val="none"/>
         </w:rPr>
-        <w:t xml:space="preserve"> feed into the experience. Nor is that the end of it. The noise of the room, the crunch of chewing, and even the clink of a spoon against a bowl affect how the meal seems to us.</w:t>
+        <w:t xml:space="preserve"> 다음 글에서 전체 흐름과 관계 </w:t>
+      </w:r>
+      <w:r>
+        <w:rPr>
+          <w:rFonts w:ascii="맑은 고딕" w:hAnsi="맑은 고딕" w:eastAsia="맑은 고딕"/>
+          <w:b w:val="0"/>
+          <w:sz w:val="17"/>
+          <w:u w:val="single"/>
+        </w:rPr>
+        <w:t>없는</w:t>
+      </w:r>
+      <w:r>
+        <w:rPr>
+          <w:rFonts w:ascii="맑은 고딕" w:hAnsi="맑은 고딕" w:eastAsia="맑은 고딕"/>
+          <w:b w:val="0"/>
+          <w:sz w:val="17"/>
+          <w:u w:val="none"/>
+        </w:rPr>
+        <w:t xml:space="preserve"> 문장은? [3.0점]</w:t>
+      </w:r>
+    </w:p>
+    <w:p>
+      <w:pPr>
+        <w:spacing w:before="0" w:after="60" w:line="288" w:lineRule="auto"/>
+        <w:ind w:left="40"/>
+        <w:snapToGrid w:val="0"/>
+        <w:pBdr>
+          <w:top w:val="single" w:sz="4" w:space="2" w:color="999999"/>
+          <w:left w:val="single" w:sz="4" w:space="2" w:color="999999"/>
+          <w:bottom w:val="single" w:sz="4" w:space="2" w:color="999999"/>
+          <w:right w:val="single" w:sz="4" w:space="2" w:color="999999"/>
+        </w:pBdr>
+        <w:shd w:val="clear" w:color="auto" w:fill="F6F3EA"/>
+      </w:pPr>
+      <w:r>
+        <w:rPr>
+          <w:rFonts w:ascii="맑은 고딕" w:hAnsi="맑은 고딕" w:eastAsia="맑은 고딕"/>
+          <w:b w:val="0"/>
+          <w:sz w:val="17"/>
+          <w:u w:val="none"/>
+        </w:rPr>
+        <w:t>However, closer inspection to any, even the most ordinary experiences, reveals the remarkable multisensory world in which we live. Consider the experience of eating a regular meal. ① At first, it may seem like an ordinary experience, but it is actually a fusion of the senses. ② We first eat with our eyes, but we are also exposed to countless sensory signals that influence our eating experience such as food textures, tastes, and smells. ③ Many restaurants now offer cooking classes to attract more customers. ④ And it does not stop there. ⑤ Even the sounds that come both from the atmospheres in which we eat and our interactions with the food (such as chewing) and the tools we use to eat influence our eating experience.</w:t>
+      </w:r>
+    </w:p>
+    <w:p>
+      <w:pPr>
+        <w:spacing w:before="0" w:after="20" w:line="276" w:lineRule="auto"/>
+        <w:ind w:left="80"/>
+        <w:snapToGrid w:val="0"/>
+      </w:pPr>
+      <w:r>
+        <w:rPr>
+          <w:rFonts w:ascii="맑은 고딕" w:hAnsi="맑은 고딕" w:eastAsia="맑은 고딕"/>
+          <w:b w:val="0"/>
+          <w:sz w:val="17"/>
+          <w:u w:val="none"/>
+        </w:rPr>
+        <w:t>① ①    ② ②    ③ ③    ④ ④    ⑤ ⑤</w:t>
+      </w:r>
+    </w:p>
+    <w:p>
+      <w:pPr>
+        <w:keepNext/>
+        <w:spacing w:before="80" w:after="40" w:line="276" w:lineRule="auto"/>
+        <w:snapToGrid w:val="0"/>
+        <w:shd w:val="clear" w:color="auto" w:fill="8A3A12"/>
+      </w:pPr>
+      <w:r>
+        <w:rPr>
+          <w:rFonts w:ascii="맑은 고딕" w:hAnsi="맑은 고딕" w:eastAsia="맑은 고딕"/>
+          <w:b/>
+          <w:color w:val="FFFFFF"/>
+          <w:sz w:val="17"/>
+          <w:u w:val="none"/>
+        </w:rPr>
+        <w:t>서답형  36-서1 ~ 36-서2</w:t>
+      </w:r>
+    </w:p>
+    <w:p>
+      <w:pPr>
+        <w:keepNext/>
+        <w:spacing w:before="80" w:after="20" w:line="276" w:lineRule="auto"/>
+        <w:snapToGrid w:val="0"/>
+      </w:pPr>
+      <w:r>
+        <w:rPr>
+          <w:rFonts w:ascii="맑은 고딕" w:hAnsi="맑은 고딕" w:eastAsia="맑은 고딕"/>
+          <w:b/>
+          <w:sz w:val="17"/>
+          <w:u w:val="none"/>
+        </w:rPr>
+        <w:t>36-서1.</w:t>
+      </w:r>
+      <w:r>
+        <w:rPr>
+          <w:rFonts w:ascii="맑은 고딕" w:hAnsi="맑은 고딕" w:eastAsia="맑은 고딕"/>
+          <w:b w:val="0"/>
+          <w:sz w:val="17"/>
+          <w:u w:val="none"/>
+        </w:rPr>
+        <w:t xml:space="preserve"> 다음 글의 내용을 요약하고자 한다. 빈칸 (1)~(3)에 들어갈 말을 본문에서 찾아 </w:t>
+      </w:r>
+      <w:r>
+        <w:rPr>
+          <w:rFonts w:ascii="맑은 고딕" w:hAnsi="맑은 고딕" w:eastAsia="맑은 고딕"/>
+          <w:b w:val="0"/>
+          <w:sz w:val="17"/>
+          <w:u w:val="single"/>
+        </w:rPr>
+        <w:t>반드시 변형하여</w:t>
+      </w:r>
+      <w:r>
+        <w:rPr>
+          <w:rFonts w:ascii="맑은 고딕" w:hAnsi="맑은 고딕" w:eastAsia="맑은 고딕"/>
+          <w:b w:val="0"/>
+          <w:sz w:val="17"/>
+          <w:u w:val="none"/>
+        </w:rPr>
+        <w:t xml:space="preserve"> 쓰시오. (한 칸에 한 단어) [각 1점, 총 3점] [3.0점]</w:t>
+      </w:r>
+    </w:p>
+    <w:p>
+      <w:pPr>
+        <w:spacing w:before="0" w:after="60" w:line="288" w:lineRule="auto"/>
+        <w:ind w:left="40"/>
+        <w:snapToGrid w:val="0"/>
+        <w:pBdr>
+          <w:top w:val="single" w:sz="4" w:space="2" w:color="999999"/>
+          <w:left w:val="single" w:sz="4" w:space="2" w:color="999999"/>
+          <w:bottom w:val="single" w:sz="4" w:space="2" w:color="999999"/>
+          <w:right w:val="single" w:sz="4" w:space="2" w:color="999999"/>
+        </w:pBdr>
+        <w:shd w:val="clear" w:color="auto" w:fill="F6F3EA"/>
+      </w:pPr>
+      <w:r>
+        <w:rPr>
+          <w:rFonts w:ascii="맑은 고딕" w:hAnsi="맑은 고딕" w:eastAsia="맑은 고딕"/>
+          <w:b w:val="0"/>
+          <w:sz w:val="17"/>
+          <w:u w:val="none"/>
+        </w:rPr>
+        <w:t>Multisensory experiences are a central part of our everyday lives, yet we often take them for granted, especially when our senses function normally or are corrected to normal with aids like glasses. However, closer inspection to any, even the most ordinary experiences, reveals the remarkable multisensory world in which we live. Consider the experience of eating a regular meal. At first, it may seem like an ordinary experience, but it is actually a fusion of the senses. We first eat with our eyes, but we are also exposed to countless sensory signals that influence our eating experience such as food textures, tastes, and smells. And it does not stop there. Even the sounds that come both from the atmospheres in which we eat and our interactions with the food (such as chewing) and the tools we use to eat influence our eating experience.</w:t>
+      </w:r>
+    </w:p>
+    <w:p>
+      <w:pPr>
+        <w:spacing w:before="0" w:after="60" w:line="288" w:lineRule="auto"/>
+        <w:ind w:left="40"/>
+        <w:snapToGrid w:val="0"/>
+        <w:pBdr>
+          <w:top w:val="single" w:sz="4" w:space="2" w:color="C99B4E"/>
+          <w:left w:val="single" w:sz="4" w:space="2" w:color="C99B4E"/>
+          <w:bottom w:val="single" w:sz="4" w:space="2" w:color="C99B4E"/>
+          <w:right w:val="single" w:sz="4" w:space="2" w:color="C99B4E"/>
+        </w:pBdr>
+        <w:shd w:val="clear" w:color="auto" w:fill="FFF8E1"/>
+      </w:pPr>
+      <w:r>
+        <w:rPr>
+          <w:rFonts w:ascii="맑은 고딕" w:hAnsi="맑은 고딕" w:eastAsia="맑은 고딕"/>
+          <w:b w:val="0"/>
+          <w:sz w:val="17"/>
+          <w:u w:val="none"/>
+        </w:rPr>
+        <w:t>Eating, though it seems simple, actually (1) ________ our senses, since even the way we (2) ________ with food affects the experience, which shows how (3) ________ multisensory our everyday world is.</w:t>
       </w:r>
     </w:p>
     <w:p>
@@ -2141,7 +2687,30 @@
           <w:sz w:val="17"/>
           <w:u w:val="none"/>
         </w:rPr>
-        <w:t>&lt;보 기&gt;</w:t>
+        <w:t>&lt;조 건&gt;</w:t>
+      </w:r>
+    </w:p>
+    <w:p>
+      <w:pPr>
+        <w:spacing w:before="0" w:after="0" w:line="288" w:lineRule="auto"/>
+        <w:ind w:left="40"/>
+        <w:snapToGrid w:val="0"/>
+        <w:pBdr>
+          <w:top w:val="single" w:sz="4" w:space="2" w:color="9B6BD0"/>
+          <w:left w:val="single" w:sz="4" w:space="2" w:color="9B6BD0"/>
+          <w:bottom w:val="single" w:sz="4" w:space="2" w:color="9B6BD0"/>
+          <w:right w:val="single" w:sz="4" w:space="2" w:color="9B6BD0"/>
+        </w:pBdr>
+        <w:shd w:val="clear" w:color="auto" w:fill="FAF5FF"/>
+      </w:pPr>
+      <w:r>
+        <w:rPr>
+          <w:rFonts w:ascii="맑은 고딕" w:hAnsi="맑은 고딕" w:eastAsia="맑은 고딕"/>
+          <w:b w:val="0"/>
+          <w:sz w:val="17"/>
+          <w:u w:val="none"/>
+        </w:rPr>
+        <w:t>1. 본문의 단어를 반드시 변형(품사·어형)하여 쓸 것 — 본문 형태 그대로 쓰면 0점</w:t>
       </w:r>
     </w:p>
     <w:p>
@@ -2164,13 +2733,12 @@
           <w:sz w:val="17"/>
           <w:u w:val="none"/>
         </w:rPr>
-        <w:t>(A) 윗글에서 식사는 ‘평범한 경험도 여러 감각이 함께 작용한 결과’임을 보여 주는 사례로 쓰였다.</w:t>
+        <w:t>2. 답안지에 소문항 번호를 정확하게 기입할 것  예) 1-(1) 1-(2) 1-(3)</w:t>
       </w:r>
     </w:p>
     <w:p>
       <w:pPr>
-        <w:spacing w:before="0" w:after="20" w:line="276" w:lineRule="auto"/>
-        <w:ind w:left="80"/>
+        <w:spacing w:before="0" w:after="40" w:line="360" w:lineRule="auto"/>
         <w:snapToGrid w:val="0"/>
       </w:pPr>
       <w:r>
@@ -2180,7 +2748,7 @@
           <w:sz w:val="17"/>
           <w:u w:val="none"/>
         </w:rPr>
-        <w:t>① (A), (B)    ② (B), (D)    ③ (A), (C)    ④ (A), (C), (D)    ⑤ (B), (C), (D)</w:t>
+        <w:t>(1) ______________   (2) ______________   (3) ______________</w:t>
       </w:r>
     </w:p>
     <w:p>
@@ -2196,7 +2764,7 @@
           <w:sz w:val="17"/>
           <w:u w:val="none"/>
         </w:rPr>
-        <w:t>36-6.</w:t>
+        <w:t>36-서2.</w:t>
       </w:r>
       <w:r>
         <w:rPr>
@@ -2205,25 +2773,7 @@
           <w:sz w:val="17"/>
           <w:u w:val="none"/>
         </w:rPr>
-        <w:t xml:space="preserve"> 다음 글의 내용과 일치하지 </w:t>
-      </w:r>
-      <w:r>
-        <w:rPr>
-          <w:rFonts w:ascii="맑은 고딕" w:hAnsi="맑은 고딕" w:eastAsia="맑은 고딕"/>
-          <w:b/>
-          <w:sz w:val="17"/>
-          <w:u w:val="none"/>
-        </w:rPr>
-        <w:t>않는</w:t>
-      </w:r>
-      <w:r>
-        <w:rPr>
-          <w:rFonts w:ascii="맑은 고딕" w:hAnsi="맑은 고딕" w:eastAsia="맑은 고딕"/>
-          <w:b w:val="0"/>
-          <w:sz w:val="17"/>
-          <w:u w:val="none"/>
-        </w:rPr>
-        <w:t xml:space="preserve"> 것은? [2.7점]</w:t>
+        <w:t xml:space="preserve"> 다음 글의 밑줄 친 부분과 같은 뜻이 되도록 &lt;보기&gt;의 표현을 사용하여 &lt;조건&gt;에 맞게 영작하시오. [3점] [3.0점]</w:t>
       </w:r>
     </w:p>
     <w:p>
@@ -2244,17 +2794,42 @@
           <w:rFonts w:ascii="맑은 고딕" w:hAnsi="맑은 고딕" w:eastAsia="맑은 고딕"/>
           <w:b w:val="0"/>
           <w:sz w:val="17"/>
-          <w:u w:val="none"/>
-        </w:rPr>
-        <w:t>We often take multisensory experiences for granted, especially when our senses function normally or are corrected to normal with aids like glasses. Yet closer inspection of even the most ordinary experiences reveals the remarkable multisensory world in which we live. Eating a regular meal is actually a fusion of the senses. We first eat with our eyes, and we are also exposed to sensory signals such as food textures, tastes, and smells. Even the sounds that come both from the atmospheres in which we eat and from our interactions with the food, such as chewing, influence our eating experience.</w:t>
+          <w:u w:val="single"/>
+        </w:rPr>
+        <w:t>Multisensory experiences are a central part of our everyday lives, yet we often take them for granted</w:t>
+      </w:r>
+      <w:r>
+        <w:rPr>
+          <w:rFonts w:ascii="맑은 고딕" w:hAnsi="맑은 고딕" w:eastAsia="맑은 고딕"/>
+          <w:b w:val="0"/>
+          <w:sz w:val="17"/>
+          <w:u w:val="none"/>
+        </w:rPr>
+        <w:t>, especially when our senses function normally.</w:t>
       </w:r>
     </w:p>
     <w:p>
       <w:pPr>
-        <w:spacing w:before="0" w:after="0" w:line="269" w:lineRule="auto"/>
-        <w:ind w:left="180" w:hanging="180"/>
+        <w:spacing w:before="0" w:after="60" w:line="288" w:lineRule="auto"/>
+        <w:ind w:left="40"/>
         <w:snapToGrid w:val="0"/>
-      </w:pPr>
+        <w:pBdr>
+          <w:top w:val="single" w:sz="4" w:space="2" w:color="9B6BD0"/>
+          <w:left w:val="single" w:sz="4" w:space="2" w:color="9B6BD0"/>
+          <w:bottom w:val="single" w:sz="4" w:space="2" w:color="9B6BD0"/>
+          <w:right w:val="single" w:sz="4" w:space="2" w:color="9B6BD0"/>
+        </w:pBdr>
+        <w:shd w:val="clear" w:color="auto" w:fill="FAF5FF"/>
+      </w:pPr>
+      <w:r>
+        <w:rPr>
+          <w:rFonts w:ascii="맑은 고딕" w:hAnsi="맑은 고딕" w:eastAsia="맑은 고딕"/>
+          <w:b/>
+          <w:sz w:val="17"/>
+          <w:u w:val="none"/>
+        </w:rPr>
+        <w:t>&lt;보 기&gt;</w:t>
+      </w:r>
       <w:r>
         <w:rPr>
           <w:rFonts w:ascii="맑은 고딕" w:hAnsi="맑은 고딕" w:eastAsia="맑은 고딕"/>
@@ -2262,14 +2837,44 @@
           <w:sz w:val="17"/>
           <w:u w:val="none"/>
         </w:rPr>
-        <w:t>① We tend to overlook multisensory experiences when our senses work normally.</w:t>
+        <w:t xml:space="preserve"> although / multisensory experiences / are / a central part / of / our everyday lives / yet / we / often / take / them / for granted</w:t>
       </w:r>
     </w:p>
     <w:p>
       <w:pPr>
-        <w:spacing w:before="0" w:after="0" w:line="269" w:lineRule="auto"/>
-        <w:ind w:left="180" w:hanging="180"/>
+        <w:spacing w:before="0" w:after="0" w:line="288" w:lineRule="auto"/>
+        <w:ind w:left="40"/>
         <w:snapToGrid w:val="0"/>
+        <w:pBdr>
+          <w:top w:val="single" w:sz="4" w:space="2" w:color="9B6BD0"/>
+          <w:left w:val="single" w:sz="4" w:space="2" w:color="9B6BD0"/>
+          <w:bottom w:val="single" w:sz="4" w:space="2" w:color="9B6BD0"/>
+          <w:right w:val="single" w:sz="4" w:space="2" w:color="9B6BD0"/>
+        </w:pBdr>
+        <w:shd w:val="clear" w:color="auto" w:fill="FAF5FF"/>
+      </w:pPr>
+      <w:r>
+        <w:rPr>
+          <w:rFonts w:ascii="맑은 고딕" w:hAnsi="맑은 고딕" w:eastAsia="맑은 고딕"/>
+          <w:b/>
+          <w:sz w:val="17"/>
+          <w:u w:val="none"/>
+        </w:rPr>
+        <w:t>&lt;조 건&gt;</w:t>
+      </w:r>
+    </w:p>
+    <w:p>
+      <w:pPr>
+        <w:spacing w:before="0" w:after="0" w:line="288" w:lineRule="auto"/>
+        <w:ind w:left="40"/>
+        <w:snapToGrid w:val="0"/>
+        <w:pBdr>
+          <w:top w:val="single" w:sz="4" w:space="2" w:color="9B6BD0"/>
+          <w:left w:val="single" w:sz="4" w:space="2" w:color="9B6BD0"/>
+          <w:bottom w:val="single" w:sz="4" w:space="2" w:color="9B6BD0"/>
+          <w:right w:val="single" w:sz="4" w:space="2" w:color="9B6BD0"/>
+        </w:pBdr>
+        <w:shd w:val="clear" w:color="auto" w:fill="FAF5FF"/>
       </w:pPr>
       <w:r>
         <w:rPr>
@@ -2278,14 +2883,21 @@
           <w:sz w:val="17"/>
           <w:u w:val="none"/>
         </w:rPr>
-        <w:t>② Looking closely at ordinary experiences shows how multisensory our world is.</w:t>
+        <w:t>1. &lt;보기&gt;에서 필요 없는 한 단어를 제외하고 나머지를 모두 한 번씩만 사용할 것</w:t>
       </w:r>
     </w:p>
     <w:p>
       <w:pPr>
-        <w:spacing w:before="0" w:after="0" w:line="269" w:lineRule="auto"/>
-        <w:ind w:left="180" w:hanging="180"/>
+        <w:spacing w:before="0" w:after="0" w:line="288" w:lineRule="auto"/>
+        <w:ind w:left="40"/>
         <w:snapToGrid w:val="0"/>
+        <w:pBdr>
+          <w:top w:val="single" w:sz="4" w:space="2" w:color="9B6BD0"/>
+          <w:left w:val="single" w:sz="4" w:space="2" w:color="9B6BD0"/>
+          <w:bottom w:val="single" w:sz="4" w:space="2" w:color="9B6BD0"/>
+          <w:right w:val="single" w:sz="4" w:space="2" w:color="9B6BD0"/>
+        </w:pBdr>
+        <w:shd w:val="clear" w:color="auto" w:fill="FAF5FF"/>
       </w:pPr>
       <w:r>
         <w:rPr>
@@ -2294,14 +2906,21 @@
           <w:sz w:val="17"/>
           <w:u w:val="none"/>
         </w:rPr>
-        <w:t>③ A regular meal is described as a fusion of the senses.</w:t>
+        <w:t>2. 어형을 바꾸지 말고 다른 단어를 추가하지 말 것</w:t>
       </w:r>
     </w:p>
     <w:p>
       <w:pPr>
-        <w:spacing w:before="0" w:after="0" w:line="269" w:lineRule="auto"/>
-        <w:ind w:left="180" w:hanging="180"/>
+        <w:spacing w:before="0" w:after="0" w:line="288" w:lineRule="auto"/>
+        <w:ind w:left="40"/>
         <w:snapToGrid w:val="0"/>
+        <w:pBdr>
+          <w:top w:val="single" w:sz="4" w:space="2" w:color="9B6BD0"/>
+          <w:left w:val="single" w:sz="4" w:space="2" w:color="9B6BD0"/>
+          <w:bottom w:val="single" w:sz="4" w:space="2" w:color="9B6BD0"/>
+          <w:right w:val="single" w:sz="4" w:space="2" w:color="9B6BD0"/>
+        </w:pBdr>
+        <w:shd w:val="clear" w:color="auto" w:fill="FAF5FF"/>
       </w:pPr>
       <w:r>
         <w:rPr>
@@ -2310,14 +2929,21 @@
           <w:sz w:val="17"/>
           <w:u w:val="none"/>
         </w:rPr>
-        <w:t>④ Food textures and smells are among the signals that affect how we experience eating.</w:t>
+        <w:t>3. ‘Although’로 시작하여 쓸 것</w:t>
       </w:r>
     </w:p>
     <w:p>
       <w:pPr>
-        <w:spacing w:before="0" w:after="0" w:line="269" w:lineRule="auto"/>
-        <w:ind w:left="180" w:hanging="180"/>
+        <w:spacing w:before="0" w:after="0" w:line="288" w:lineRule="auto"/>
+        <w:ind w:left="40"/>
         <w:snapToGrid w:val="0"/>
+        <w:pBdr>
+          <w:top w:val="single" w:sz="4" w:space="2" w:color="9B6BD0"/>
+          <w:left w:val="single" w:sz="4" w:space="2" w:color="9B6BD0"/>
+          <w:bottom w:val="single" w:sz="4" w:space="2" w:color="9B6BD0"/>
+          <w:right w:val="single" w:sz="4" w:space="2" w:color="9B6BD0"/>
+        </w:pBdr>
+        <w:shd w:val="clear" w:color="auto" w:fill="FAF5FF"/>
       </w:pPr>
       <w:r>
         <w:rPr>
@@ -2326,7 +2952,63 @@
           <w:sz w:val="17"/>
           <w:u w:val="none"/>
         </w:rPr>
-        <w:t>⑤ Only the sounds made by chewing, not those of the surroundings, influence the eating experience.</w:t>
+        <w:t>4. 총 17단어로 쓸 것</w:t>
+      </w:r>
+    </w:p>
+    <w:p>
+      <w:pPr>
+        <w:spacing w:before="0" w:after="60" w:line="288" w:lineRule="auto"/>
+        <w:ind w:left="40"/>
+        <w:snapToGrid w:val="0"/>
+        <w:pBdr>
+          <w:top w:val="single" w:sz="4" w:space="2" w:color="9B6BD0"/>
+          <w:left w:val="single" w:sz="4" w:space="2" w:color="9B6BD0"/>
+          <w:bottom w:val="single" w:sz="4" w:space="2" w:color="9B6BD0"/>
+          <w:right w:val="single" w:sz="4" w:space="2" w:color="9B6BD0"/>
+        </w:pBdr>
+        <w:shd w:val="clear" w:color="auto" w:fill="FAF5FF"/>
+      </w:pPr>
+      <w:r>
+        <w:rPr>
+          <w:rFonts w:ascii="맑은 고딕" w:hAnsi="맑은 고딕" w:eastAsia="맑은 고딕"/>
+          <w:b w:val="0"/>
+          <w:sz w:val="17"/>
+          <w:u w:val="none"/>
+        </w:rPr>
+        <w:t>5. 답안지에 소문항 번호를 정확하게 기입할 것</w:t>
+      </w:r>
+    </w:p>
+    <w:p>
+      <w:pPr>
+        <w:spacing w:before="0" w:after="40" w:line="360" w:lineRule="auto"/>
+        <w:snapToGrid w:val="0"/>
+      </w:pPr>
+      <w:r>
+        <w:rPr>
+          <w:rFonts w:ascii="맑은 고딕" w:hAnsi="맑은 고딕" w:eastAsia="맑은 고딕"/>
+          <w:b w:val="0"/>
+          <w:sz w:val="17"/>
+          <w:u w:val="none"/>
+        </w:rPr>
+        <w:t>⇒ Although ______________________________________________________________ .</w:t>
+      </w:r>
+    </w:p>
+    <w:p>
+      <w:pPr>
+        <w:keepNext/>
+        <w:spacing w:before="80" w:after="40" w:line="276" w:lineRule="auto"/>
+        <w:snapToGrid w:val="0"/>
+        <w:shd w:val="clear" w:color="auto" w:fill="6B21A8"/>
+      </w:pPr>
+      <w:r>
+        <w:rPr>
+          <w:rFonts w:ascii="맑은 고딕" w:hAnsi="맑은 고딕" w:eastAsia="맑은 고딕"/>
+          <w:b/>
+          <w:color w:val="FFFFFF"/>
+          <w:sz w:val="17"/>
+          <w:u w:val="none"/>
+        </w:rPr>
+        <w:t>[지문 구조]  ※ 앞 문항을 모두 푼 뒤에 풀 것</w:t>
       </w:r>
     </w:p>
     <w:p>
@@ -2342,7 +3024,7 @@
           <w:sz w:val="17"/>
           <w:u w:val="none"/>
         </w:rPr>
-        <w:t>36-7.</w:t>
+        <w:t>36-8.</w:t>
       </w:r>
       <w:r>
         <w:rPr>
@@ -2351,7 +3033,76 @@
           <w:sz w:val="17"/>
           <w:u w:val="none"/>
         </w:rPr>
-        <w:t xml:space="preserve"> 다음 글의 내용을 한 문장으로 요약하고자 한다. 빈칸 (A), (B)에 들어갈 말로 가장 적절한 것은? [3.0점]</w:t>
+        <w:t xml:space="preserve"> 주어진 글 다음에 이어질 글의 순서로 가장 적절한 것은? [2.7점]</w:t>
+      </w:r>
+    </w:p>
+    <w:p>
+      <w:pPr>
+        <w:spacing w:before="0" w:after="60" w:line="288" w:lineRule="auto"/>
+        <w:ind w:left="40"/>
+        <w:snapToGrid w:val="0"/>
+        <w:pBdr>
+          <w:top w:val="single" w:sz="4" w:space="2" w:color="C99B4E"/>
+          <w:left w:val="single" w:sz="4" w:space="2" w:color="C99B4E"/>
+          <w:bottom w:val="single" w:sz="4" w:space="2" w:color="C99B4E"/>
+          <w:right w:val="single" w:sz="4" w:space="2" w:color="C99B4E"/>
+        </w:pBdr>
+        <w:shd w:val="clear" w:color="auto" w:fill="FFF8E1"/>
+      </w:pPr>
+      <w:r>
+        <w:rPr>
+          <w:rFonts w:ascii="맑은 고딕" w:hAnsi="맑은 고딕" w:eastAsia="맑은 고딕"/>
+          <w:b w:val="0"/>
+          <w:sz w:val="17"/>
+          <w:u w:val="none"/>
+        </w:rPr>
+        <w:t>Multisensory experiences are a central part of our everyday lives, yet we often take them for granted, especially when our senses function normally or are corrected to normal with aids like glasses. However, closer inspection to any, even the most ordinary experiences, reveals the remarkable multisensory world in which we live.</w:t>
+      </w:r>
+    </w:p>
+    <w:p>
+      <w:pPr>
+        <w:spacing w:before="0" w:after="0" w:line="288" w:lineRule="auto"/>
+        <w:ind w:left="40"/>
+        <w:snapToGrid w:val="0"/>
+        <w:pBdr>
+          <w:top w:val="single" w:sz="4" w:space="2" w:color="999999"/>
+          <w:left w:val="single" w:sz="4" w:space="2" w:color="999999"/>
+          <w:bottom w:val="single" w:sz="4" w:space="2" w:color="999999"/>
+          <w:right w:val="single" w:sz="4" w:space="2" w:color="999999"/>
+        </w:pBdr>
+        <w:shd w:val="clear" w:color="auto" w:fill="F6F3EA"/>
+      </w:pPr>
+      <w:r>
+        <w:rPr>
+          <w:rFonts w:ascii="맑은 고딕" w:hAnsi="맑은 고딕" w:eastAsia="맑은 고딕"/>
+          <w:b w:val="0"/>
+          <w:sz w:val="17"/>
+          <w:u w:val="none"/>
+        </w:rPr>
+        <w:t>(A) We first eat with our eyes, but we are also exposed to countless sensory signals that influence our eating experience such as food textures, tastes, and smells.</w:t>
+      </w:r>
+    </w:p>
+    <w:p>
+      <w:pPr>
+        <w:spacing w:before="0" w:after="0" w:line="288" w:lineRule="auto"/>
+        <w:ind w:left="40"/>
+        <w:snapToGrid w:val="0"/>
+        <w:pBdr>
+          <w:top w:val="single" w:sz="4" w:space="2" w:color="999999"/>
+          <w:left w:val="single" w:sz="4" w:space="2" w:color="999999"/>
+          <w:bottom w:val="single" w:sz="4" w:space="2" w:color="999999"/>
+          <w:right w:val="single" w:sz="4" w:space="2" w:color="999999"/>
+        </w:pBdr>
+        <w:shd w:val="clear" w:color="auto" w:fill="F6F3EA"/>
+      </w:pPr>
+      <w:r>
+        <w:rPr>
+          <w:rFonts w:ascii="맑은 고딕" w:hAnsi="맑은 고딕" w:eastAsia="맑은 고딕"/>
+          <w:b w:val="0"/>
+          <w:sz w:val="17"/>
+          <w:u w:val="none"/>
+        </w:rPr>
+        <w:t>(B) And it does not stop there. Even the sounds that come both from the atmospheres in which we eat and our interactions with the food (such as chewing) and the tools we use to eat influence our eating experience.</w:t>
       </w:r>
     </w:p>
     <w:p>
@@ -2374,30 +3125,7 @@
           <w:sz w:val="17"/>
           <w:u w:val="none"/>
         </w:rPr>
-        <w:t>We take multisensory experiences for granted, yet they are a central part of everyday life, and even the most ordinary experience shows this on closer inspection. Eating a regular meal seems like an ordinary experience, but it is a fusion of the senses. We eat first with our eyes; textures, tastes, and smells follow; and even the sounds of the atmosphere, of chewing, and of the tools we use influence the experience.</w:t>
-      </w:r>
-    </w:p>
-    <w:p>
-      <w:pPr>
-        <w:spacing w:before="0" w:after="60" w:line="288" w:lineRule="auto"/>
-        <w:ind w:left="40"/>
-        <w:snapToGrid w:val="0"/>
-        <w:pBdr>
-          <w:top w:val="single" w:sz="4" w:space="2" w:color="C99B4E"/>
-          <w:left w:val="single" w:sz="4" w:space="2" w:color="C99B4E"/>
-          <w:bottom w:val="single" w:sz="4" w:space="2" w:color="C99B4E"/>
-          <w:right w:val="single" w:sz="4" w:space="2" w:color="C99B4E"/>
-        </w:pBdr>
-        <w:shd w:val="clear" w:color="auto" w:fill="FFF8E1"/>
-      </w:pPr>
-      <w:r>
-        <w:rPr>
-          <w:rFonts w:ascii="맑은 고딕" w:hAnsi="맑은 고딕" w:eastAsia="맑은 고딕"/>
-          <w:b w:val="0"/>
-          <w:sz w:val="17"/>
-          <w:u w:val="none"/>
-        </w:rPr>
-        <w:t>Experiences that seem ______(A)______, such as eating a meal, are in fact shaped by ______(B)______.</w:t>
+        <w:t>(C) Consider the experience of eating a regular meal. At first, it may seem like an ordinary experience, but it is actually a fusion of the senses.</w:t>
       </w:r>
     </w:p>
     <w:p>
@@ -2413,7 +3141,7 @@
           <w:sz w:val="17"/>
           <w:u w:val="none"/>
         </w:rPr>
-        <w:t>① (A) unusual  (B) a single dominant sense</w:t>
+        <w:t>① (A) – (C) – (B)</w:t>
       </w:r>
     </w:p>
     <w:p>
@@ -2429,7 +3157,7 @@
           <w:sz w:val="17"/>
           <w:u w:val="none"/>
         </w:rPr>
-        <w:t>② (A) simple  (B) the kind of food we choose</w:t>
+        <w:t>② (B) – (A) – (C)</w:t>
       </w:r>
     </w:p>
     <w:p>
@@ -2445,7 +3173,7 @@
           <w:sz w:val="17"/>
           <w:u w:val="none"/>
         </w:rPr>
-        <w:t>③ (A) unusual  (B) many senses acting together</w:t>
+        <w:t>③ (B) – (C) – (A)</w:t>
       </w:r>
     </w:p>
     <w:p>
@@ -2461,7 +3189,7 @@
           <w:sz w:val="17"/>
           <w:u w:val="none"/>
         </w:rPr>
-        <w:t>④ (A) simple  (B) many senses acting together</w:t>
+        <w:t>④ (C) – (A) – (B)</w:t>
       </w:r>
     </w:p>
     <w:p>
@@ -2477,398 +3205,7 @@
           <w:sz w:val="17"/>
           <w:u w:val="none"/>
         </w:rPr>
-        <w:t>⑤ (A) unpleasant  (B) memories of earlier meals</w:t>
-      </w:r>
-    </w:p>
-    <w:p>
-      <w:pPr>
-        <w:keepNext/>
-        <w:spacing w:before="80" w:after="20" w:line="276" w:lineRule="auto"/>
-        <w:snapToGrid w:val="0"/>
-      </w:pPr>
-      <w:r>
-        <w:rPr>
-          <w:rFonts w:ascii="맑은 고딕" w:hAnsi="맑은 고딕" w:eastAsia="맑은 고딕"/>
-          <w:b/>
-          <w:sz w:val="17"/>
-          <w:u w:val="none"/>
-        </w:rPr>
-        <w:t>36-8.</w:t>
-      </w:r>
-      <w:r>
-        <w:rPr>
-          <w:rFonts w:ascii="맑은 고딕" w:hAnsi="맑은 고딕" w:eastAsia="맑은 고딕"/>
-          <w:b w:val="0"/>
-          <w:sz w:val="17"/>
-          <w:u w:val="none"/>
-        </w:rPr>
-        <w:t xml:space="preserve"> 다음 글의 주제로 가장 적절한 것은? [2.7점]</w:t>
-      </w:r>
-    </w:p>
-    <w:p>
-      <w:pPr>
-        <w:spacing w:before="0" w:after="60" w:line="288" w:lineRule="auto"/>
-        <w:ind w:left="40"/>
-        <w:snapToGrid w:val="0"/>
-        <w:pBdr>
-          <w:top w:val="single" w:sz="4" w:space="2" w:color="999999"/>
-          <w:left w:val="single" w:sz="4" w:space="2" w:color="999999"/>
-          <w:bottom w:val="single" w:sz="4" w:space="2" w:color="999999"/>
-          <w:right w:val="single" w:sz="4" w:space="2" w:color="999999"/>
-        </w:pBdr>
-        <w:shd w:val="clear" w:color="auto" w:fill="F6F3EA"/>
-      </w:pPr>
-      <w:r>
-        <w:rPr>
-          <w:rFonts w:ascii="맑은 고딕" w:hAnsi="맑은 고딕" w:eastAsia="맑은 고딕"/>
-          <w:b w:val="0"/>
-          <w:sz w:val="17"/>
-          <w:u w:val="none"/>
-        </w:rPr>
-        <w:t>As long as our senses work normally, or are corrected to normal with aids like glasses, we hardly notice how many of them are at work in everything we do. A closer look at even the most ordinary experience tells a different story. A regular meal is taken in first with the eyes, then through textures, tastes, and smells. Nor does it stop there, for the sounds of the place where we eat, of our own chewing, and of the tools in our hands all influence the experience as well.</w:t>
-      </w:r>
-    </w:p>
-    <w:p>
-      <w:pPr>
-        <w:spacing w:before="0" w:after="0" w:line="269" w:lineRule="auto"/>
-        <w:ind w:left="180" w:hanging="180"/>
-        <w:snapToGrid w:val="0"/>
-      </w:pPr>
-      <w:r>
-        <w:rPr>
-          <w:rFonts w:ascii="맑은 고딕" w:hAnsi="맑은 고딕" w:eastAsia="맑은 고딕"/>
-          <w:b w:val="0"/>
-          <w:sz w:val="17"/>
-          <w:u w:val="none"/>
-        </w:rPr>
-        <w:t>① the multisensory nature of even our most ordinary experiences</w:t>
-      </w:r>
-    </w:p>
-    <w:p>
-      <w:pPr>
-        <w:spacing w:before="0" w:after="0" w:line="269" w:lineRule="auto"/>
-        <w:ind w:left="180" w:hanging="180"/>
-        <w:snapToGrid w:val="0"/>
-      </w:pPr>
-      <w:r>
-        <w:rPr>
-          <w:rFonts w:ascii="맑은 고딕" w:hAnsi="맑은 고딕" w:eastAsia="맑은 고딕"/>
-          <w:b w:val="0"/>
-          <w:sz w:val="17"/>
-          <w:u w:val="none"/>
-        </w:rPr>
-        <w:t>② the ways in which glasses and other aids correct our senses</w:t>
-      </w:r>
-    </w:p>
-    <w:p>
-      <w:pPr>
-        <w:spacing w:before="0" w:after="0" w:line="269" w:lineRule="auto"/>
-        <w:ind w:left="180" w:hanging="180"/>
-        <w:snapToGrid w:val="0"/>
-      </w:pPr>
-      <w:r>
-        <w:rPr>
-          <w:rFonts w:ascii="맑은 고딕" w:hAnsi="맑은 고딕" w:eastAsia="맑은 고딕"/>
-          <w:b w:val="0"/>
-          <w:sz w:val="17"/>
-          <w:u w:val="none"/>
-        </w:rPr>
-        <w:t>③ the reasons why sight matters more than taste when we eat</w:t>
-      </w:r>
-    </w:p>
-    <w:p>
-      <w:pPr>
-        <w:spacing w:before="0" w:after="0" w:line="269" w:lineRule="auto"/>
-        <w:ind w:left="180" w:hanging="180"/>
-        <w:snapToGrid w:val="0"/>
-      </w:pPr>
-      <w:r>
-        <w:rPr>
-          <w:rFonts w:ascii="맑은 고딕" w:hAnsi="맑은 고딕" w:eastAsia="맑은 고딕"/>
-          <w:b w:val="0"/>
-          <w:sz w:val="17"/>
-          <w:u w:val="none"/>
-        </w:rPr>
-        <w:t>④ the difficulty of studying the senses outside the laboratory</w:t>
-      </w:r>
-    </w:p>
-    <w:p>
-      <w:pPr>
-        <w:spacing w:before="0" w:after="0" w:line="269" w:lineRule="auto"/>
-        <w:ind w:left="180" w:hanging="180"/>
-        <w:snapToGrid w:val="0"/>
-      </w:pPr>
-      <w:r>
-        <w:rPr>
-          <w:rFonts w:ascii="맑은 고딕" w:hAnsi="맑은 고딕" w:eastAsia="맑은 고딕"/>
-          <w:b w:val="0"/>
-          <w:sz w:val="17"/>
-          <w:u w:val="none"/>
-        </w:rPr>
-        <w:t>⑤ the influence of a restaurant’s atmosphere on how much we eat</w:t>
-      </w:r>
-    </w:p>
-    <w:p>
-      <w:pPr>
-        <w:keepNext/>
-        <w:spacing w:before="80" w:after="40" w:line="276" w:lineRule="auto"/>
-        <w:snapToGrid w:val="0"/>
-        <w:shd w:val="clear" w:color="auto" w:fill="8A3A12"/>
-      </w:pPr>
-      <w:r>
-        <w:rPr>
-          <w:rFonts w:ascii="맑은 고딕" w:hAnsi="맑은 고딕" w:eastAsia="맑은 고딕"/>
-          <w:b/>
-          <w:color w:val="FFFFFF"/>
-          <w:sz w:val="17"/>
-          <w:u w:val="none"/>
-        </w:rPr>
-        <w:t>서답형  36-서1 ~ 36-서2</w:t>
-      </w:r>
-    </w:p>
-    <w:p>
-      <w:pPr>
-        <w:keepNext/>
-        <w:spacing w:before="80" w:after="20" w:line="276" w:lineRule="auto"/>
-        <w:snapToGrid w:val="0"/>
-      </w:pPr>
-      <w:r>
-        <w:rPr>
-          <w:rFonts w:ascii="맑은 고딕" w:hAnsi="맑은 고딕" w:eastAsia="맑은 고딕"/>
-          <w:b/>
-          <w:sz w:val="17"/>
-          <w:u w:val="none"/>
-        </w:rPr>
-        <w:t>36-서1.</w:t>
-      </w:r>
-      <w:r>
-        <w:rPr>
-          <w:rFonts w:ascii="맑은 고딕" w:hAnsi="맑은 고딕" w:eastAsia="맑은 고딕"/>
-          <w:b w:val="0"/>
-          <w:sz w:val="17"/>
-          <w:u w:val="none"/>
-        </w:rPr>
-        <w:t xml:space="preserve"> 다음 글의 밑줄 친 부분과 의미가 같도록 &lt;조건&gt;에 맞게 아래 문장을 완성하시오. [3.0점]</w:t>
-      </w:r>
-    </w:p>
-    <w:p>
-      <w:pPr>
-        <w:spacing w:before="0" w:after="60" w:line="288" w:lineRule="auto"/>
-        <w:ind w:left="40"/>
-        <w:snapToGrid w:val="0"/>
-        <w:pBdr>
-          <w:top w:val="single" w:sz="4" w:space="2" w:color="999999"/>
-          <w:left w:val="single" w:sz="4" w:space="2" w:color="999999"/>
-          <w:bottom w:val="single" w:sz="4" w:space="2" w:color="999999"/>
-          <w:right w:val="single" w:sz="4" w:space="2" w:color="999999"/>
-        </w:pBdr>
-        <w:shd w:val="clear" w:color="auto" w:fill="F6F3EA"/>
-      </w:pPr>
-      <w:r>
-        <w:rPr>
-          <w:rFonts w:ascii="맑은 고딕" w:hAnsi="맑은 고딕" w:eastAsia="맑은 고딕"/>
-          <w:b w:val="0"/>
-          <w:sz w:val="17"/>
-          <w:u w:val="none"/>
-        </w:rPr>
-        <w:t xml:space="preserve">Multisensory experiences are a central part of our everyday lives, yet </w:t>
-      </w:r>
-      <w:r>
-        <w:rPr>
-          <w:rFonts w:ascii="맑은 고딕" w:hAnsi="맑은 고딕" w:eastAsia="맑은 고딕"/>
-          <w:b w:val="0"/>
-          <w:sz w:val="17"/>
-          <w:u w:val="single"/>
-        </w:rPr>
-        <w:t>we often take them for granted</w:t>
-      </w:r>
-      <w:r>
-        <w:rPr>
-          <w:rFonts w:ascii="맑은 고딕" w:hAnsi="맑은 고딕" w:eastAsia="맑은 고딕"/>
-          <w:b w:val="0"/>
-          <w:sz w:val="17"/>
-          <w:u w:val="none"/>
-        </w:rPr>
-        <w:t>, especially when our senses function normally or are corrected to normal with aids like glasses.</w:t>
-      </w:r>
-    </w:p>
-    <w:p>
-      <w:pPr>
-        <w:spacing w:before="0" w:after="0" w:line="288" w:lineRule="auto"/>
-        <w:ind w:left="40"/>
-        <w:snapToGrid w:val="0"/>
-        <w:pBdr>
-          <w:top w:val="single" w:sz="4" w:space="2" w:color="9B6BD0"/>
-          <w:left w:val="single" w:sz="4" w:space="2" w:color="9B6BD0"/>
-          <w:bottom w:val="single" w:sz="4" w:space="2" w:color="9B6BD0"/>
-          <w:right w:val="single" w:sz="4" w:space="2" w:color="9B6BD0"/>
-        </w:pBdr>
-        <w:shd w:val="clear" w:color="auto" w:fill="FAF5FF"/>
-      </w:pPr>
-      <w:r>
-        <w:rPr>
-          <w:rFonts w:ascii="맑은 고딕" w:hAnsi="맑은 고딕" w:eastAsia="맑은 고딕"/>
-          <w:b/>
-          <w:sz w:val="17"/>
-          <w:u w:val="none"/>
-        </w:rPr>
-        <w:t>&lt;조 건&gt;</w:t>
-      </w:r>
-    </w:p>
-    <w:p>
-      <w:pPr>
-        <w:spacing w:before="0" w:after="60" w:line="288" w:lineRule="auto"/>
-        <w:ind w:left="40"/>
-        <w:snapToGrid w:val="0"/>
-        <w:pBdr>
-          <w:top w:val="single" w:sz="4" w:space="2" w:color="9B6BD0"/>
-          <w:left w:val="single" w:sz="4" w:space="2" w:color="9B6BD0"/>
-          <w:bottom w:val="single" w:sz="4" w:space="2" w:color="9B6BD0"/>
-          <w:right w:val="single" w:sz="4" w:space="2" w:color="9B6BD0"/>
-        </w:pBdr>
-        <w:shd w:val="clear" w:color="auto" w:fill="FAF5FF"/>
-      </w:pPr>
-      <w:r>
-        <w:rPr>
-          <w:rFonts w:ascii="맑은 고딕" w:hAnsi="맑은 고딕" w:eastAsia="맑은 고딕"/>
-          <w:b w:val="0"/>
-          <w:sz w:val="17"/>
-          <w:u w:val="none"/>
-        </w:rPr>
-        <w:t>1. 밑줄 친 부분의 목적어를 주어로 하는 수동태로 쓸 것</w:t>
-      </w:r>
-    </w:p>
-    <w:p>
-      <w:pPr>
-        <w:spacing w:before="0" w:after="40" w:line="360" w:lineRule="auto"/>
-        <w:snapToGrid w:val="0"/>
-      </w:pPr>
-      <w:r>
-        <w:rPr>
-          <w:rFonts w:ascii="맑은 고딕" w:hAnsi="맑은 고딕" w:eastAsia="맑은 고딕"/>
-          <w:b w:val="0"/>
-          <w:sz w:val="17"/>
-          <w:u w:val="none"/>
-        </w:rPr>
-        <w:t>→ …, yet ________ ________ ________ ________ ________ ________, especially when our senses function normally.</w:t>
-      </w:r>
-    </w:p>
-    <w:p>
-      <w:pPr>
-        <w:keepNext/>
-        <w:spacing w:before="80" w:after="20" w:line="276" w:lineRule="auto"/>
-        <w:snapToGrid w:val="0"/>
-      </w:pPr>
-      <w:r>
-        <w:rPr>
-          <w:rFonts w:ascii="맑은 고딕" w:hAnsi="맑은 고딕" w:eastAsia="맑은 고딕"/>
-          <w:b/>
-          <w:sz w:val="17"/>
-          <w:u w:val="none"/>
-        </w:rPr>
-        <w:t>36-서2.</w:t>
-      </w:r>
-      <w:r>
-        <w:rPr>
-          <w:rFonts w:ascii="맑은 고딕" w:hAnsi="맑은 고딕" w:eastAsia="맑은 고딕"/>
-          <w:b w:val="0"/>
-          <w:sz w:val="17"/>
-          <w:u w:val="none"/>
-        </w:rPr>
-        <w:t xml:space="preserve"> 다음 글의 내용을 요약한 문장의 빈칸 (A)~(C)에 들어갈 말을 &lt;보기&gt;에서 골라 쓰시오. (단, 필요한 경우 어형을 바꾸고, 각 빈칸에 한 단어만 쓸 것) [3.0점]</w:t>
-      </w:r>
-    </w:p>
-    <w:p>
-      <w:pPr>
-        <w:spacing w:before="0" w:after="60" w:line="288" w:lineRule="auto"/>
-        <w:ind w:left="40"/>
-        <w:snapToGrid w:val="0"/>
-        <w:pBdr>
-          <w:top w:val="single" w:sz="4" w:space="2" w:color="999999"/>
-          <w:left w:val="single" w:sz="4" w:space="2" w:color="999999"/>
-          <w:bottom w:val="single" w:sz="4" w:space="2" w:color="999999"/>
-          <w:right w:val="single" w:sz="4" w:space="2" w:color="999999"/>
-        </w:pBdr>
-        <w:shd w:val="clear" w:color="auto" w:fill="F6F3EA"/>
-      </w:pPr>
-      <w:r>
-        <w:rPr>
-          <w:rFonts w:ascii="맑은 고딕" w:hAnsi="맑은 고딕" w:eastAsia="맑은 고딕"/>
-          <w:b w:val="0"/>
-          <w:sz w:val="17"/>
-          <w:u w:val="none"/>
-        </w:rPr>
-        <w:t>We rarely notice multisensory experiences, even though they are a central part of everyday life. A regular meal is a fusion of the senses: we eat first with our eyes, and food textures, tastes, and smells follow. The sounds around us while we eat, including our own chewing, influence the experience as well.</w:t>
-      </w:r>
-    </w:p>
-    <w:p>
-      <w:pPr>
-        <w:spacing w:before="0" w:after="60" w:line="288" w:lineRule="auto"/>
-        <w:ind w:left="40"/>
-        <w:snapToGrid w:val="0"/>
-        <w:pBdr>
-          <w:top w:val="single" w:sz="4" w:space="2" w:color="C99B4E"/>
-          <w:left w:val="single" w:sz="4" w:space="2" w:color="C99B4E"/>
-          <w:bottom w:val="single" w:sz="4" w:space="2" w:color="C99B4E"/>
-          <w:right w:val="single" w:sz="4" w:space="2" w:color="C99B4E"/>
-        </w:pBdr>
-        <w:shd w:val="clear" w:color="auto" w:fill="FFF8E1"/>
-      </w:pPr>
-      <w:r>
-        <w:rPr>
-          <w:rFonts w:ascii="맑은 고딕" w:hAnsi="맑은 고딕" w:eastAsia="맑은 고딕"/>
-          <w:b w:val="0"/>
-          <w:sz w:val="17"/>
-          <w:u w:val="none"/>
-        </w:rPr>
-        <w:t>Although often ___(A)___ for granted, everyday experiences such as eating involve many senses: the look, texture, taste, and smell of food, ___(B)___ with the sounds ___(C)___ us, all affect the experience.</w:t>
-      </w:r>
-    </w:p>
-    <w:p>
-      <w:pPr>
-        <w:spacing w:before="0" w:after="60" w:line="288" w:lineRule="auto"/>
-        <w:ind w:left="40"/>
-        <w:snapToGrid w:val="0"/>
-        <w:pBdr>
-          <w:top w:val="single" w:sz="4" w:space="2" w:color="9B6BD0"/>
-          <w:left w:val="single" w:sz="4" w:space="2" w:color="9B6BD0"/>
-          <w:bottom w:val="single" w:sz="4" w:space="2" w:color="9B6BD0"/>
-          <w:right w:val="single" w:sz="4" w:space="2" w:color="9B6BD0"/>
-        </w:pBdr>
-        <w:shd w:val="clear" w:color="auto" w:fill="FAF5FF"/>
-      </w:pPr>
-      <w:r>
-        <w:rPr>
-          <w:rFonts w:ascii="맑은 고딕" w:hAnsi="맑은 고딕" w:eastAsia="맑은 고딕"/>
-          <w:b/>
-          <w:sz w:val="17"/>
-          <w:u w:val="none"/>
-        </w:rPr>
-        <w:t>&lt;보 기&gt;</w:t>
-      </w:r>
-      <w:r>
-        <w:rPr>
-          <w:rFonts w:ascii="맑은 고딕" w:hAnsi="맑은 고딕" w:eastAsia="맑은 고딕"/>
-          <w:b w:val="0"/>
-          <w:sz w:val="17"/>
-          <w:u w:val="none"/>
-        </w:rPr>
-        <w:t xml:space="preserve"> correct / take / reveal / combine / expose / consider / surround / function / chew / seem / inspect / stop</w:t>
-      </w:r>
-    </w:p>
-    <w:p>
-      <w:pPr>
-        <w:spacing w:before="0" w:after="40" w:line="360" w:lineRule="auto"/>
-        <w:snapToGrid w:val="0"/>
-      </w:pPr>
-      <w:r>
-        <w:rPr>
-          <w:rFonts w:ascii="맑은 고딕" w:hAnsi="맑은 고딕" w:eastAsia="맑은 고딕"/>
-          <w:b w:val="0"/>
-          <w:sz w:val="17"/>
-          <w:u w:val="none"/>
-        </w:rPr>
-        <w:t>(A) ______________   (B) ______________   (C) ______________</w:t>
+        <w:t>⑤ (C) – (B) – (A)</w:t>
       </w:r>
     </w:p>
     <w:p>
@@ -3837,7 +4174,7 @@
           <w:sz w:val="15"/>
           <w:u w:val="none"/>
         </w:rPr>
-        <w:t xml:space="preserve"> 정답 ②</w:t>
+        <w:t xml:space="preserve"> 정답 ⑤ — (a) ○ (b) ✕ (c) ○ (d) ○ (e) ✕</w:t>
       </w:r>
     </w:p>
     <w:p>
@@ -3862,7 +4199,7 @@
           <w:sz w:val="15"/>
           <w:u w:val="none"/>
         </w:rPr>
-        <w:t xml:space="preserve"> 정답 ④</w:t>
+        <w:t xml:space="preserve"> 정답 ② — ⓑ reveal → reveals / ⓒ which → in which / ⓔ that influences → that influence</w:t>
       </w:r>
     </w:p>
     <w:p>
@@ -3887,7 +4224,7 @@
           <w:sz w:val="15"/>
           <w:u w:val="none"/>
         </w:rPr>
-        <w:t xml:space="preserve"> 정답 ①, ②</w:t>
+        <w:t xml:space="preserve"> 정답 ③ — central · ordinary · countless</w:t>
       </w:r>
     </w:p>
     <w:p>
@@ -3912,7 +4249,7 @@
           <w:sz w:val="15"/>
           <w:u w:val="none"/>
         </w:rPr>
-        <w:t xml:space="preserve"> 정답 ② (exceptional → ordinary)</w:t>
+        <w:t xml:space="preserve"> 정답 ④</w:t>
       </w:r>
     </w:p>
     <w:p>
@@ -3937,7 +4274,7 @@
           <w:sz w:val="15"/>
           <w:u w:val="none"/>
         </w:rPr>
-        <w:t xml:space="preserve"> 정답 ③ — (A) ○ (B) ✕ (C) ○ (D) ✕</w:t>
+        <w:t xml:space="preserve"> 정답 ②</w:t>
       </w:r>
     </w:p>
     <w:p>
@@ -3962,7 +4299,7 @@
           <w:sz w:val="15"/>
           <w:u w:val="none"/>
         </w:rPr>
-        <w:t xml:space="preserve"> 정답 ⑤</w:t>
+        <w:t xml:space="preserve"> 정답 ①</w:t>
       </w:r>
     </w:p>
     <w:p>
@@ -3987,7 +4324,7 @@
           <w:sz w:val="15"/>
           <w:u w:val="none"/>
         </w:rPr>
-        <w:t xml:space="preserve"> 정답 ④</w:t>
+        <w:t xml:space="preserve"> 정답 ③</w:t>
       </w:r>
     </w:p>
     <w:p>
@@ -4003,7 +4340,7 @@
           <w:sz w:val="15"/>
           <w:u w:val="none"/>
         </w:rPr>
-        <w:t>36-8</w:t>
+        <w:t>36-서1</w:t>
       </w:r>
       <w:r>
         <w:rPr>
@@ -4012,7 +4349,7 @@
           <w:sz w:val="15"/>
           <w:u w:val="none"/>
         </w:rPr>
-        <w:t xml:space="preserve"> 정답 ①</w:t>
+        <w:t xml:space="preserve"> (1) fuses  (2) interact  (3) remarkably</w:t>
       </w:r>
     </w:p>
     <w:p>
@@ -4028,7 +4365,7 @@
           <w:sz w:val="15"/>
           <w:u w:val="none"/>
         </w:rPr>
-        <w:t>36-서1</w:t>
+        <w:t>36-서2</w:t>
       </w:r>
       <w:r>
         <w:rPr>
@@ -4037,7 +4374,7 @@
           <w:sz w:val="15"/>
           <w:u w:val="none"/>
         </w:rPr>
-        <w:t xml:space="preserve"> they are often taken for granted</w:t>
+        <w:t xml:space="preserve"> Although multisensory experiences are a central part of our everyday lives, we often take them for granted. (제외: yet)</w:t>
       </w:r>
     </w:p>
     <w:p>
@@ -4053,7 +4390,7 @@
           <w:sz w:val="15"/>
           <w:u w:val="none"/>
         </w:rPr>
-        <w:t>36-서2</w:t>
+        <w:t>36-8</w:t>
       </w:r>
       <w:r>
         <w:rPr>
@@ -4062,7 +4399,7 @@
           <w:sz w:val="15"/>
           <w:u w:val="none"/>
         </w:rPr>
-        <w:t xml:space="preserve"> (A) taken  (B) combined  (C) surrounding</w:t>
+        <w:t xml:space="preserve"> 정답 ④</w:t>
       </w:r>
     </w:p>
     <w:p>
@@ -4103,7 +4440,7 @@
           <w:sz w:val="14"/>
           <w:u w:val="none"/>
         </w:rPr>
-        <w:t xml:space="preserve"> 원문 a fusion of the senses를 fusion → blend, the senses → many senses working at the same time으로 환언. </w:t>
+        <w:t xml:space="preserve"> </w:t>
       </w:r>
       <w:r>
         <w:rPr>
@@ -4112,7 +4449,7 @@
           <w:sz w:val="14"/>
           <w:u w:val="none"/>
         </w:rPr>
-        <w:t>⑤ [한 끗]</w:t>
+        <w:t>(c)(d) [decoy]</w:t>
       </w:r>
       <w:r>
         <w:rPr>
@@ -4121,7 +4458,7 @@
           <w:sz w:val="14"/>
           <w:u w:val="none"/>
         </w:rPr>
-        <w:t xml:space="preserve"> 글의 내용(당연하게 여긴다)과 일치하지만, but 뒤 빈칸은 ‘평범해 보인다’와 </w:t>
+        <w:t xml:space="preserve"> 둘 다 옳은 진술 — 하나라도 고르면 ②·③·④. </w:t>
       </w:r>
       <w:r>
         <w:rPr>
@@ -4130,7 +4467,7 @@
           <w:sz w:val="14"/>
           <w:u w:val="none"/>
         </w:rPr>
-        <w:t>대비되는</w:t>
+        <w:t>(e) [부정 반전]</w:t>
       </w:r>
       <w:r>
         <w:rPr>
@@ -4139,43 +4476,7 @@
           <w:sz w:val="14"/>
           <w:u w:val="none"/>
         </w:rPr>
-        <w:t xml:space="preserve"> 내용이어야 한다 — ⑤는 앞 절의 반복. </w:t>
-      </w:r>
-      <w:r>
-        <w:rPr>
-          <w:rFonts w:ascii="맑은 고딕" w:hAnsi="맑은 고딕" w:eastAsia="맑은 고딕"/>
-          <w:b/>
-          <w:sz w:val="14"/>
-          <w:u w:val="none"/>
-        </w:rPr>
-        <w:t>④ [한 끗]</w:t>
-      </w:r>
-      <w:r>
-        <w:rPr>
-          <w:rFonts w:ascii="맑은 고딕" w:hAnsi="맑은 고딕" w:eastAsia="맑은 고딕"/>
-          <w:b w:val="0"/>
-          <w:sz w:val="14"/>
-          <w:u w:val="none"/>
-        </w:rPr>
-        <w:t xml:space="preserve"> We first eat with our eyes에서 끌어온 선지이나, 시각이 ‘먼저’일 뿐 다른 감각을 누른다는 말은 없다. </w:t>
-      </w:r>
-      <w:r>
-        <w:rPr>
-          <w:rFonts w:ascii="맑은 고딕" w:hAnsi="맑은 고딕" w:eastAsia="맑은 고딕"/>
-          <w:b/>
-          <w:sz w:val="14"/>
-          <w:u w:val="none"/>
-        </w:rPr>
-        <w:t>①③</w:t>
-      </w:r>
-      <w:r>
-        <w:rPr>
-          <w:rFonts w:ascii="맑은 고딕" w:hAnsi="맑은 고딕" w:eastAsia="맑은 고딕"/>
-          <w:b w:val="0"/>
-          <w:sz w:val="14"/>
-          <w:u w:val="none"/>
-        </w:rPr>
-        <w:t xml:space="preserve"> 기술·문화는 언급 없음.</w:t>
+        <w:t xml:space="preserve"> Even the sounds의 Even(~조차)을 놓치면 소리는 예외라고 착각.</w:t>
       </w:r>
     </w:p>
     <w:p>
@@ -4200,7 +4501,7 @@
           <w:sz w:val="14"/>
           <w:u w:val="none"/>
         </w:rPr>
-        <w:t xml:space="preserve"> eat with our eyes = 눈(시각)으로 음식을 경험하다, first = 맛보기 전에. </w:t>
+        <w:t xml:space="preserve"> </w:t>
       </w:r>
       <w:r>
         <w:rPr>
@@ -4209,7 +4510,7 @@
           <w:sz w:val="14"/>
           <w:u w:val="none"/>
         </w:rPr>
-        <w:t>⑤ [한 끗]</w:t>
+        <w:t>ⓑ [거리 함정]</w:t>
       </w:r>
       <w:r>
         <w:rPr>
@@ -4218,7 +4519,7 @@
           <w:sz w:val="14"/>
           <w:u w:val="none"/>
         </w:rPr>
-        <w:t xml:space="preserve"> ‘먹기 전에 본다’는 점은 같지만 감각으로서의 시각이 아니라 정보 읽기 — 글의 초점(감각 신호)과 다르다. </w:t>
+        <w:t xml:space="preserve"> 바로 앞 experiences(복수)에 맞춰 reveal을 옳다고 보기 쉽다 — ④는 이것을 놓친 선지. </w:t>
       </w:r>
       <w:r>
         <w:rPr>
@@ -4227,7 +4528,7 @@
           <w:sz w:val="14"/>
           <w:u w:val="none"/>
         </w:rPr>
-        <w:t>①</w:t>
+        <w:t>ⓔ</w:t>
       </w:r>
       <w:r>
         <w:rPr>
@@ -4236,25 +4537,7 @@
           <w:sz w:val="14"/>
           <w:u w:val="none"/>
         </w:rPr>
-        <w:t xml:space="preserve"> 시각을 선택 기준으로 바꿔 읽은 선지. </w:t>
-      </w:r>
-      <w:r>
-        <w:rPr>
-          <w:rFonts w:ascii="맑은 고딕" w:hAnsi="맑은 고딕" w:eastAsia="맑은 고딕"/>
-          <w:b/>
-          <w:sz w:val="14"/>
-          <w:u w:val="none"/>
-        </w:rPr>
-        <w:t>②</w:t>
-      </w:r>
-      <w:r>
-        <w:rPr>
-          <w:rFonts w:ascii="맑은 고딕" w:hAnsi="맑은 고딕" w:eastAsia="맑은 고딕"/>
-          <w:b w:val="0"/>
-          <w:sz w:val="14"/>
-          <w:u w:val="none"/>
-        </w:rPr>
-        <w:t xml:space="preserve"> 반대 방향.</w:t>
+        <w:t xml:space="preserve"> 가까운 experience(단수)에 끌리면 influences를 옳다고 착각.</w:t>
       </w:r>
     </w:p>
     <w:p>
@@ -4288,7 +4571,7 @@
           <w:sz w:val="14"/>
           <w:u w:val="none"/>
         </w:rPr>
-        <w:t>①</w:t>
+        <w:t>⑤ [한 끗]</w:t>
       </w:r>
       <w:r>
         <w:rPr>
@@ -4297,7 +4580,7 @@
           <w:sz w:val="14"/>
           <w:u w:val="none"/>
         </w:rPr>
-        <w:t xml:space="preserve"> 청각이 식사 경험을 바꿈(본문의 chewing 소리). </w:t>
+        <w:t xml:space="preserve"> (A)(B)는 맞고 (C)만 few — 뒤의 예시 나열과 And it does not stop there와 충돌. </w:t>
       </w:r>
       <w:r>
         <w:rPr>
@@ -4306,7 +4589,7 @@
           <w:sz w:val="14"/>
           <w:u w:val="none"/>
         </w:rPr>
-        <w:t>②</w:t>
+        <w:t>①</w:t>
       </w:r>
       <w:r>
         <w:rPr>
@@ -4315,43 +4598,7 @@
           <w:sz w:val="14"/>
           <w:u w:val="none"/>
         </w:rPr>
-        <w:t xml:space="preserve"> 후각이 빠지자 맛이 달라짐(감각의 융합). </w:t>
-      </w:r>
-      <w:r>
-        <w:rPr>
-          <w:rFonts w:ascii="맑은 고딕" w:hAnsi="맑은 고딕" w:eastAsia="맑은 고딕"/>
-          <w:b/>
-          <w:sz w:val="14"/>
-          <w:u w:val="none"/>
-        </w:rPr>
-        <w:t>③⑤ [감각이 아닌 요인]</w:t>
-      </w:r>
-      <w:r>
-        <w:rPr>
-          <w:rFonts w:ascii="맑은 고딕" w:hAnsi="맑은 고딕" w:eastAsia="맑은 고딕"/>
-          <w:b w:val="0"/>
-          <w:sz w:val="14"/>
-          <w:u w:val="none"/>
-        </w:rPr>
-        <w:t xml:space="preserve"> 지식·남의 말이 영향을 준 사례 — 감각 신호가 아니다. </w:t>
-      </w:r>
-      <w:r>
-        <w:rPr>
-          <w:rFonts w:ascii="맑은 고딕" w:hAnsi="맑은 고딕" w:eastAsia="맑은 고딕"/>
-          <w:b/>
-          <w:sz w:val="14"/>
-          <w:u w:val="none"/>
-        </w:rPr>
-        <w:t>④ [한 끗]</w:t>
-      </w:r>
-      <w:r>
-        <w:rPr>
-          <w:rFonts w:ascii="맑은 고딕" w:hAnsi="맑은 고딕" w:eastAsia="맑은 고딕"/>
-          <w:b w:val="0"/>
-          <w:sz w:val="14"/>
-          <w:u w:val="none"/>
-        </w:rPr>
-        <w:t xml:space="preserve"> ‘당연하게 여긴다’는 글의 첫머리와 통하지만, 여러 감각의 작용을 보여 주는 사례는 아니다(익숙해짐).</w:t>
+        <w:t xml:space="preserve"> minor면 yet(그런데도)의 대비가 사라진다.</w:t>
       </w:r>
     </w:p>
     <w:p>
@@ -4376,7 +4623,7 @@
           <w:sz w:val="14"/>
           <w:u w:val="none"/>
         </w:rPr>
-        <w:t xml:space="preserve"> 특별한 경험이 다감각적이라는 것은 놀랍지 않으므로 even을 쓸 이유가 없다. ‘가장 평범한 경험조차’여야 뒤의 식사 예와 이어진다 → </w:t>
+        <w:t xml:space="preserve"> </w:t>
       </w:r>
       <w:r>
         <w:rPr>
@@ -4385,7 +4632,7 @@
           <w:sz w:val="14"/>
           <w:u w:val="none"/>
         </w:rPr>
-        <w:t>ordinary</w:t>
+        <w:t>④ [범위 축소]</w:t>
       </w:r>
       <w:r>
         <w:rPr>
@@ -4394,7 +4641,7 @@
           <w:sz w:val="14"/>
           <w:u w:val="none"/>
         </w:rPr>
-        <w:t xml:space="preserve">. </w:t>
+        <w:t xml:space="preserve"> both A and B의 A(분위기)를 지우고 ‘뿐’으로 한정. </w:t>
       </w:r>
       <w:r>
         <w:rPr>
@@ -4403,7 +4650,7 @@
           <w:sz w:val="14"/>
           <w:u w:val="none"/>
         </w:rPr>
-        <w:t>① [한 끗 함정]</w:t>
+        <w:t>②</w:t>
       </w:r>
       <w:r>
         <w:rPr>
@@ -4412,25 +4659,7 @@
           <w:sz w:val="14"/>
           <w:u w:val="none"/>
         </w:rPr>
-        <w:t xml:space="preserve"> ‘당연하게 여긴다’는 뒷말 때문에 minor로 의심하기 쉽지만, yet(그런데도)가 ‘중심적인데도 당연시한다’는 대비를 만든다. </w:t>
-      </w:r>
-      <w:r>
-        <w:rPr>
-          <w:rFonts w:ascii="맑은 고딕" w:hAnsi="맑은 고딕" w:eastAsia="맑은 고딕"/>
-          <w:b/>
-          <w:sz w:val="14"/>
-          <w:u w:val="none"/>
-        </w:rPr>
-        <w:t>⑤</w:t>
-      </w:r>
-      <w:r>
-        <w:rPr>
-          <w:rFonts w:ascii="맑은 고딕" w:hAnsi="맑은 고딕" w:eastAsia="맑은 고딕"/>
-          <w:b w:val="0"/>
-          <w:sz w:val="14"/>
-          <w:u w:val="none"/>
-        </w:rPr>
-        <w:t xml:space="preserve"> remarkable과 호응.</w:t>
+        <w:t xml:space="preserve"> corrected to normal — 교정되어 정상이 된 경우를 함께 언급 — 참.</w:t>
       </w:r>
     </w:p>
     <w:p>
@@ -4464,7 +4693,7 @@
           <w:sz w:val="14"/>
           <w:u w:val="none"/>
         </w:rPr>
-        <w:t>(A) ○</w:t>
+        <w:t>① [첫인상 함정]</w:t>
       </w:r>
       <w:r>
         <w:rPr>
@@ -4473,7 +4702,7 @@
           <w:sz w:val="14"/>
           <w:u w:val="none"/>
         </w:rPr>
-        <w:t xml:space="preserve"> a good case로 제시된 예. </w:t>
+        <w:t xml:space="preserve"> ‘처음에는’ 그렇게 보인다는 통념을 필자의 주장으로 오독. </w:t>
       </w:r>
       <w:r>
         <w:rPr>
@@ -4482,7 +4711,7 @@
           <w:sz w:val="14"/>
           <w:u w:val="none"/>
         </w:rPr>
-        <w:t>(B) ✕</w:t>
+        <w:t>④</w:t>
       </w:r>
       <w:r>
         <w:rPr>
@@ -4491,79 +4720,7 @@
           <w:sz w:val="14"/>
           <w:u w:val="none"/>
         </w:rPr>
-        <w:t xml:space="preserve"> 콤마 뒤에 접속사가 없으므로 두 절을 잇는 관계대명사가 필요 → all of </w:t>
-      </w:r>
-      <w:r>
-        <w:rPr>
-          <w:rFonts w:ascii="맑은 고딕" w:hAnsi="맑은 고딕" w:eastAsia="맑은 고딕"/>
-          <w:b/>
-          <w:sz w:val="14"/>
-          <w:u w:val="none"/>
-        </w:rPr>
-        <w:t>which</w:t>
-      </w:r>
-      <w:r>
-        <w:rPr>
-          <w:rFonts w:ascii="맑은 고딕" w:hAnsi="맑은 고딕" w:eastAsia="맑은 고딕"/>
-          <w:b w:val="0"/>
-          <w:sz w:val="14"/>
-          <w:u w:val="none"/>
-        </w:rPr>
-        <w:t xml:space="preserve">. them이면 접속사 없이 절 두 개가 나란히 놓인다. </w:t>
-      </w:r>
-      <w:r>
-        <w:rPr>
-          <w:rFonts w:ascii="맑은 고딕" w:hAnsi="맑은 고딕" w:eastAsia="맑은 고딕"/>
-          <w:b/>
-          <w:sz w:val="14"/>
-          <w:u w:val="none"/>
-        </w:rPr>
-        <w:t>(C) ○</w:t>
-      </w:r>
-      <w:r>
-        <w:rPr>
-          <w:rFonts w:ascii="맑은 고딕" w:hAnsi="맑은 고딕" w:eastAsia="맑은 고딕"/>
-          <w:b w:val="0"/>
-          <w:sz w:val="14"/>
-          <w:u w:val="none"/>
-        </w:rPr>
-        <w:t xml:space="preserve"> 자세히 보면 여러 감각이 관여함을 알게 된다는 취지. </w:t>
-      </w:r>
-      <w:r>
-        <w:rPr>
-          <w:rFonts w:ascii="맑은 고딕" w:hAnsi="맑은 고딕" w:eastAsia="맑은 고딕"/>
-          <w:b/>
-          <w:sz w:val="14"/>
-          <w:u w:val="none"/>
-        </w:rPr>
-        <w:t>(D) ✕</w:t>
-      </w:r>
-      <w:r>
-        <w:rPr>
-          <w:rFonts w:ascii="맑은 고딕" w:hAnsi="맑은 고딕" w:eastAsia="맑은 고딕"/>
-          <w:b w:val="0"/>
-          <w:sz w:val="14"/>
-          <w:u w:val="none"/>
-        </w:rPr>
-        <w:t xml:space="preserve"> 부정 부사 Rarely가 문두에 오면 「조동사 + 주어」로 도치 → Rarely </w:t>
-      </w:r>
-      <w:r>
-        <w:rPr>
-          <w:rFonts w:ascii="맑은 고딕" w:hAnsi="맑은 고딕" w:eastAsia="맑은 고딕"/>
-          <w:b/>
-          <w:sz w:val="14"/>
-          <w:u w:val="none"/>
-        </w:rPr>
-        <w:t>do we notice</w:t>
-      </w:r>
-      <w:r>
-        <w:rPr>
-          <w:rFonts w:ascii="맑은 고딕" w:hAnsi="맑은 고딕" w:eastAsia="맑은 고딕"/>
-          <w:b w:val="0"/>
-          <w:sz w:val="14"/>
-          <w:u w:val="none"/>
-        </w:rPr>
-        <w:t>. → ④는 (D)의 도치를 놓친 경우.</w:t>
+        <w:t xml:space="preserve"> glasses 소재에 끌린 과잉 추론.</w:t>
       </w:r>
     </w:p>
     <w:p>
@@ -4597,7 +4754,7 @@
           <w:sz w:val="14"/>
           <w:u w:val="none"/>
         </w:rPr>
-        <w:t>⑤ [범위 제한]</w:t>
+        <w:t>③ [직역 함정]</w:t>
       </w:r>
       <w:r>
         <w:rPr>
@@ -4606,7 +4763,7 @@
           <w:sz w:val="14"/>
           <w:u w:val="none"/>
         </w:rPr>
-        <w:t xml:space="preserve"> both A and B를 only B, not A로 바꿨다. 씹는 소리가 본문에 직접 나와 일치처럼 보이는 함정. </w:t>
+        <w:t xml:space="preserve"> eyes를 시력으로 받아들인 선지. </w:t>
       </w:r>
       <w:r>
         <w:rPr>
@@ -4615,7 +4772,7 @@
           <w:sz w:val="14"/>
           <w:u w:val="none"/>
         </w:rPr>
-        <w:t>① [한 끗]</w:t>
+        <w:t>④</w:t>
       </w:r>
       <w:r>
         <w:rPr>
@@ -4624,25 +4781,7 @@
           <w:sz w:val="14"/>
           <w:u w:val="none"/>
         </w:rPr>
-        <w:t xml:space="preserve"> take for granted → overlook. </w:t>
-      </w:r>
-      <w:r>
-        <w:rPr>
-          <w:rFonts w:ascii="맑은 고딕" w:hAnsi="맑은 고딕" w:eastAsia="맑은 고딕"/>
-          <w:b/>
-          <w:sz w:val="14"/>
-          <w:u w:val="none"/>
-        </w:rPr>
-        <w:t>④</w:t>
-      </w:r>
-      <w:r>
-        <w:rPr>
-          <w:rFonts w:ascii="맑은 고딕" w:hAnsi="맑은 고딕" w:eastAsia="맑은 고딕"/>
-          <w:b w:val="0"/>
-          <w:sz w:val="14"/>
-          <w:u w:val="none"/>
-        </w:rPr>
-        <w:t xml:space="preserve"> such as food textures, tastes, and smells와 일치.</w:t>
+        <w:t xml:space="preserve"> ‘눈으로 먹는다’를 ‘보기만 해도 먹은 것’으로 과잉 해석.</w:t>
       </w:r>
     </w:p>
     <w:p>
@@ -4667,7 +4806,7 @@
           <w:sz w:val="14"/>
           <w:u w:val="none"/>
         </w:rPr>
-        <w:t xml:space="preserve"> (A) ordinary → simple. (B) fusion of the senses → many senses acting together. </w:t>
+        <w:t xml:space="preserve"> </w:t>
       </w:r>
       <w:r>
         <w:rPr>
@@ -4676,7 +4815,7 @@
           <w:sz w:val="14"/>
           <w:u w:val="none"/>
         </w:rPr>
-        <w:t>③ [한 끗]</w:t>
+        <w:t>③ [소재 연상 함정]</w:t>
       </w:r>
       <w:r>
         <w:rPr>
@@ -4685,43 +4824,7 @@
           <w:sz w:val="14"/>
           <w:u w:val="none"/>
         </w:rPr>
-        <w:t xml:space="preserve"> (B)는 맞지만 (A)가 반대 — 글의 요점은 ‘평범해 보이는’ 경험에 있다. </w:t>
-      </w:r>
-      <w:r>
-        <w:rPr>
-          <w:rFonts w:ascii="맑은 고딕" w:hAnsi="맑은 고딕" w:eastAsia="맑은 고딕"/>
-          <w:b/>
-          <w:sz w:val="14"/>
-          <w:u w:val="none"/>
-        </w:rPr>
-        <w:t>② [한 끗]</w:t>
-      </w:r>
-      <w:r>
-        <w:rPr>
-          <w:rFonts w:ascii="맑은 고딕" w:hAnsi="맑은 고딕" w:eastAsia="맑은 고딕"/>
-          <w:b w:val="0"/>
-          <w:sz w:val="14"/>
-          <w:u w:val="none"/>
-        </w:rPr>
-        <w:t xml:space="preserve"> (A)는 맞지만 (B)가 감각이 아닌 ‘음식의 종류’. </w:t>
-      </w:r>
-      <w:r>
-        <w:rPr>
-          <w:rFonts w:ascii="맑은 고딕" w:hAnsi="맑은 고딕" w:eastAsia="맑은 고딕"/>
-          <w:b/>
-          <w:sz w:val="14"/>
-          <w:u w:val="none"/>
-        </w:rPr>
-        <w:t>①</w:t>
-      </w:r>
-      <w:r>
-        <w:rPr>
-          <w:rFonts w:ascii="맑은 고딕" w:hAnsi="맑은 고딕" w:eastAsia="맑은 고딕"/>
-          <w:b w:val="0"/>
-          <w:sz w:val="14"/>
-          <w:u w:val="none"/>
-        </w:rPr>
-        <w:t xml:space="preserve"> eat first with our eyes를 ‘시각 하나가 지배’로 과장한 선지.</w:t>
+        <w:t xml:space="preserve"> 식사·식당이라는 소재로 자연스러워 보이지만 ‘감각’ 이야기가 아니다. ③을 빼면 ②의 감각 나열이 ④ it does not stop there로 바로 이어진다.</w:t>
       </w:r>
     </w:p>
     <w:p>
@@ -4737,7 +4840,7 @@
           <w:sz w:val="14"/>
           <w:u w:val="none"/>
         </w:rPr>
-        <w:t>36-8</w:t>
+        <w:t>36-서1</w:t>
       </w:r>
       <w:r>
         <w:rPr>
@@ -4746,79 +4849,7 @@
           <w:sz w:val="14"/>
           <w:u w:val="none"/>
         </w:rPr>
-        <w:t xml:space="preserve"> </w:t>
-      </w:r>
-      <w:r>
-        <w:rPr>
-          <w:rFonts w:ascii="맑은 고딕" w:hAnsi="맑은 고딕" w:eastAsia="맑은 고딕"/>
-          <w:b/>
-          <w:sz w:val="14"/>
-          <w:u w:val="none"/>
-        </w:rPr>
-        <w:t>② [지엽]</w:t>
-      </w:r>
-      <w:r>
-        <w:rPr>
-          <w:rFonts w:ascii="맑은 고딕" w:hAnsi="맑은 고딕" w:eastAsia="맑은 고딕"/>
-          <w:b w:val="0"/>
-          <w:sz w:val="14"/>
-          <w:u w:val="none"/>
-        </w:rPr>
-        <w:t xml:space="preserve"> 안경은 ‘감각이 정상일 때’를 설명하는 한 구절일 뿐. </w:t>
-      </w:r>
-      <w:r>
-        <w:rPr>
-          <w:rFonts w:ascii="맑은 고딕" w:hAnsi="맑은 고딕" w:eastAsia="맑은 고딕"/>
-          <w:b/>
-          <w:sz w:val="14"/>
-          <w:u w:val="none"/>
-        </w:rPr>
-        <w:t>③ [한 끗]</w:t>
-      </w:r>
-      <w:r>
-        <w:rPr>
-          <w:rFonts w:ascii="맑은 고딕" w:hAnsi="맑은 고딕" w:eastAsia="맑은 고딕"/>
-          <w:b w:val="0"/>
-          <w:sz w:val="14"/>
-          <w:u w:val="none"/>
-        </w:rPr>
-        <w:t xml:space="preserve"> ‘먼저 눈으로’를 ‘더 중요하다’로 바꾼 선지 — 글은 감각의 우열이 아니라 함께 작용함을 말한다. </w:t>
-      </w:r>
-      <w:r>
-        <w:rPr>
-          <w:rFonts w:ascii="맑은 고딕" w:hAnsi="맑은 고딕" w:eastAsia="맑은 고딕"/>
-          <w:b/>
-          <w:sz w:val="14"/>
-          <w:u w:val="none"/>
-        </w:rPr>
-        <w:t>⑤ [지엽·치환]</w:t>
-      </w:r>
-      <w:r>
-        <w:rPr>
-          <w:rFonts w:ascii="맑은 고딕" w:hAnsi="맑은 고딕" w:eastAsia="맑은 고딕"/>
-          <w:b w:val="0"/>
-          <w:sz w:val="14"/>
-          <w:u w:val="none"/>
-        </w:rPr>
-        <w:t xml:space="preserve"> 분위기의 소리는 여러 요소 중 하나이고, ‘먹는 양’은 언급 없음. </w:t>
-      </w:r>
-      <w:r>
-        <w:rPr>
-          <w:rFonts w:ascii="맑은 고딕" w:hAnsi="맑은 고딕" w:eastAsia="맑은 고딕"/>
-          <w:b/>
-          <w:sz w:val="14"/>
-          <w:u w:val="none"/>
-        </w:rPr>
-        <w:t>④</w:t>
-      </w:r>
-      <w:r>
-        <w:rPr>
-          <w:rFonts w:ascii="맑은 고딕" w:hAnsi="맑은 고딕" w:eastAsia="맑은 고딕"/>
-          <w:b w:val="0"/>
-          <w:sz w:val="14"/>
-          <w:u w:val="none"/>
-        </w:rPr>
-        <w:t xml:space="preserve"> 연구의 어려움은 언급 없음.</w:t>
+        <w:t xml:space="preserve"> (1) fuse ✕ — 3인칭 단수 -s. (2) interacts ✕ — 주어 we. (3) remarkable ✕ — 형용사 수식은 부사. [채점] 각 1점.</w:t>
       </w:r>
     </w:p>
     <w:p>
@@ -4834,7 +4865,7 @@
           <w:sz w:val="14"/>
           <w:u w:val="none"/>
         </w:rPr>
-        <w:t>36-서1</w:t>
+        <w:t>36-서2</w:t>
       </w:r>
       <w:r>
         <w:rPr>
@@ -4843,7 +4874,7 @@
           <w:sz w:val="14"/>
           <w:u w:val="none"/>
         </w:rPr>
-        <w:t xml:space="preserve"> them are … ✕(주어 자리는 주격 they). take–took–</w:t>
+        <w:t xml:space="preserve"> </w:t>
       </w:r>
       <w:r>
         <w:rPr>
@@ -4852,7 +4883,7 @@
           <w:sz w:val="14"/>
           <w:u w:val="none"/>
         </w:rPr>
-        <w:t>taken</w:t>
+        <w:t>…, yet we often take …</w:t>
       </w:r>
       <w:r>
         <w:rPr>
@@ -4861,7 +4892,25 @@
           <w:sz w:val="14"/>
           <w:u w:val="none"/>
         </w:rPr>
-        <w:t>(took ✕). for granted는 그대로 뒤에 남는다(taken granted ✕). 주어가 복수이므로 are. [채점] 주격 they 0.5 · are taken 1.5 · often 위치 0.5 · for granted 0.5.</w:t>
+        <w:t xml:space="preserve"> ✕ — Although와 yet 중복. </w:t>
+      </w:r>
+      <w:r>
+        <w:rPr>
+          <w:rFonts w:ascii="맑은 고딕" w:hAnsi="맑은 고딕" w:eastAsia="맑은 고딕"/>
+          <w:b/>
+          <w:sz w:val="14"/>
+          <w:u w:val="none"/>
+        </w:rPr>
+        <w:t>take for granted them</w:t>
+      </w:r>
+      <w:r>
+        <w:rPr>
+          <w:rFonts w:ascii="맑은 고딕" w:hAnsi="맑은 고딕" w:eastAsia="맑은 고딕"/>
+          <w:b w:val="0"/>
+          <w:sz w:val="14"/>
+          <w:u w:val="none"/>
+        </w:rPr>
+        <w:t xml:space="preserve"> ✕ — 대명사 목적어는 take와 for granted 사이. [채점] 구조 1.5 / 어순 1 / 단어 수·철자 0.5.</w:t>
       </w:r>
     </w:p>
     <w:p>
@@ -4877,7 +4926,7 @@
           <w:sz w:val="14"/>
           <w:u w:val="none"/>
         </w:rPr>
-        <w:t>36-서2</w:t>
+        <w:t>36-8</w:t>
       </w:r>
       <w:r>
         <w:rPr>
@@ -4895,7 +4944,7 @@
           <w:sz w:val="14"/>
           <w:u w:val="none"/>
         </w:rPr>
-        <w:t>(A)</w:t>
+        <w:t>⑤ [한 끗]</w:t>
       </w:r>
       <w:r>
         <w:rPr>
@@ -4904,97 +4953,7 @@
           <w:sz w:val="14"/>
           <w:u w:val="none"/>
         </w:rPr>
-        <w:t xml:space="preserve"> Although (they are) often + p.p., take ~ for granted의 수동 → </w:t>
-      </w:r>
-      <w:r>
-        <w:rPr>
-          <w:rFonts w:ascii="맑은 고딕" w:hAnsi="맑은 고딕" w:eastAsia="맑은 고딕"/>
-          <w:b/>
-          <w:sz w:val="14"/>
-          <w:u w:val="none"/>
-        </w:rPr>
-        <w:t>taken</w:t>
-      </w:r>
-      <w:r>
-        <w:rPr>
-          <w:rFonts w:ascii="맑은 고딕" w:hAnsi="맑은 고딕" w:eastAsia="맑은 고딕"/>
-          <w:b w:val="0"/>
-          <w:sz w:val="14"/>
-          <w:u w:val="none"/>
-        </w:rPr>
-        <w:t xml:space="preserve">. </w:t>
-      </w:r>
-      <w:r>
-        <w:rPr>
-          <w:rFonts w:ascii="맑은 고딕" w:hAnsi="맑은 고딕" w:eastAsia="맑은 고딕"/>
-          <w:b/>
-          <w:sz w:val="14"/>
-          <w:u w:val="none"/>
-        </w:rPr>
-        <w:t>(B)</w:t>
-      </w:r>
-      <w:r>
-        <w:rPr>
-          <w:rFonts w:ascii="맑은 고딕" w:hAnsi="맑은 고딕" w:eastAsia="맑은 고딕"/>
-          <w:b w:val="0"/>
-          <w:sz w:val="14"/>
-          <w:u w:val="none"/>
-        </w:rPr>
-        <w:t xml:space="preserve"> 삽입된 분사구, ‘~와 결합되어’ → </w:t>
-      </w:r>
-      <w:r>
-        <w:rPr>
-          <w:rFonts w:ascii="맑은 고딕" w:hAnsi="맑은 고딕" w:eastAsia="맑은 고딕"/>
-          <w:b/>
-          <w:sz w:val="14"/>
-          <w:u w:val="none"/>
-        </w:rPr>
-        <w:t>combined</w:t>
-      </w:r>
-      <w:r>
-        <w:rPr>
-          <w:rFonts w:ascii="맑은 고딕" w:hAnsi="맑은 고딕" w:eastAsia="맑은 고딕"/>
-          <w:b w:val="0"/>
-          <w:sz w:val="14"/>
-          <w:u w:val="none"/>
-        </w:rPr>
-        <w:t xml:space="preserve"> with. </w:t>
-      </w:r>
-      <w:r>
-        <w:rPr>
-          <w:rFonts w:ascii="맑은 고딕" w:hAnsi="맑은 고딕" w:eastAsia="맑은 고딕"/>
-          <w:b/>
-          <w:sz w:val="14"/>
-          <w:u w:val="none"/>
-        </w:rPr>
-        <w:t>(C)</w:t>
-      </w:r>
-      <w:r>
-        <w:rPr>
-          <w:rFonts w:ascii="맑은 고딕" w:hAnsi="맑은 고딕" w:eastAsia="맑은 고딕"/>
-          <w:b w:val="0"/>
-          <w:sz w:val="14"/>
-          <w:u w:val="none"/>
-        </w:rPr>
-        <w:t xml:space="preserve"> the sounds를 뒤에서 수식, 소리가 우리를 ‘둘러싸는’ 능동 → </w:t>
-      </w:r>
-      <w:r>
-        <w:rPr>
-          <w:rFonts w:ascii="맑은 고딕" w:hAnsi="맑은 고딕" w:eastAsia="맑은 고딕"/>
-          <w:b/>
-          <w:sz w:val="14"/>
-          <w:u w:val="none"/>
-        </w:rPr>
-        <w:t>surrounding</w:t>
-      </w:r>
-      <w:r>
-        <w:rPr>
-          <w:rFonts w:ascii="맑은 고딕" w:hAnsi="맑은 고딕" w:eastAsia="맑은 고딕"/>
-          <w:b w:val="0"/>
-          <w:sz w:val="14"/>
-          <w:u w:val="none"/>
-        </w:rPr>
-        <w:t>(surrounded는 소리가 둘러싸이는 뜻이 됨). 과거분사 2 + 현재분사 1. [채점] 각 1점, 어형 오류 0점.</w:t>
+        <w:t xml:space="preserve"> (C) 뒤 (B)를 두면 ‘거기서 그치지 않는다’가 받을 감각 나열이 없다.</w:t>
       </w:r>
     </w:p>
     <w:p>

--- a/shinmok1/pack/2510/H1MOGO25-10_36_SET.docx
+++ b/shinmok1/pack/2510/H1MOGO25-10_36_SET.docx
@@ -107,7 +107,7 @@
     </w:p>
     <w:p>
       <w:pPr>
-        <w:spacing w:before="0" w:after="20" w:line="360" w:lineRule="auto"/>
+        <w:spacing w:before="0" w:after="20" w:line="300" w:lineRule="auto"/>
         <w:jc w:val="both"/>
         <w:snapToGrid w:val="0"/>
       </w:pPr>
@@ -134,20 +134,11 @@
       <w:r>
         <w:rPr>
           <w:rFonts w:ascii="맑은 고딕" w:hAnsi="맑은 고딕" w:eastAsia="맑은 고딕"/>
-          <w:b/>
-          <w:sz w:val="17"/>
-          <w:u w:val="none"/>
-        </w:rPr>
-        <w:t>[ central / marginal ]</w:t>
-      </w:r>
-      <w:r>
-        <w:rPr>
-          <w:rFonts w:ascii="맑은 고딕" w:hAnsi="맑은 고딕" w:eastAsia="맑은 고딕"/>
           <w:b w:val="0"/>
           <w:sz w:val="17"/>
           <w:u w:val="none"/>
         </w:rPr>
-        <w:t xml:space="preserve"> part of our everyday lives, yet we often take them for </w:t>
+        <w:t xml:space="preserve">c________ part of our everyday lives, yet we often </w:t>
       </w:r>
       <w:r>
         <w:rPr>
@@ -163,11 +154,20 @@
       <w:r>
         <w:rPr>
           <w:rFonts w:ascii="맑은 고딕" w:hAnsi="맑은 고딕" w:eastAsia="맑은 고딕"/>
+          <w:b/>
+          <w:sz w:val="17"/>
+          <w:u w:val="none"/>
+        </w:rPr>
+        <w:t>[ take / took ]</w:t>
+      </w:r>
+      <w:r>
+        <w:rPr>
+          <w:rFonts w:ascii="맑은 고딕" w:hAnsi="맑은 고딕" w:eastAsia="맑은 고딕"/>
           <w:b w:val="0"/>
           <w:sz w:val="17"/>
           <w:u w:val="none"/>
         </w:rPr>
-        <w:t xml:space="preserve">g________, especially when our senses function </w:t>
+        <w:t xml:space="preserve"> them for </w:t>
       </w:r>
       <w:r>
         <w:rPr>
@@ -183,20 +183,11 @@
       <w:r>
         <w:rPr>
           <w:rFonts w:ascii="맑은 고딕" w:hAnsi="맑은 고딕" w:eastAsia="맑은 고딕"/>
-          <w:b/>
-          <w:sz w:val="17"/>
-          <w:u w:val="none"/>
-        </w:rPr>
-        <w:t>[ normally / normal ]</w:t>
-      </w:r>
-      <w:r>
-        <w:rPr>
-          <w:rFonts w:ascii="맑은 고딕" w:hAnsi="맑은 고딕" w:eastAsia="맑은 고딕"/>
           <w:b w:val="0"/>
           <w:sz w:val="17"/>
           <w:u w:val="none"/>
         </w:rPr>
-        <w:t xml:space="preserve"> or </w:t>
+        <w:t xml:space="preserve">g________, especially when our senses function normally or are </w:t>
       </w:r>
       <w:r>
         <w:rPr>
@@ -216,7 +207,7 @@
           <w:sz w:val="17"/>
           <w:u w:val="none"/>
         </w:rPr>
-        <w:t>[ are / is ]</w:t>
+        <w:t>[ corrected / correcting ]</w:t>
       </w:r>
       <w:r>
         <w:rPr>
@@ -225,7 +216,7 @@
           <w:sz w:val="17"/>
           <w:u w:val="none"/>
         </w:rPr>
-        <w:t xml:space="preserve"> corrected to normal with aids like glasses. However, closer </w:t>
+        <w:t xml:space="preserve"> to normal with aids like glasses. However, closer </w:t>
       </w:r>
       <w:r>
         <w:rPr>
@@ -245,7 +236,7 @@
           <w:sz w:val="17"/>
           <w:u w:val="none"/>
         </w:rPr>
-        <w:t xml:space="preserve">________(inspect) to any, even the most ordinary experiences, </w:t>
+        <w:t xml:space="preserve">________(inspect) to any, even the most </w:t>
       </w:r>
       <w:r>
         <w:rPr>
@@ -265,7 +256,7 @@
           <w:sz w:val="17"/>
           <w:u w:val="none"/>
         </w:rPr>
-        <w:t>[ reveals / reveal ]</w:t>
+        <w:t>[ ordinary / extraordinary ]</w:t>
       </w:r>
       <w:r>
         <w:rPr>
@@ -274,7 +265,7 @@
           <w:sz w:val="17"/>
           <w:u w:val="none"/>
         </w:rPr>
-        <w:t xml:space="preserve"> the </w:t>
+        <w:t xml:space="preserve"> experiences, </w:t>
       </w:r>
       <w:r>
         <w:rPr>
@@ -294,7 +285,7 @@
           <w:sz w:val="17"/>
           <w:u w:val="none"/>
         </w:rPr>
-        <w:t>[ remarkable / unremarkable ]</w:t>
+        <w:t>[ reveals / reveal ]</w:t>
       </w:r>
       <w:r>
         <w:rPr>
@@ -303,7 +294,7 @@
           <w:sz w:val="17"/>
           <w:u w:val="none"/>
         </w:rPr>
-        <w:t xml:space="preserve"> multisensory world in </w:t>
+        <w:t xml:space="preserve"> the </w:t>
       </w:r>
       <w:r>
         <w:rPr>
@@ -323,7 +314,7 @@
           <w:sz w:val="17"/>
           <w:u w:val="none"/>
         </w:rPr>
-        <w:t>[ which / that ]</w:t>
+        <w:t>[ remarkable / unremarkable ]</w:t>
       </w:r>
       <w:r>
         <w:rPr>
@@ -332,7 +323,7 @@
           <w:sz w:val="17"/>
           <w:u w:val="none"/>
         </w:rPr>
-        <w:t xml:space="preserve"> we live. Consider the experience of </w:t>
+        <w:t xml:space="preserve"> multisensory world </w:t>
       </w:r>
       <w:r>
         <w:rPr>
@@ -348,11 +339,20 @@
       <w:r>
         <w:rPr>
           <w:rFonts w:ascii="맑은 고딕" w:hAnsi="맑은 고딕" w:eastAsia="맑은 고딕"/>
+          <w:b/>
+          <w:sz w:val="17"/>
+          <w:u w:val="none"/>
+        </w:rPr>
+        <w:t>[ in which / which ]</w:t>
+      </w:r>
+      <w:r>
+        <w:rPr>
+          <w:rFonts w:ascii="맑은 고딕" w:hAnsi="맑은 고딕" w:eastAsia="맑은 고딕"/>
           <w:b w:val="0"/>
           <w:sz w:val="17"/>
           <w:u w:val="none"/>
         </w:rPr>
-        <w:t xml:space="preserve">________(eat) a regular meal. At first, it may seem like an ordinary experience, but it is </w:t>
+        <w:t xml:space="preserve"> we live. Consider the experience of </w:t>
       </w:r>
       <w:r>
         <w:rPr>
@@ -372,7 +372,7 @@
           <w:sz w:val="17"/>
           <w:u w:val="none"/>
         </w:rPr>
-        <w:t>[ actually / actual ]</w:t>
+        <w:t>[ eating / to eat ]</w:t>
       </w:r>
       <w:r>
         <w:rPr>
@@ -381,7 +381,7 @@
           <w:sz w:val="17"/>
           <w:u w:val="none"/>
         </w:rPr>
-        <w:t xml:space="preserve"> a </w:t>
+        <w:t xml:space="preserve"> a regular meal. At first, it may seem like an ordinary experience, but it is </w:t>
       </w:r>
       <w:r>
         <w:rPr>
@@ -397,11 +397,20 @@
       <w:r>
         <w:rPr>
           <w:rFonts w:ascii="맑은 고딕" w:hAnsi="맑은 고딕" w:eastAsia="맑은 고딕"/>
+          <w:b/>
+          <w:sz w:val="17"/>
+          <w:u w:val="none"/>
+        </w:rPr>
+        <w:t>[ actually / actual ]</w:t>
+      </w:r>
+      <w:r>
+        <w:rPr>
+          <w:rFonts w:ascii="맑은 고딕" w:hAnsi="맑은 고딕" w:eastAsia="맑은 고딕"/>
           <w:b w:val="0"/>
           <w:sz w:val="17"/>
           <w:u w:val="none"/>
         </w:rPr>
-        <w:t xml:space="preserve">f________ of the senses. We first eat with our </w:t>
+        <w:t xml:space="preserve"> a </w:t>
       </w:r>
       <w:r>
         <w:rPr>
@@ -421,7 +430,7 @@
           <w:sz w:val="17"/>
           <w:u w:val="none"/>
         </w:rPr>
-        <w:t xml:space="preserve">e________, but we are also </w:t>
+        <w:t xml:space="preserve">f________ of the senses. We first eat with our eyes, but we are also </w:t>
       </w:r>
       <w:r>
         <w:rPr>
@@ -499,7 +508,7 @@
           <w:sz w:val="17"/>
           <w:u w:val="none"/>
         </w:rPr>
-        <w:t xml:space="preserve">________(sense) signals </w:t>
+        <w:t xml:space="preserve">________(sense) signals that </w:t>
       </w:r>
       <w:r>
         <w:rPr>
@@ -519,7 +528,7 @@
           <w:sz w:val="17"/>
           <w:u w:val="none"/>
         </w:rPr>
-        <w:t>[ that / what ]</w:t>
+        <w:t>[ influence / influences ]</w:t>
       </w:r>
       <w:r>
         <w:rPr>
@@ -528,7 +537,7 @@
           <w:sz w:val="17"/>
           <w:u w:val="none"/>
         </w:rPr>
-        <w:t xml:space="preserve"> influence our eating experience such as food textures, tastes, and smells. And it does not stop there. Even the sounds that come both from the </w:t>
+        <w:t xml:space="preserve"> our eating experience such as food </w:t>
       </w:r>
       <w:r>
         <w:rPr>
@@ -548,7 +557,7 @@
           <w:sz w:val="17"/>
           <w:u w:val="none"/>
         </w:rPr>
-        <w:t xml:space="preserve">a________ in which we eat and our </w:t>
+        <w:t xml:space="preserve">t________, tastes, and smells. And it does not stop there. Even the sounds that come both from the </w:t>
       </w:r>
       <w:r>
         <w:rPr>
@@ -568,7 +577,7 @@
           <w:sz w:val="17"/>
           <w:u w:val="none"/>
         </w:rPr>
-        <w:t xml:space="preserve">________(interact) with the food (such as </w:t>
+        <w:t xml:space="preserve">________(atmosphere) in which we eat and our </w:t>
       </w:r>
       <w:r>
         <w:rPr>
@@ -588,7 +597,7 @@
           <w:sz w:val="17"/>
           <w:u w:val="none"/>
         </w:rPr>
-        <w:t xml:space="preserve">c________) and the tools we use </w:t>
+        <w:t xml:space="preserve">________(interact) with the food (such as chewing) and the tools we use </w:t>
       </w:r>
       <w:r>
         <w:rPr>
@@ -617,7 +626,7 @@
           <w:sz w:val="17"/>
           <w:u w:val="none"/>
         </w:rPr>
-        <w:t xml:space="preserve"> </w:t>
+        <w:t xml:space="preserve"> influence our eating </w:t>
       </w:r>
       <w:r>
         <w:rPr>
@@ -633,20 +642,11 @@
       <w:r>
         <w:rPr>
           <w:rFonts w:ascii="맑은 고딕" w:hAnsi="맑은 고딕" w:eastAsia="맑은 고딕"/>
-          <w:b/>
-          <w:sz w:val="17"/>
-          <w:u w:val="none"/>
-        </w:rPr>
-        <w:t>[ influence / influences ]</w:t>
-      </w:r>
-      <w:r>
-        <w:rPr>
-          <w:rFonts w:ascii="맑은 고딕" w:hAnsi="맑은 고딕" w:eastAsia="맑은 고딕"/>
           <w:b w:val="0"/>
           <w:sz w:val="17"/>
           <w:u w:val="none"/>
         </w:rPr>
-        <w:t xml:space="preserve"> our eating experience.</w:t>
+        <w:t>e________.</w:t>
       </w:r>
     </w:p>
     <w:p>
@@ -698,7 +698,7 @@
           <w:sz w:val="17"/>
           <w:u w:val="none"/>
         </w:rPr>
-        <w:t xml:space="preserve">… reveals the remarkable multisensory world </w:t>
+        <w:t xml:space="preserve">… yet we often </w:t>
       </w:r>
       <w:r>
         <w:rPr>
@@ -707,7 +707,7 @@
           <w:sz w:val="17"/>
           <w:u w:val="single"/>
         </w:rPr>
-        <w:t>in which</w:t>
+        <w:t>take them for granted</w:t>
       </w:r>
       <w:r>
         <w:rPr>
@@ -716,7 +716,7 @@
           <w:sz w:val="17"/>
           <w:u w:val="none"/>
         </w:rPr>
-        <w:t xml:space="preserve"> we live.  → 제시 교정: </w:t>
+        <w:t xml:space="preserve">, especially when our senses function normally …  → 제시 교정: </w:t>
       </w:r>
       <w:r>
         <w:rPr>
@@ -725,7 +725,7 @@
           <w:sz w:val="17"/>
           <w:u w:val="none"/>
         </w:rPr>
-        <w:t>where</w:t>
+        <w:t>fail to notice them</w:t>
       </w:r>
       <w:r>
         <w:rPr>
@@ -760,7 +760,7 @@
           <w:sz w:val="17"/>
           <w:u w:val="none"/>
         </w:rPr>
-        <w:t xml:space="preserve">We first eat with our eyes, but we are also </w:t>
+        <w:t xml:space="preserve">… reveals the remarkable multisensory world </w:t>
       </w:r>
       <w:r>
         <w:rPr>
@@ -769,7 +769,7 @@
           <w:sz w:val="17"/>
           <w:u w:val="single"/>
         </w:rPr>
-        <w:t>exposed to</w:t>
+        <w:t>in which we live</w:t>
       </w:r>
       <w:r>
         <w:rPr>
@@ -778,7 +778,7 @@
           <w:sz w:val="17"/>
           <w:u w:val="none"/>
         </w:rPr>
-        <w:t xml:space="preserve"> countless sensory signals …  → 제시 교정: </w:t>
+        <w:t xml:space="preserve">.  → 제시 교정: </w:t>
       </w:r>
       <w:r>
         <w:rPr>
@@ -787,7 +787,7 @@
           <w:sz w:val="17"/>
           <w:u w:val="none"/>
         </w:rPr>
-        <w:t>exposing to</w:t>
+        <w:t>where we live</w:t>
       </w:r>
       <w:r>
         <w:rPr>
@@ -822,7 +822,7 @@
           <w:sz w:val="17"/>
           <w:u w:val="none"/>
         </w:rPr>
-        <w:t xml:space="preserve">At first, it may seem </w:t>
+        <w:t xml:space="preserve">Consider the experience </w:t>
       </w:r>
       <w:r>
         <w:rPr>
@@ -831,7 +831,7 @@
           <w:sz w:val="17"/>
           <w:u w:val="single"/>
         </w:rPr>
-        <w:t>like</w:t>
+        <w:t>of eating</w:t>
       </w:r>
       <w:r>
         <w:rPr>
@@ -840,7 +840,7 @@
           <w:sz w:val="17"/>
           <w:u w:val="none"/>
         </w:rPr>
-        <w:t xml:space="preserve"> an ordinary experience, …  → 제시 교정: </w:t>
+        <w:t xml:space="preserve"> a regular meal.  → 제시 교정: </w:t>
       </w:r>
       <w:r>
         <w:rPr>
@@ -849,7 +849,7 @@
           <w:sz w:val="17"/>
           <w:u w:val="none"/>
         </w:rPr>
-        <w:t>to be</w:t>
+        <w:t>to eat</w:t>
       </w:r>
       <w:r>
         <w:rPr>
@@ -910,7 +910,7 @@
           <w:sz w:val="17"/>
           <w:u w:val="none"/>
         </w:rPr>
-        <w:t>처음에는 그것이 평범한 경험처럼 보일지 모르지만, 그것은 사실 감각의 융합이다.</w:t>
+        <w:t>하지만 어떤 것이든, 심지어 가장 평범한 경험이라도 더 자세히 들여다보면 우리가 사는 놀라운 다감각 세계가 드러난다.</w:t>
       </w:r>
     </w:p>
     <w:p>
@@ -927,7 +927,7 @@
           <w:sz w:val="17"/>
           <w:u w:val="none"/>
         </w:rPr>
-        <w:t>at first / it / seem / like / an ordinary experience / but / it / be / actually / a fusion / of the senses / must</w:t>
+        <w:t>to any / closer inspection / however / reveal / the remarkable / the most ordinary experiences / multisensory world / we / in which / live / ever</w:t>
       </w:r>
     </w:p>
     <w:p>
@@ -962,7 +962,7 @@
           <w:sz w:val="17"/>
           <w:u w:val="none"/>
         </w:rPr>
-        <w:t>우리는 먼저 눈으로 먹는다.</w:t>
+        <w:t>우리는 먼저 눈으로 먹지만, 음식의 질감·맛·냄새처럼 우리의 식사 경험에 영향을 미치는 무수한 감각 신호에도 노출된다.</w:t>
       </w:r>
     </w:p>
     <w:p>
@@ -979,7 +979,7 @@
           <w:sz w:val="17"/>
           <w:u w:val="none"/>
         </w:rPr>
-        <w:t>we / first / eat / our eyes / by</w:t>
+        <w:t>first / we / eat / with our eyes / expose / are / to / we / also / that / influence / our eating experience / food textures, tastes, and smells / so / such as / countless sensory signals</w:t>
       </w:r>
     </w:p>
     <w:p>
@@ -1040,7 +1040,7 @@
           <w:sz w:val="17"/>
           <w:u w:val="none"/>
         </w:rPr>
-        <w:t>우리가 먹는 분위기와 음식과의 상호작용에서 나오는 소리조차 우리의 식사 경험에 영향을 준다.</w:t>
+        <w:t>처음에는 평범한 경험처럼 보일지 모르지만, 그것은 사실 감각들의 융합이다.</w:t>
       </w:r>
     </w:p>
     <w:p>
@@ -1057,7 +1057,7 @@
           <w:sz w:val="17"/>
           <w:u w:val="none"/>
         </w:rPr>
-        <w:t>even / the sounds / that / come / both / from the atmospheres in which we eat / and / our interactions with the food / influential / our eating experience</w:t>
+        <w:t>it / at first / may / like / seem / an ordinary experience / but / it / is / a fusion / actual / of the senses</w:t>
       </w:r>
     </w:p>
     <w:p>
@@ -1136,7 +1136,7 @@
           <w:sz w:val="17"/>
           <w:u w:val="none"/>
         </w:rPr>
-        <w:t xml:space="preserve"> for granted — them이 가리키는 말을 본문에서(2단어): ______________</w:t>
+        <w:t xml:space="preserve"> for granted — them이 가리키는 말(2단어): ______________</w:t>
       </w:r>
     </w:p>
     <w:p>
@@ -1158,6 +1158,15 @@
       <w:r>
         <w:rPr>
           <w:rFonts w:ascii="맑은 고딕" w:hAnsi="맑은 고딕" w:eastAsia="맑은 고딕"/>
+          <w:b w:val="0"/>
+          <w:sz w:val="17"/>
+          <w:u w:val="none"/>
+        </w:rPr>
+        <w:t xml:space="preserve">At first, </w:t>
+      </w:r>
+      <w:r>
+        <w:rPr>
+          <w:rFonts w:ascii="맑은 고딕" w:hAnsi="맑은 고딕" w:eastAsia="맑은 고딕"/>
           <w:b/>
           <w:sz w:val="17"/>
           <w:u w:val="none"/>
@@ -1171,7 +1180,7 @@
           <w:sz w:val="17"/>
           <w:u w:val="none"/>
         </w:rPr>
-        <w:t xml:space="preserve"> may seem like an ordinary experience — it이 가리키는 말을 본문에서(7단어): ______________________________________</w:t>
+        <w:t xml:space="preserve"> may seem like an ordinary experience — it이 가리키는 말을 본문에서(7단어): ____________________________________________</w:t>
       </w:r>
     </w:p>
     <w:p>
@@ -1197,7 +1206,7 @@
           <w:sz w:val="17"/>
           <w:u w:val="none"/>
         </w:rPr>
-        <w:t xml:space="preserve">And </w:t>
+        <w:t xml:space="preserve">And it does not stop </w:t>
       </w:r>
       <w:r>
         <w:rPr>
@@ -1206,7 +1215,7 @@
           <w:sz w:val="17"/>
           <w:u w:val="none"/>
         </w:rPr>
-        <w:t>it</w:t>
+        <w:t>there</w:t>
       </w:r>
       <w:r>
         <w:rPr>
@@ -1215,7 +1224,7 @@
           <w:sz w:val="17"/>
           <w:u w:val="none"/>
         </w:rPr>
-        <w:t xml:space="preserve"> does not stop there — it이 가리키는 내용을 우리말로: ______________________________________</w:t>
+        <w:t xml:space="preserve"> — there가 가리키는 내용을 우리말로: ____________________________________________</w:t>
       </w:r>
     </w:p>
     <w:p>
@@ -1241,7 +1250,25 @@
           <w:sz w:val="17"/>
           <w:u w:val="none"/>
         </w:rPr>
-        <w:t>(such as chewing)이 예시하는 말을 본문에서(5단어): ______________________________________</w:t>
+        <w:t xml:space="preserve">the tools </w:t>
+      </w:r>
+      <w:r>
+        <w:rPr>
+          <w:rFonts w:ascii="맑은 고딕" w:hAnsi="맑은 고딕" w:eastAsia="맑은 고딕"/>
+          <w:b/>
+          <w:sz w:val="17"/>
+          <w:u w:val="none"/>
+        </w:rPr>
+        <w:t>we use to eat</w:t>
+      </w:r>
+      <w:r>
+        <w:rPr>
+          <w:rFonts w:ascii="맑은 고딕" w:hAnsi="맑은 고딕" w:eastAsia="맑은 고딕"/>
+          <w:b w:val="0"/>
+          <w:sz w:val="17"/>
+          <w:u w:val="none"/>
+        </w:rPr>
+        <w:t xml:space="preserve"> — 이 도구의 예를 우리말로 두 가지 이상: ____________________________________________</w:t>
       </w:r>
     </w:p>
     <w:p>
@@ -1272,7 +1299,7 @@
     </w:p>
     <w:p>
       <w:pPr>
-        <w:spacing w:before="0" w:after="20" w:line="360" w:lineRule="auto"/>
+        <w:spacing w:before="0" w:after="20" w:line="300" w:lineRule="auto"/>
         <w:jc w:val="both"/>
         <w:snapToGrid w:val="0"/>
       </w:pPr>
@@ -1283,7 +1310,7 @@
           <w:sz w:val="17"/>
           <w:u w:val="none"/>
         </w:rPr>
-        <w:t xml:space="preserve">Listening to music works the same way. We think we simply hear a song, yet what we see on the stage, the people </w:t>
+        <w:t xml:space="preserve">Walking down a familiar street works the same way. We think we are simply ‘looking’ at the street, yet our feet read the texture of the pavement, our skin </w:t>
       </w:r>
       <w:r>
         <w:rPr>
@@ -1303,7 +1330,7 @@
           <w:sz w:val="17"/>
           <w:u w:val="none"/>
         </w:rPr>
-        <w:t>[ standing / stood ]</w:t>
+        <w:t>[ registers / registering ]</w:t>
       </w:r>
       <w:r>
         <w:rPr>
@@ -1312,7 +1339,7 @@
           <w:sz w:val="17"/>
           <w:u w:val="none"/>
         </w:rPr>
-        <w:t xml:space="preserve"> around us, and even the seat we sit in </w:t>
+        <w:t xml:space="preserve"> the wind, and our nose picks up bread from a bakery before our eyes find the shop. The sounds of traffic tell us </w:t>
       </w:r>
       <w:r>
         <w:rPr>
@@ -1332,7 +1359,7 @@
           <w:sz w:val="17"/>
           <w:u w:val="none"/>
         </w:rPr>
-        <w:t>[ shape / shapes ]</w:t>
+        <w:t>[ how / what ]</w:t>
       </w:r>
       <w:r>
         <w:rPr>
@@ -1341,7 +1368,7 @@
           <w:sz w:val="17"/>
           <w:u w:val="none"/>
         </w:rPr>
-        <w:t xml:space="preserve"> how much we enjoy it. A concert hall </w:t>
+        <w:t xml:space="preserve"> close the road is without our turning round. A walk </w:t>
       </w:r>
       <w:r>
         <w:rPr>
@@ -1361,7 +1388,7 @@
           <w:sz w:val="17"/>
           <w:u w:val="none"/>
         </w:rPr>
-        <w:t>[ designed / designing ]</w:t>
+        <w:t>[ that / what ]</w:t>
       </w:r>
       <w:r>
         <w:rPr>
@@ -1370,7 +1397,7 @@
           <w:sz w:val="17"/>
           <w:u w:val="none"/>
         </w:rPr>
-        <w:t xml:space="preserve"> with all the senses in mind can make the same song feel richer.</w:t>
+        <w:t xml:space="preserve"> feels like a single, simple act is in fact a conversation among all our senses.</w:t>
       </w:r>
     </w:p>
     <w:p>
@@ -1422,7 +1449,7 @@
           <w:sz w:val="17"/>
           <w:u w:val="none"/>
         </w:rPr>
-        <w:t>Even an ordinary meal is a f____________ of many senses, not just taste.</w:t>
+        <w:t>Even an ordinary meal is a f____________ of sight, touch, taste, smell, and sound.</w:t>
       </w:r>
     </w:p>
     <w:p>
@@ -1465,7 +1492,7 @@
           <w:sz w:val="17"/>
           <w:u w:val="none"/>
         </w:rPr>
-        <w:t xml:space="preserve"> 다음 글에 대한 &lt;보기&gt;의 설명 중 </w:t>
+        <w:t xml:space="preserve"> 다음 대화를 읽고 민재가 정리한 표의 내용 중, 대화의 내용과 일치하지 </w:t>
       </w:r>
       <w:r>
         <w:rPr>
@@ -1474,7 +1501,7 @@
           <w:sz w:val="17"/>
           <w:u w:val="single"/>
         </w:rPr>
-        <w:t>틀린</w:t>
+        <w:t>않는</w:t>
       </w:r>
       <w:r>
         <w:rPr>
@@ -1483,7 +1510,214 @@
           <w:sz w:val="17"/>
           <w:u w:val="none"/>
         </w:rPr>
-        <w:t xml:space="preserve"> 것만을 있는 대로 고른 것은? [3.3점]</w:t>
+        <w:t xml:space="preserve"> 것은? [3.3점]</w:t>
+      </w:r>
+    </w:p>
+    <w:p>
+      <w:pPr>
+        <w:spacing w:before="0" w:after="0" w:line="288" w:lineRule="auto"/>
+        <w:ind w:left="40"/>
+        <w:snapToGrid w:val="0"/>
+        <w:pBdr>
+          <w:top w:val="single" w:sz="4" w:space="2" w:color="999999"/>
+          <w:left w:val="single" w:sz="4" w:space="2" w:color="999999"/>
+          <w:bottom w:val="single" w:sz="4" w:space="2" w:color="999999"/>
+          <w:right w:val="single" w:sz="4" w:space="2" w:color="999999"/>
+        </w:pBdr>
+        <w:shd w:val="clear" w:color="auto" w:fill="F6F3EA"/>
+      </w:pPr>
+      <w:r>
+        <w:rPr>
+          <w:rFonts w:ascii="맑은 고딕" w:hAnsi="맑은 고딕" w:eastAsia="맑은 고딕"/>
+          <w:b w:val="0"/>
+          <w:sz w:val="17"/>
+          <w:u w:val="none"/>
+        </w:rPr>
+        <w:t>Jiwoo: Dinner last night felt so ordinary, but our teacher says even a plain meal uses all five senses.</w:t>
+      </w:r>
+    </w:p>
+    <w:p>
+      <w:pPr>
+        <w:spacing w:before="0" w:after="0" w:line="288" w:lineRule="auto"/>
+        <w:ind w:left="40"/>
+        <w:snapToGrid w:val="0"/>
+        <w:pBdr>
+          <w:top w:val="single" w:sz="4" w:space="2" w:color="999999"/>
+          <w:left w:val="single" w:sz="4" w:space="2" w:color="999999"/>
+          <w:bottom w:val="single" w:sz="4" w:space="2" w:color="999999"/>
+          <w:right w:val="single" w:sz="4" w:space="2" w:color="999999"/>
+        </w:pBdr>
+        <w:shd w:val="clear" w:color="auto" w:fill="F6F3EA"/>
+      </w:pPr>
+      <w:r>
+        <w:rPr>
+          <w:rFonts w:ascii="맑은 고딕" w:hAnsi="맑은 고딕" w:eastAsia="맑은 고딕"/>
+          <w:b w:val="0"/>
+          <w:sz w:val="17"/>
+          <w:u w:val="none"/>
+        </w:rPr>
+        <w:t>Minjae: All five? I just ate rice and soup.</w:t>
+      </w:r>
+    </w:p>
+    <w:p>
+      <w:pPr>
+        <w:spacing w:before="0" w:after="0" w:line="288" w:lineRule="auto"/>
+        <w:ind w:left="40"/>
+        <w:snapToGrid w:val="0"/>
+        <w:pBdr>
+          <w:top w:val="single" w:sz="4" w:space="2" w:color="999999"/>
+          <w:left w:val="single" w:sz="4" w:space="2" w:color="999999"/>
+          <w:bottom w:val="single" w:sz="4" w:space="2" w:color="999999"/>
+          <w:right w:val="single" w:sz="4" w:space="2" w:color="999999"/>
+        </w:pBdr>
+        <w:shd w:val="clear" w:color="auto" w:fill="F6F3EA"/>
+      </w:pPr>
+      <w:r>
+        <w:rPr>
+          <w:rFonts w:ascii="맑은 고딕" w:hAnsi="맑은 고딕" w:eastAsia="맑은 고딕"/>
+          <w:b w:val="0"/>
+          <w:sz w:val="17"/>
+          <w:u w:val="none"/>
+        </w:rPr>
+        <w:t>Jiwoo: Think about it. Before you tasted anything, you looked at the bowl — we eat with our eyes first.</w:t>
+      </w:r>
+    </w:p>
+    <w:p>
+      <w:pPr>
+        <w:spacing w:before="0" w:after="0" w:line="288" w:lineRule="auto"/>
+        <w:ind w:left="40"/>
+        <w:snapToGrid w:val="0"/>
+        <w:pBdr>
+          <w:top w:val="single" w:sz="4" w:space="2" w:color="999999"/>
+          <w:left w:val="single" w:sz="4" w:space="2" w:color="999999"/>
+          <w:bottom w:val="single" w:sz="4" w:space="2" w:color="999999"/>
+          <w:right w:val="single" w:sz="4" w:space="2" w:color="999999"/>
+        </w:pBdr>
+        <w:shd w:val="clear" w:color="auto" w:fill="F6F3EA"/>
+      </w:pPr>
+      <w:r>
+        <w:rPr>
+          <w:rFonts w:ascii="맑은 고딕" w:hAnsi="맑은 고딕" w:eastAsia="맑은 고딕"/>
+          <w:b w:val="0"/>
+          <w:sz w:val="17"/>
+          <w:u w:val="none"/>
+        </w:rPr>
+        <w:t>Minjae: True, the soup looked better than it tasted.</w:t>
+      </w:r>
+    </w:p>
+    <w:p>
+      <w:pPr>
+        <w:spacing w:before="0" w:after="0" w:line="288" w:lineRule="auto"/>
+        <w:ind w:left="40"/>
+        <w:snapToGrid w:val="0"/>
+        <w:pBdr>
+          <w:top w:val="single" w:sz="4" w:space="2" w:color="999999"/>
+          <w:left w:val="single" w:sz="4" w:space="2" w:color="999999"/>
+          <w:bottom w:val="single" w:sz="4" w:space="2" w:color="999999"/>
+          <w:right w:val="single" w:sz="4" w:space="2" w:color="999999"/>
+        </w:pBdr>
+        <w:shd w:val="clear" w:color="auto" w:fill="F6F3EA"/>
+      </w:pPr>
+      <w:r>
+        <w:rPr>
+          <w:rFonts w:ascii="맑은 고딕" w:hAnsi="맑은 고딕" w:eastAsia="맑은 고딕"/>
+          <w:b w:val="0"/>
+          <w:sz w:val="17"/>
+          <w:u w:val="none"/>
+        </w:rPr>
+        <w:t>Jiwoo: Then the texture of the rice in your mouth, the flavour, the steam you smelled — all signals.</w:t>
+      </w:r>
+    </w:p>
+    <w:p>
+      <w:pPr>
+        <w:spacing w:before="0" w:after="0" w:line="288" w:lineRule="auto"/>
+        <w:ind w:left="40"/>
+        <w:snapToGrid w:val="0"/>
+        <w:pBdr>
+          <w:top w:val="single" w:sz="4" w:space="2" w:color="999999"/>
+          <w:left w:val="single" w:sz="4" w:space="2" w:color="999999"/>
+          <w:bottom w:val="single" w:sz="4" w:space="2" w:color="999999"/>
+          <w:right w:val="single" w:sz="4" w:space="2" w:color="999999"/>
+        </w:pBdr>
+        <w:shd w:val="clear" w:color="auto" w:fill="F6F3EA"/>
+      </w:pPr>
+      <w:r>
+        <w:rPr>
+          <w:rFonts w:ascii="맑은 고딕" w:hAnsi="맑은 고딕" w:eastAsia="맑은 고딕"/>
+          <w:b w:val="0"/>
+          <w:sz w:val="17"/>
+          <w:u w:val="none"/>
+        </w:rPr>
+        <w:t>Minjae: And sound? There was no music.</w:t>
+      </w:r>
+    </w:p>
+    <w:p>
+      <w:pPr>
+        <w:spacing w:before="0" w:after="0" w:line="288" w:lineRule="auto"/>
+        <w:ind w:left="40"/>
+        <w:snapToGrid w:val="0"/>
+        <w:pBdr>
+          <w:top w:val="single" w:sz="4" w:space="2" w:color="999999"/>
+          <w:left w:val="single" w:sz="4" w:space="2" w:color="999999"/>
+          <w:bottom w:val="single" w:sz="4" w:space="2" w:color="999999"/>
+          <w:right w:val="single" w:sz="4" w:space="2" w:color="999999"/>
+        </w:pBdr>
+        <w:shd w:val="clear" w:color="auto" w:fill="F6F3EA"/>
+      </w:pPr>
+      <w:r>
+        <w:rPr>
+          <w:rFonts w:ascii="맑은 고딕" w:hAnsi="맑은 고딕" w:eastAsia="맑은 고딕"/>
+          <w:b w:val="0"/>
+          <w:sz w:val="17"/>
+          <w:u w:val="none"/>
+        </w:rPr>
+        <w:t>Jiwoo: You chewed, didn’t you? And your spoon clinked on the bowl. Those sounds change how the food feels too.</w:t>
+      </w:r>
+    </w:p>
+    <w:p>
+      <w:pPr>
+        <w:spacing w:before="0" w:after="0" w:line="288" w:lineRule="auto"/>
+        <w:ind w:left="40"/>
+        <w:snapToGrid w:val="0"/>
+        <w:pBdr>
+          <w:top w:val="single" w:sz="4" w:space="2" w:color="999999"/>
+          <w:left w:val="single" w:sz="4" w:space="2" w:color="999999"/>
+          <w:bottom w:val="single" w:sz="4" w:space="2" w:color="999999"/>
+          <w:right w:val="single" w:sz="4" w:space="2" w:color="999999"/>
+        </w:pBdr>
+        <w:shd w:val="clear" w:color="auto" w:fill="F6F3EA"/>
+      </w:pPr>
+      <w:r>
+        <w:rPr>
+          <w:rFonts w:ascii="맑은 고딕" w:hAnsi="맑은 고딕" w:eastAsia="맑은 고딕"/>
+          <w:b w:val="0"/>
+          <w:sz w:val="17"/>
+          <w:u w:val="none"/>
+        </w:rPr>
+        <w:t>Minjae: I never noticed. The kitchen was noisy as well — my brother was washing dishes.</w:t>
+      </w:r>
+    </w:p>
+    <w:p>
+      <w:pPr>
+        <w:spacing w:before="0" w:after="0" w:line="288" w:lineRule="auto"/>
+        <w:ind w:left="40"/>
+        <w:snapToGrid w:val="0"/>
+        <w:pBdr>
+          <w:top w:val="single" w:sz="4" w:space="2" w:color="999999"/>
+          <w:left w:val="single" w:sz="4" w:space="2" w:color="999999"/>
+          <w:bottom w:val="single" w:sz="4" w:space="2" w:color="999999"/>
+          <w:right w:val="single" w:sz="4" w:space="2" w:color="999999"/>
+        </w:pBdr>
+        <w:shd w:val="clear" w:color="auto" w:fill="F6F3EA"/>
+      </w:pPr>
+      <w:r>
+        <w:rPr>
+          <w:rFonts w:ascii="맑은 고딕" w:hAnsi="맑은 고딕" w:eastAsia="맑은 고딕"/>
+          <w:b w:val="0"/>
+          <w:sz w:val="17"/>
+          <w:u w:val="none"/>
+        </w:rPr>
+        <w:t>Jiwoo: Exactly. The atmosphere of the room is part of the meal.</w:t>
       </w:r>
     </w:p>
     <w:p>
@@ -1506,7 +1740,186 @@
           <w:sz w:val="17"/>
           <w:u w:val="none"/>
         </w:rPr>
-        <w:t>Multisensory experiences are a central part of our everyday lives, yet we often take them for granted, especially when our senses function normally or are corrected to normal with aids like glasses. (A) ________, closer inspection to any, even the most ordinary experiences, reveals the remarkable multisensory world ⓐ</w:t>
+        <w:t>Minjae: So a boring dinner was actually a fusion of senses. I just took it for granted.</w:t>
+      </w:r>
+    </w:p>
+    <w:p>
+      <w:pPr>
+        <w:spacing w:before="0" w:after="0" w:line="288" w:lineRule="auto"/>
+        <w:ind w:left="40"/>
+        <w:snapToGrid w:val="0"/>
+        <w:pBdr>
+          <w:top w:val="single" w:sz="4" w:space="2" w:color="555555"/>
+          <w:left w:val="single" w:sz="4" w:space="2" w:color="555555"/>
+          <w:bottom w:val="single" w:sz="4" w:space="2" w:color="555555"/>
+          <w:right w:val="single" w:sz="4" w:space="2" w:color="555555"/>
+        </w:pBdr>
+        <w:shd w:val="clear" w:color="auto" w:fill="FFFFFF"/>
+      </w:pPr>
+      <w:r>
+        <w:rPr>
+          <w:rFonts w:ascii="맑은 고딕" w:hAnsi="맑은 고딕" w:eastAsia="맑은 고딕"/>
+          <w:b w:val="0"/>
+          <w:sz w:val="17"/>
+          <w:u w:val="none"/>
+        </w:rPr>
+        <w:t xml:space="preserve">  |  Sense  |  Minjae’s notes</w:t>
+      </w:r>
+    </w:p>
+    <w:p>
+      <w:pPr>
+        <w:spacing w:before="0" w:after="0" w:line="288" w:lineRule="auto"/>
+        <w:ind w:left="40"/>
+        <w:snapToGrid w:val="0"/>
+        <w:pBdr>
+          <w:top w:val="single" w:sz="4" w:space="2" w:color="555555"/>
+          <w:left w:val="single" w:sz="4" w:space="2" w:color="555555"/>
+          <w:bottom w:val="single" w:sz="4" w:space="2" w:color="555555"/>
+          <w:right w:val="single" w:sz="4" w:space="2" w:color="555555"/>
+        </w:pBdr>
+        <w:shd w:val="clear" w:color="auto" w:fill="FFFFFF"/>
+      </w:pPr>
+      <w:r>
+        <w:rPr>
+          <w:rFonts w:ascii="맑은 고딕" w:hAnsi="맑은 고딕" w:eastAsia="맑은 고딕"/>
+          <w:b w:val="0"/>
+          <w:sz w:val="17"/>
+          <w:u w:val="none"/>
+        </w:rPr>
+        <w:t>①  |  Sight  |  We judge food with our eyes before we taste it.</w:t>
+      </w:r>
+    </w:p>
+    <w:p>
+      <w:pPr>
+        <w:spacing w:before="0" w:after="0" w:line="288" w:lineRule="auto"/>
+        <w:ind w:left="40"/>
+        <w:snapToGrid w:val="0"/>
+        <w:pBdr>
+          <w:top w:val="single" w:sz="4" w:space="2" w:color="555555"/>
+          <w:left w:val="single" w:sz="4" w:space="2" w:color="555555"/>
+          <w:bottom w:val="single" w:sz="4" w:space="2" w:color="555555"/>
+          <w:right w:val="single" w:sz="4" w:space="2" w:color="555555"/>
+        </w:pBdr>
+        <w:shd w:val="clear" w:color="auto" w:fill="FFFFFF"/>
+      </w:pPr>
+      <w:r>
+        <w:rPr>
+          <w:rFonts w:ascii="맑은 고딕" w:hAnsi="맑은 고딕" w:eastAsia="맑은 고딕"/>
+          <w:b w:val="0"/>
+          <w:sz w:val="17"/>
+          <w:u w:val="none"/>
+        </w:rPr>
+        <w:t>②  |  Touch &amp; taste  |  The texture of the rice and its flavour were both signals.</w:t>
+      </w:r>
+    </w:p>
+    <w:p>
+      <w:pPr>
+        <w:spacing w:before="0" w:after="0" w:line="288" w:lineRule="auto"/>
+        <w:ind w:left="40"/>
+        <w:snapToGrid w:val="0"/>
+        <w:pBdr>
+          <w:top w:val="single" w:sz="4" w:space="2" w:color="555555"/>
+          <w:left w:val="single" w:sz="4" w:space="2" w:color="555555"/>
+          <w:bottom w:val="single" w:sz="4" w:space="2" w:color="555555"/>
+          <w:right w:val="single" w:sz="4" w:space="2" w:color="555555"/>
+        </w:pBdr>
+        <w:shd w:val="clear" w:color="auto" w:fill="FFFFFF"/>
+      </w:pPr>
+      <w:r>
+        <w:rPr>
+          <w:rFonts w:ascii="맑은 고딕" w:hAnsi="맑은 고딕" w:eastAsia="맑은 고딕"/>
+          <w:b w:val="0"/>
+          <w:sz w:val="17"/>
+          <w:u w:val="none"/>
+        </w:rPr>
+        <w:t>③  |  Hearing  |  The steam from the soup gave off a smell that reached me.</w:t>
+      </w:r>
+    </w:p>
+    <w:p>
+      <w:pPr>
+        <w:spacing w:before="0" w:after="0" w:line="288" w:lineRule="auto"/>
+        <w:ind w:left="40"/>
+        <w:snapToGrid w:val="0"/>
+        <w:pBdr>
+          <w:top w:val="single" w:sz="4" w:space="2" w:color="555555"/>
+          <w:left w:val="single" w:sz="4" w:space="2" w:color="555555"/>
+          <w:bottom w:val="single" w:sz="4" w:space="2" w:color="555555"/>
+          <w:right w:val="single" w:sz="4" w:space="2" w:color="555555"/>
+        </w:pBdr>
+        <w:shd w:val="clear" w:color="auto" w:fill="FFFFFF"/>
+      </w:pPr>
+      <w:r>
+        <w:rPr>
+          <w:rFonts w:ascii="맑은 고딕" w:hAnsi="맑은 고딕" w:eastAsia="맑은 고딕"/>
+          <w:b w:val="0"/>
+          <w:sz w:val="17"/>
+          <w:u w:val="none"/>
+        </w:rPr>
+        <w:t>④  |  Hearing (tools)  |  The spoon clinking on the bowl was part of the experience.</w:t>
+      </w:r>
+    </w:p>
+    <w:p>
+      <w:pPr>
+        <w:spacing w:before="0" w:after="60" w:line="288" w:lineRule="auto"/>
+        <w:ind w:left="40"/>
+        <w:snapToGrid w:val="0"/>
+        <w:pBdr>
+          <w:top w:val="single" w:sz="4" w:space="2" w:color="555555"/>
+          <w:left w:val="single" w:sz="4" w:space="2" w:color="555555"/>
+          <w:bottom w:val="single" w:sz="4" w:space="2" w:color="555555"/>
+          <w:right w:val="single" w:sz="4" w:space="2" w:color="555555"/>
+        </w:pBdr>
+        <w:shd w:val="clear" w:color="auto" w:fill="FFFFFF"/>
+      </w:pPr>
+      <w:r>
+        <w:rPr>
+          <w:rFonts w:ascii="맑은 고딕" w:hAnsi="맑은 고딕" w:eastAsia="맑은 고딕"/>
+          <w:b w:val="0"/>
+          <w:sz w:val="17"/>
+          <w:u w:val="none"/>
+        </w:rPr>
+        <w:t>⑤  |  Atmosphere  |  The noise of dishes being washed in the kitchen belonged to the meal.</w:t>
+      </w:r>
+    </w:p>
+    <w:p>
+      <w:pPr>
+        <w:spacing w:before="0" w:after="20" w:line="276" w:lineRule="auto"/>
+        <w:ind w:left="80"/>
+        <w:snapToGrid w:val="0"/>
+      </w:pPr>
+      <w:r>
+        <w:rPr>
+          <w:rFonts w:ascii="맑은 고딕" w:hAnsi="맑은 고딕" w:eastAsia="맑은 고딕"/>
+          <w:b w:val="0"/>
+          <w:sz w:val="17"/>
+          <w:u w:val="none"/>
+        </w:rPr>
+        <w:t>① ①    ② ②    ③ ③    ④ ④    ⑤ ⑤</w:t>
+      </w:r>
+    </w:p>
+    <w:p>
+      <w:pPr>
+        <w:keepNext/>
+        <w:spacing w:before="80" w:after="20" w:line="276" w:lineRule="auto"/>
+        <w:snapToGrid w:val="0"/>
+      </w:pPr>
+      <w:r>
+        <w:rPr>
+          <w:rFonts w:ascii="맑은 고딕" w:hAnsi="맑은 고딕" w:eastAsia="맑은 고딕"/>
+          <w:b/>
+          <w:sz w:val="17"/>
+          <w:u w:val="none"/>
+        </w:rPr>
+        <w:t>36-2.</w:t>
+      </w:r>
+      <w:r>
+        <w:rPr>
+          <w:rFonts w:ascii="맑은 고딕" w:hAnsi="맑은 고딕" w:eastAsia="맑은 고딕"/>
+          <w:b w:val="0"/>
+          <w:sz w:val="17"/>
+          <w:u w:val="none"/>
+        </w:rPr>
+        <w:t xml:space="preserve"> 다음 글의 밑줄 친 ⓐ ~ ⓕ 중, 어법상 </w:t>
       </w:r>
       <w:r>
         <w:rPr>
@@ -1515,7 +1928,7 @@
           <w:sz w:val="17"/>
           <w:u w:val="single"/>
         </w:rPr>
-        <w:t>in which we live</w:t>
+        <w:t>틀린</w:t>
       </w:r>
       <w:r>
         <w:rPr>
@@ -1524,7 +1937,30 @@
           <w:sz w:val="17"/>
           <w:u w:val="none"/>
         </w:rPr>
-        <w:t>. Consider the experience of eating a regular meal. At first, it may seem like an ordinary experience, but it is actually a ⓑ</w:t>
+        <w:t xml:space="preserve"> 것을 모두 고른 것은? [3.1점]</w:t>
+      </w:r>
+    </w:p>
+    <w:p>
+      <w:pPr>
+        <w:spacing w:before="0" w:after="60" w:line="288" w:lineRule="auto"/>
+        <w:ind w:left="40"/>
+        <w:snapToGrid w:val="0"/>
+        <w:pBdr>
+          <w:top w:val="single" w:sz="4" w:space="2" w:color="999999"/>
+          <w:left w:val="single" w:sz="4" w:space="2" w:color="999999"/>
+          <w:bottom w:val="single" w:sz="4" w:space="2" w:color="999999"/>
+          <w:right w:val="single" w:sz="4" w:space="2" w:color="999999"/>
+        </w:pBdr>
+        <w:shd w:val="clear" w:color="auto" w:fill="F6F3EA"/>
+      </w:pPr>
+      <w:r>
+        <w:rPr>
+          <w:rFonts w:ascii="맑은 고딕" w:hAnsi="맑은 고딕" w:eastAsia="맑은 고딕"/>
+          <w:b w:val="0"/>
+          <w:sz w:val="17"/>
+          <w:u w:val="none"/>
+        </w:rPr>
+        <w:t>Multisensory experiences are a central part of our everyday lives, yet we often take ⓐ</w:t>
       </w:r>
       <w:r>
         <w:rPr>
@@ -1533,7 +1969,7 @@
           <w:sz w:val="17"/>
           <w:u w:val="single"/>
         </w:rPr>
-        <w:t>fusion</w:t>
+        <w:t>them</w:t>
       </w:r>
       <w:r>
         <w:rPr>
@@ -1542,7 +1978,981 @@
           <w:sz w:val="17"/>
           <w:u w:val="none"/>
         </w:rPr>
-        <w:t xml:space="preserve"> of the senses. We first eat with our eyes, but we are also exposed to countless sensory signals that influence our eating experience such as food textures, tastes, and smells. And it does not stop there. Even the sounds that come both from the atmospheres in which we eat and our interactions with the food (such as chewing) and the tools we use to eat influence our eating experience.</w:t>
+        <w:t xml:space="preserve"> for granted, especially when our senses function normally or are ⓑ</w:t>
+      </w:r>
+      <w:r>
+        <w:rPr>
+          <w:rFonts w:ascii="맑은 고딕" w:hAnsi="맑은 고딕" w:eastAsia="맑은 고딕"/>
+          <w:b w:val="0"/>
+          <w:sz w:val="17"/>
+          <w:u w:val="single"/>
+        </w:rPr>
+        <w:t>correcting</w:t>
+      </w:r>
+      <w:r>
+        <w:rPr>
+          <w:rFonts w:ascii="맑은 고딕" w:hAnsi="맑은 고딕" w:eastAsia="맑은 고딕"/>
+          <w:b w:val="0"/>
+          <w:sz w:val="17"/>
+          <w:u w:val="none"/>
+        </w:rPr>
+        <w:t xml:space="preserve"> to normal with aids like glasses. However, closer inspection to any, even the most ordinary experiences, reveals the remarkable multisensory world ⓓ</w:t>
+      </w:r>
+      <w:r>
+        <w:rPr>
+          <w:rFonts w:ascii="맑은 고딕" w:hAnsi="맑은 고딕" w:eastAsia="맑은 고딕"/>
+          <w:b w:val="0"/>
+          <w:sz w:val="17"/>
+          <w:u w:val="single"/>
+        </w:rPr>
+        <w:t>which</w:t>
+      </w:r>
+      <w:r>
+        <w:rPr>
+          <w:rFonts w:ascii="맑은 고딕" w:hAnsi="맑은 고딕" w:eastAsia="맑은 고딕"/>
+          <w:b w:val="0"/>
+          <w:sz w:val="17"/>
+          <w:u w:val="none"/>
+        </w:rPr>
+        <w:t xml:space="preserve"> we live. Consider the experience of eating a regular meal. At first, it may ⓒ</w:t>
+      </w:r>
+      <w:r>
+        <w:rPr>
+          <w:rFonts w:ascii="맑은 고딕" w:hAnsi="맑은 고딕" w:eastAsia="맑은 고딕"/>
+          <w:b w:val="0"/>
+          <w:sz w:val="17"/>
+          <w:u w:val="single"/>
+        </w:rPr>
+        <w:t>seem</w:t>
+      </w:r>
+      <w:r>
+        <w:rPr>
+          <w:rFonts w:ascii="맑은 고딕" w:hAnsi="맑은 고딕" w:eastAsia="맑은 고딕"/>
+          <w:b w:val="0"/>
+          <w:sz w:val="17"/>
+          <w:u w:val="none"/>
+        </w:rPr>
+        <w:t xml:space="preserve"> like an ordinary experience, but it is actually a fusion of the senses. We first eat with our eyes, but we are also exposed to countless sensory signals ⓔ</w:t>
+      </w:r>
+      <w:r>
+        <w:rPr>
+          <w:rFonts w:ascii="맑은 고딕" w:hAnsi="맑은 고딕" w:eastAsia="맑은 고딕"/>
+          <w:b w:val="0"/>
+          <w:sz w:val="17"/>
+          <w:u w:val="single"/>
+        </w:rPr>
+        <w:t>that</w:t>
+      </w:r>
+      <w:r>
+        <w:rPr>
+          <w:rFonts w:ascii="맑은 고딕" w:hAnsi="맑은 고딕" w:eastAsia="맑은 고딕"/>
+          <w:b w:val="0"/>
+          <w:sz w:val="17"/>
+          <w:u w:val="none"/>
+        </w:rPr>
+        <w:t xml:space="preserve"> influence our eating experience such as food textures, tastes, and smells. And it does not stop there. Even the sounds that come both from the atmospheres in which we eat and our interactions with the food (such as chewing) and the tools we use to eat ⓕ</w:t>
+      </w:r>
+      <w:r>
+        <w:rPr>
+          <w:rFonts w:ascii="맑은 고딕" w:hAnsi="맑은 고딕" w:eastAsia="맑은 고딕"/>
+          <w:b w:val="0"/>
+          <w:sz w:val="17"/>
+          <w:u w:val="single"/>
+        </w:rPr>
+        <w:t>influences</w:t>
+      </w:r>
+      <w:r>
+        <w:rPr>
+          <w:rFonts w:ascii="맑은 고딕" w:hAnsi="맑은 고딕" w:eastAsia="맑은 고딕"/>
+          <w:b w:val="0"/>
+          <w:sz w:val="17"/>
+          <w:u w:val="none"/>
+        </w:rPr>
+        <w:t xml:space="preserve"> our eating experience.</w:t>
+      </w:r>
+    </w:p>
+    <w:p>
+      <w:pPr>
+        <w:spacing w:before="0" w:after="20" w:line="276" w:lineRule="auto"/>
+        <w:ind w:left="80"/>
+        <w:snapToGrid w:val="0"/>
+      </w:pPr>
+      <w:r>
+        <w:rPr>
+          <w:rFonts w:ascii="맑은 고딕" w:hAnsi="맑은 고딕" w:eastAsia="맑은 고딕"/>
+          <w:b w:val="0"/>
+          <w:sz w:val="17"/>
+          <w:u w:val="none"/>
+        </w:rPr>
+        <w:t>① ⓐ, ⓒ    ② ⓑ, ⓓ    ③ ⓒ, ⓔ, ⓕ    ④ ⓑ, ⓓ, ⓕ    ⑤ ⓐ, ⓓ, ⓔ</w:t>
+      </w:r>
+    </w:p>
+    <w:p>
+      <w:pPr>
+        <w:keepNext/>
+        <w:spacing w:before="80" w:after="20" w:line="276" w:lineRule="auto"/>
+        <w:snapToGrid w:val="0"/>
+      </w:pPr>
+      <w:r>
+        <w:rPr>
+          <w:rFonts w:ascii="맑은 고딕" w:hAnsi="맑은 고딕" w:eastAsia="맑은 고딕"/>
+          <w:b/>
+          <w:sz w:val="17"/>
+          <w:u w:val="none"/>
+        </w:rPr>
+        <w:t>36-3.</w:t>
+      </w:r>
+      <w:r>
+        <w:rPr>
+          <w:rFonts w:ascii="맑은 고딕" w:hAnsi="맑은 고딕" w:eastAsia="맑은 고딕"/>
+          <w:b w:val="0"/>
+          <w:sz w:val="17"/>
+          <w:u w:val="none"/>
+        </w:rPr>
+        <w:t xml:space="preserve"> 윗글의 밑줄 친 </w:t>
+      </w:r>
+      <w:r>
+        <w:rPr>
+          <w:rFonts w:ascii="맑은 고딕" w:hAnsi="맑은 고딕" w:eastAsia="맑은 고딕"/>
+          <w:b w:val="0"/>
+          <w:sz w:val="17"/>
+          <w:u w:val="single"/>
+        </w:rPr>
+        <w:t>We first eat with our eyes</w:t>
+      </w:r>
+      <w:r>
+        <w:rPr>
+          <w:rFonts w:ascii="맑은 고딕" w:hAnsi="맑은 고딕" w:eastAsia="맑은 고딕"/>
+          <w:b w:val="0"/>
+          <w:sz w:val="17"/>
+          <w:u w:val="none"/>
+        </w:rPr>
+        <w:t>가 의미하는 바로 가장 적절한 것은? [2.9점]</w:t>
+      </w:r>
+    </w:p>
+    <w:p>
+      <w:pPr>
+        <w:spacing w:before="0" w:after="60" w:line="288" w:lineRule="auto"/>
+        <w:ind w:left="40"/>
+        <w:snapToGrid w:val="0"/>
+        <w:pBdr>
+          <w:top w:val="single" w:sz="4" w:space="2" w:color="999999"/>
+          <w:left w:val="single" w:sz="4" w:space="2" w:color="999999"/>
+          <w:bottom w:val="single" w:sz="4" w:space="2" w:color="999999"/>
+          <w:right w:val="single" w:sz="4" w:space="2" w:color="999999"/>
+        </w:pBdr>
+        <w:shd w:val="clear" w:color="auto" w:fill="F6F3EA"/>
+      </w:pPr>
+      <w:r>
+        <w:rPr>
+          <w:rFonts w:ascii="맑은 고딕" w:hAnsi="맑은 고딕" w:eastAsia="맑은 고딕"/>
+          <w:b w:val="0"/>
+          <w:sz w:val="17"/>
+          <w:u w:val="none"/>
+        </w:rPr>
+        <w:t xml:space="preserve">Consider the experience of eating a regular meal. </w:t>
+      </w:r>
+      <w:r>
+        <w:rPr>
+          <w:rFonts w:ascii="맑은 고딕" w:hAnsi="맑은 고딕" w:eastAsia="맑은 고딕"/>
+          <w:b w:val="0"/>
+          <w:sz w:val="17"/>
+          <w:u w:val="single"/>
+        </w:rPr>
+        <w:t>We first eat with our eyes</w:t>
+      </w:r>
+      <w:r>
+        <w:rPr>
+          <w:rFonts w:ascii="맑은 고딕" w:hAnsi="맑은 고딕" w:eastAsia="맑은 고딕"/>
+          <w:b w:val="0"/>
+          <w:sz w:val="17"/>
+          <w:u w:val="none"/>
+        </w:rPr>
+        <w:t>, but we are also exposed to countless sensory signals that influence our eating experience such as food textures, tastes, and smells. And it does not stop there. The sounds around us as we eat, the noises we make as we chew, and even the sounds of the tools we eat with all shape the experience as well.</w:t>
+      </w:r>
+    </w:p>
+    <w:p>
+      <w:pPr>
+        <w:spacing w:before="0" w:after="0" w:line="269" w:lineRule="auto"/>
+        <w:ind w:left="180" w:hanging="180"/>
+        <w:snapToGrid w:val="0"/>
+      </w:pPr>
+      <w:r>
+        <w:rPr>
+          <w:rFonts w:ascii="맑은 고딕" w:hAnsi="맑은 고딕" w:eastAsia="맑은 고딕"/>
+          <w:b w:val="0"/>
+          <w:sz w:val="17"/>
+          <w:u w:val="none"/>
+        </w:rPr>
+        <w:t>① The appearance of food shapes our experience of it before we even taste it.</w:t>
+      </w:r>
+    </w:p>
+    <w:p>
+      <w:pPr>
+        <w:spacing w:before="0" w:after="0" w:line="269" w:lineRule="auto"/>
+        <w:ind w:left="180" w:hanging="180"/>
+        <w:snapToGrid w:val="0"/>
+      </w:pPr>
+      <w:r>
+        <w:rPr>
+          <w:rFonts w:ascii="맑은 고딕" w:hAnsi="맑은 고딕" w:eastAsia="맑은 고딕"/>
+          <w:b w:val="0"/>
+          <w:sz w:val="17"/>
+          <w:u w:val="none"/>
+        </w:rPr>
+        <w:t>② We judge a meal mainly by how expensive it looks.</w:t>
+      </w:r>
+    </w:p>
+    <w:p>
+      <w:pPr>
+        <w:spacing w:before="0" w:after="0" w:line="269" w:lineRule="auto"/>
+        <w:ind w:left="180" w:hanging="180"/>
+        <w:snapToGrid w:val="0"/>
+      </w:pPr>
+      <w:r>
+        <w:rPr>
+          <w:rFonts w:ascii="맑은 고딕" w:hAnsi="맑은 고딕" w:eastAsia="맑은 고딕"/>
+          <w:b w:val="0"/>
+          <w:sz w:val="17"/>
+          <w:u w:val="none"/>
+        </w:rPr>
+        <w:t>③ People look at their food carefully to make sure it is safe to eat.</w:t>
+      </w:r>
+    </w:p>
+    <w:p>
+      <w:pPr>
+        <w:spacing w:before="0" w:after="0" w:line="269" w:lineRule="auto"/>
+        <w:ind w:left="180" w:hanging="180"/>
+        <w:snapToGrid w:val="0"/>
+      </w:pPr>
+      <w:r>
+        <w:rPr>
+          <w:rFonts w:ascii="맑은 고딕" w:hAnsi="맑은 고딕" w:eastAsia="맑은 고딕"/>
+          <w:b w:val="0"/>
+          <w:sz w:val="17"/>
+          <w:u w:val="none"/>
+        </w:rPr>
+        <w:t>④ Taste matters far less than people usually assume.</w:t>
+      </w:r>
+    </w:p>
+    <w:p>
+      <w:pPr>
+        <w:spacing w:before="0" w:after="0" w:line="269" w:lineRule="auto"/>
+        <w:ind w:left="180" w:hanging="180"/>
+        <w:snapToGrid w:val="0"/>
+      </w:pPr>
+      <w:r>
+        <w:rPr>
+          <w:rFonts w:ascii="맑은 고딕" w:hAnsi="맑은 고딕" w:eastAsia="맑은 고딕"/>
+          <w:b w:val="0"/>
+          <w:sz w:val="17"/>
+          <w:u w:val="none"/>
+        </w:rPr>
+        <w:t>⑤ Sight is the only sense that is involved at the start of a meal.</w:t>
+      </w:r>
+    </w:p>
+    <w:p>
+      <w:pPr>
+        <w:keepNext/>
+        <w:spacing w:before="80" w:after="20" w:line="276" w:lineRule="auto"/>
+        <w:snapToGrid w:val="0"/>
+      </w:pPr>
+      <w:r>
+        <w:rPr>
+          <w:rFonts w:ascii="맑은 고딕" w:hAnsi="맑은 고딕" w:eastAsia="맑은 고딕"/>
+          <w:b/>
+          <w:sz w:val="17"/>
+          <w:u w:val="none"/>
+        </w:rPr>
+        <w:t>36-4.</w:t>
+      </w:r>
+      <w:r>
+        <w:rPr>
+          <w:rFonts w:ascii="맑은 고딕" w:hAnsi="맑은 고딕" w:eastAsia="맑은 고딕"/>
+          <w:b w:val="0"/>
+          <w:sz w:val="17"/>
+          <w:u w:val="none"/>
+        </w:rPr>
+        <w:t xml:space="preserve"> 다음 글의 내용을 한 문장으로 요약하고자 한다. 빈칸 (A), (B)에 들어갈 말로 가장 적절한 것은? [3.0점]</w:t>
+      </w:r>
+    </w:p>
+    <w:p>
+      <w:pPr>
+        <w:spacing w:before="0" w:after="60" w:line="288" w:lineRule="auto"/>
+        <w:ind w:left="40"/>
+        <w:snapToGrid w:val="0"/>
+        <w:pBdr>
+          <w:top w:val="single" w:sz="4" w:space="2" w:color="999999"/>
+          <w:left w:val="single" w:sz="4" w:space="2" w:color="999999"/>
+          <w:bottom w:val="single" w:sz="4" w:space="2" w:color="999999"/>
+          <w:right w:val="single" w:sz="4" w:space="2" w:color="999999"/>
+        </w:pBdr>
+        <w:shd w:val="clear" w:color="auto" w:fill="F6F3EA"/>
+      </w:pPr>
+      <w:r>
+        <w:rPr>
+          <w:rFonts w:ascii="맑은 고딕" w:hAnsi="맑은 고딕" w:eastAsia="맑은 고딕"/>
+          <w:b w:val="0"/>
+          <w:sz w:val="17"/>
+          <w:u w:val="none"/>
+        </w:rPr>
+        <w:t>Experiences that involve several senses at once fill our daily lives, but we rarely notice them, particularly when our senses work as they should or have been brought back to normal with aids such as glasses. Look more carefully at any experience, however ordinary, and the astonishing multisensory world we inhabit comes into view. Think about eating an everyday meal. It may look like nothing special at first, yet it is really a blend of the senses. The eyes taste the food before the mouth does, and we are also bombarded with endless sensory signals — the feel, the flavour, and the smell of the food — that shape how the meal is experienced. Nor is that the end of it. The sounds around us as we eat, the noises we make as we chew, and even the sounds of the tools we eat with all shape the experience as well.</w:t>
+      </w:r>
+    </w:p>
+    <w:p>
+      <w:pPr>
+        <w:spacing w:before="0" w:after="60" w:line="288" w:lineRule="auto"/>
+        <w:ind w:left="40"/>
+        <w:snapToGrid w:val="0"/>
+        <w:pBdr>
+          <w:top w:val="single" w:sz="4" w:space="2" w:color="C99B4E"/>
+          <w:left w:val="single" w:sz="4" w:space="2" w:color="C99B4E"/>
+          <w:bottom w:val="single" w:sz="4" w:space="2" w:color="C99B4E"/>
+          <w:right w:val="single" w:sz="4" w:space="2" w:color="C99B4E"/>
+        </w:pBdr>
+        <w:shd w:val="clear" w:color="auto" w:fill="FFF8E1"/>
+      </w:pPr>
+      <w:r>
+        <w:rPr>
+          <w:rFonts w:ascii="맑은 고딕" w:hAnsi="맑은 고딕" w:eastAsia="맑은 고딕"/>
+          <w:b w:val="0"/>
+          <w:sz w:val="17"/>
+          <w:u w:val="none"/>
+        </w:rPr>
+        <w:t>Although we usually (A) ________ our multisensory experiences, even an ordinary meal turns out to be a (B) ________ of sight, touch, taste, smell, and sound.</w:t>
+      </w:r>
+    </w:p>
+    <w:p>
+      <w:pPr>
+        <w:spacing w:before="0" w:after="0" w:line="269" w:lineRule="auto"/>
+        <w:ind w:left="180" w:hanging="180"/>
+        <w:snapToGrid w:val="0"/>
+      </w:pPr>
+      <w:r>
+        <w:rPr>
+          <w:rFonts w:ascii="맑은 고딕" w:hAnsi="맑은 고딕" w:eastAsia="맑은 고딕"/>
+          <w:b w:val="0"/>
+          <w:sz w:val="17"/>
+          <w:u w:val="none"/>
+        </w:rPr>
+        <w:t>① (A) notice  (B) mixture</w:t>
+      </w:r>
+    </w:p>
+    <w:p>
+      <w:pPr>
+        <w:spacing w:before="0" w:after="0" w:line="269" w:lineRule="auto"/>
+        <w:ind w:left="180" w:hanging="180"/>
+        <w:snapToGrid w:val="0"/>
+      </w:pPr>
+      <w:r>
+        <w:rPr>
+          <w:rFonts w:ascii="맑은 고딕" w:hAnsi="맑은 고딕" w:eastAsia="맑은 고딕"/>
+          <w:b w:val="0"/>
+          <w:sz w:val="17"/>
+          <w:u w:val="none"/>
+        </w:rPr>
+        <w:t>② (A) overlook  (B) contest</w:t>
+      </w:r>
+    </w:p>
+    <w:p>
+      <w:pPr>
+        <w:spacing w:before="0" w:after="0" w:line="269" w:lineRule="auto"/>
+        <w:ind w:left="180" w:hanging="180"/>
+        <w:snapToGrid w:val="0"/>
+      </w:pPr>
+      <w:r>
+        <w:rPr>
+          <w:rFonts w:ascii="맑은 고딕" w:hAnsi="맑은 고딕" w:eastAsia="맑은 고딕"/>
+          <w:b w:val="0"/>
+          <w:sz w:val="17"/>
+          <w:u w:val="none"/>
+        </w:rPr>
+        <w:t>③ (A) enjoy  (B) mixture</w:t>
+      </w:r>
+    </w:p>
+    <w:p>
+      <w:pPr>
+        <w:spacing w:before="0" w:after="0" w:line="269" w:lineRule="auto"/>
+        <w:ind w:left="180" w:hanging="180"/>
+        <w:snapToGrid w:val="0"/>
+      </w:pPr>
+      <w:r>
+        <w:rPr>
+          <w:rFonts w:ascii="맑은 고딕" w:hAnsi="맑은 고딕" w:eastAsia="맑은 고딕"/>
+          <w:b w:val="0"/>
+          <w:sz w:val="17"/>
+          <w:u w:val="none"/>
+        </w:rPr>
+        <w:t>④ (A) overlook  (B) sequence</w:t>
+      </w:r>
+    </w:p>
+    <w:p>
+      <w:pPr>
+        <w:spacing w:before="0" w:after="0" w:line="269" w:lineRule="auto"/>
+        <w:ind w:left="180" w:hanging="180"/>
+        <w:snapToGrid w:val="0"/>
+      </w:pPr>
+      <w:r>
+        <w:rPr>
+          <w:rFonts w:ascii="맑은 고딕" w:hAnsi="맑은 고딕" w:eastAsia="맑은 고딕"/>
+          <w:b w:val="0"/>
+          <w:sz w:val="17"/>
+          <w:u w:val="none"/>
+        </w:rPr>
+        <w:t>⑤ (A) overlook  (B) mixture</w:t>
+      </w:r>
+    </w:p>
+    <w:p>
+      <w:pPr>
+        <w:keepNext/>
+        <w:spacing w:before="80" w:after="20" w:line="276" w:lineRule="auto"/>
+        <w:snapToGrid w:val="0"/>
+      </w:pPr>
+      <w:r>
+        <w:rPr>
+          <w:rFonts w:ascii="맑은 고딕" w:hAnsi="맑은 고딕" w:eastAsia="맑은 고딕"/>
+          <w:b/>
+          <w:sz w:val="17"/>
+          <w:u w:val="none"/>
+        </w:rPr>
+        <w:t>36-5.</w:t>
+      </w:r>
+      <w:r>
+        <w:rPr>
+          <w:rFonts w:ascii="맑은 고딕" w:hAnsi="맑은 고딕" w:eastAsia="맑은 고딕"/>
+          <w:b w:val="0"/>
+          <w:sz w:val="17"/>
+          <w:u w:val="none"/>
+        </w:rPr>
+        <w:t xml:space="preserve"> According to the passage, which of the following is </w:t>
+      </w:r>
+      <w:r>
+        <w:rPr>
+          <w:rFonts w:ascii="맑은 고딕" w:hAnsi="맑은 고딕" w:eastAsia="맑은 고딕"/>
+          <w:b w:val="0"/>
+          <w:sz w:val="17"/>
+          <w:u w:val="single"/>
+        </w:rPr>
+        <w:t>NOT</w:t>
+      </w:r>
+      <w:r>
+        <w:rPr>
+          <w:rFonts w:ascii="맑은 고딕" w:hAnsi="맑은 고딕" w:eastAsia="맑은 고딕"/>
+          <w:b w:val="0"/>
+          <w:sz w:val="17"/>
+          <w:u w:val="none"/>
+        </w:rPr>
+        <w:t xml:space="preserve"> true? [2.8점]</w:t>
+      </w:r>
+    </w:p>
+    <w:p>
+      <w:pPr>
+        <w:spacing w:before="0" w:after="60" w:line="288" w:lineRule="auto"/>
+        <w:ind w:left="40"/>
+        <w:snapToGrid w:val="0"/>
+        <w:pBdr>
+          <w:top w:val="single" w:sz="4" w:space="2" w:color="999999"/>
+          <w:left w:val="single" w:sz="4" w:space="2" w:color="999999"/>
+          <w:bottom w:val="single" w:sz="4" w:space="2" w:color="999999"/>
+          <w:right w:val="single" w:sz="4" w:space="2" w:color="999999"/>
+        </w:pBdr>
+        <w:shd w:val="clear" w:color="auto" w:fill="F6F3EA"/>
+      </w:pPr>
+      <w:r>
+        <w:rPr>
+          <w:rFonts w:ascii="맑은 고딕" w:hAnsi="맑은 고딕" w:eastAsia="맑은 고딕"/>
+          <w:b w:val="0"/>
+          <w:sz w:val="17"/>
+          <w:u w:val="none"/>
+        </w:rPr>
+        <w:t>Experiences that involve several senses at once fill our daily lives, but we rarely notice them, particularly when our senses work as they should or have been brought back to normal with aids such as glasses. Look more carefully at any experience, however ordinary, and the astonishing multisensory world we inhabit comes into view. Think about eating an everyday meal. It may look like nothing special at first, yet it is really a blend of the senses. The eyes taste the food before the mouth does, and we are also bombarded with endless sensory signals — the feel, the flavour, and the smell of the food — that shape how the meal is experienced. Nor is that the end of it. The sounds around us as we eat, the noises we make as we chew, and even the sounds of the tools we eat with all shape the experience as well.</w:t>
+      </w:r>
+    </w:p>
+    <w:p>
+      <w:pPr>
+        <w:spacing w:before="0" w:after="0" w:line="269" w:lineRule="auto"/>
+        <w:ind w:left="180" w:hanging="180"/>
+        <w:snapToGrid w:val="0"/>
+      </w:pPr>
+      <w:r>
+        <w:rPr>
+          <w:rFonts w:ascii="맑은 고딕" w:hAnsi="맑은 고딕" w:eastAsia="맑은 고딕"/>
+          <w:b w:val="0"/>
+          <w:sz w:val="17"/>
+          <w:u w:val="none"/>
+        </w:rPr>
+        <w:t>① We tend to overlook multisensory experiences when our senses are working normally.</w:t>
+      </w:r>
+    </w:p>
+    <w:p>
+      <w:pPr>
+        <w:spacing w:before="0" w:after="0" w:line="269" w:lineRule="auto"/>
+        <w:ind w:left="180" w:hanging="180"/>
+        <w:snapToGrid w:val="0"/>
+      </w:pPr>
+      <w:r>
+        <w:rPr>
+          <w:rFonts w:ascii="맑은 고딕" w:hAnsi="맑은 고딕" w:eastAsia="맑은 고딕"/>
+          <w:b w:val="0"/>
+          <w:sz w:val="17"/>
+          <w:u w:val="none"/>
+        </w:rPr>
+        <w:t>② Glasses are mentioned as an aid that brings a sense back to normal.</w:t>
+      </w:r>
+    </w:p>
+    <w:p>
+      <w:pPr>
+        <w:spacing w:before="0" w:after="0" w:line="269" w:lineRule="auto"/>
+        <w:ind w:left="180" w:hanging="180"/>
+        <w:snapToGrid w:val="0"/>
+      </w:pPr>
+      <w:r>
+        <w:rPr>
+          <w:rFonts w:ascii="맑은 고딕" w:hAnsi="맑은 고딕" w:eastAsia="맑은 고딕"/>
+          <w:b w:val="0"/>
+          <w:sz w:val="17"/>
+          <w:u w:val="none"/>
+        </w:rPr>
+        <w:t>③ The writer says that sound plays no part in how we experience a meal.</w:t>
+      </w:r>
+    </w:p>
+    <w:p>
+      <w:pPr>
+        <w:spacing w:before="0" w:after="0" w:line="269" w:lineRule="auto"/>
+        <w:ind w:left="180" w:hanging="180"/>
+        <w:snapToGrid w:val="0"/>
+      </w:pPr>
+      <w:r>
+        <w:rPr>
+          <w:rFonts w:ascii="맑은 고딕" w:hAnsi="맑은 고딕" w:eastAsia="맑은 고딕"/>
+          <w:b w:val="0"/>
+          <w:sz w:val="17"/>
+          <w:u w:val="none"/>
+        </w:rPr>
+        <w:t>④ The feel, the flavour, and the smell of food all shape the experience of eating.</w:t>
+      </w:r>
+    </w:p>
+    <w:p>
+      <w:pPr>
+        <w:spacing w:before="0" w:after="0" w:line="269" w:lineRule="auto"/>
+        <w:ind w:left="180" w:hanging="180"/>
+        <w:snapToGrid w:val="0"/>
+      </w:pPr>
+      <w:r>
+        <w:rPr>
+          <w:rFonts w:ascii="맑은 고딕" w:hAnsi="맑은 고딕" w:eastAsia="맑은 고딕"/>
+          <w:b w:val="0"/>
+          <w:sz w:val="17"/>
+          <w:u w:val="none"/>
+        </w:rPr>
+        <w:t>⑤ Looking at the food is described as coming before tasting it.</w:t>
+      </w:r>
+    </w:p>
+    <w:p>
+      <w:pPr>
+        <w:keepNext/>
+        <w:spacing w:before="80" w:after="20" w:line="276" w:lineRule="auto"/>
+        <w:snapToGrid w:val="0"/>
+      </w:pPr>
+      <w:r>
+        <w:rPr>
+          <w:rFonts w:ascii="맑은 고딕" w:hAnsi="맑은 고딕" w:eastAsia="맑은 고딕"/>
+          <w:b/>
+          <w:sz w:val="17"/>
+          <w:u w:val="none"/>
+        </w:rPr>
+        <w:t>36-6.</w:t>
+      </w:r>
+      <w:r>
+        <w:rPr>
+          <w:rFonts w:ascii="맑은 고딕" w:hAnsi="맑은 고딕" w:eastAsia="맑은 고딕"/>
+          <w:b w:val="0"/>
+          <w:sz w:val="17"/>
+          <w:u w:val="none"/>
+        </w:rPr>
+        <w:t xml:space="preserve"> What is the main idea of the passage? [2.8점]</w:t>
+      </w:r>
+    </w:p>
+    <w:p>
+      <w:pPr>
+        <w:spacing w:before="0" w:after="60" w:line="288" w:lineRule="auto"/>
+        <w:ind w:left="40"/>
+        <w:snapToGrid w:val="0"/>
+        <w:pBdr>
+          <w:top w:val="single" w:sz="4" w:space="2" w:color="999999"/>
+          <w:left w:val="single" w:sz="4" w:space="2" w:color="999999"/>
+          <w:bottom w:val="single" w:sz="4" w:space="2" w:color="999999"/>
+          <w:right w:val="single" w:sz="4" w:space="2" w:color="999999"/>
+        </w:pBdr>
+        <w:shd w:val="clear" w:color="auto" w:fill="F6F3EA"/>
+      </w:pPr>
+      <w:r>
+        <w:rPr>
+          <w:rFonts w:ascii="맑은 고딕" w:hAnsi="맑은 고딕" w:eastAsia="맑은 고딕"/>
+          <w:b w:val="0"/>
+          <w:sz w:val="17"/>
+          <w:u w:val="none"/>
+        </w:rPr>
+        <w:t>Experiences that involve several senses at once fill our daily lives, but we rarely notice them, particularly when our senses work as they should or have been brought back to normal with aids such as glasses. Look more carefully at any experience, however ordinary, and the astonishing multisensory world we inhabit comes into view. Think about eating an everyday meal. It may look like nothing special at first, yet it is really a blend of the senses. The eyes taste the food before the mouth does, and we are also bombarded with endless sensory signals — the feel, the flavour, and the smell of the food — that shape how the meal is experienced. Nor is that the end of it. The sounds around us as we eat, the noises we make as we chew, and even the sounds of the tools we eat with all shape the experience as well.</w:t>
+      </w:r>
+    </w:p>
+    <w:p>
+      <w:pPr>
+        <w:spacing w:before="0" w:after="0" w:line="269" w:lineRule="auto"/>
+        <w:ind w:left="180" w:hanging="180"/>
+        <w:snapToGrid w:val="0"/>
+      </w:pPr>
+      <w:r>
+        <w:rPr>
+          <w:rFonts w:ascii="맑은 고딕" w:hAnsi="맑은 고딕" w:eastAsia="맑은 고딕"/>
+          <w:b w:val="0"/>
+          <w:sz w:val="17"/>
+          <w:u w:val="none"/>
+        </w:rPr>
+        <w:t>① Eating should be done slowly so that every sense can be enjoyed.</w:t>
+      </w:r>
+    </w:p>
+    <w:p>
+      <w:pPr>
+        <w:spacing w:before="0" w:after="0" w:line="269" w:lineRule="auto"/>
+        <w:ind w:left="180" w:hanging="180"/>
+        <w:snapToGrid w:val="0"/>
+      </w:pPr>
+      <w:r>
+        <w:rPr>
+          <w:rFonts w:ascii="맑은 고딕" w:hAnsi="맑은 고딕" w:eastAsia="맑은 고딕"/>
+          <w:b w:val="0"/>
+          <w:sz w:val="17"/>
+          <w:u w:val="none"/>
+        </w:rPr>
+        <w:t>② Even the most ordinary experiences involve several senses working together.</w:t>
+      </w:r>
+    </w:p>
+    <w:p>
+      <w:pPr>
+        <w:spacing w:before="0" w:after="0" w:line="269" w:lineRule="auto"/>
+        <w:ind w:left="180" w:hanging="180"/>
+        <w:snapToGrid w:val="0"/>
+      </w:pPr>
+      <w:r>
+        <w:rPr>
+          <w:rFonts w:ascii="맑은 고딕" w:hAnsi="맑은 고딕" w:eastAsia="맑은 고딕"/>
+          <w:b w:val="0"/>
+          <w:sz w:val="17"/>
+          <w:u w:val="none"/>
+        </w:rPr>
+        <w:t>③ Sight is the most important sense when we eat.</w:t>
+      </w:r>
+    </w:p>
+    <w:p>
+      <w:pPr>
+        <w:spacing w:before="0" w:after="0" w:line="269" w:lineRule="auto"/>
+        <w:ind w:left="180" w:hanging="180"/>
+        <w:snapToGrid w:val="0"/>
+      </w:pPr>
+      <w:r>
+        <w:rPr>
+          <w:rFonts w:ascii="맑은 고딕" w:hAnsi="맑은 고딕" w:eastAsia="맑은 고딕"/>
+          <w:b w:val="0"/>
+          <w:sz w:val="17"/>
+          <w:u w:val="none"/>
+        </w:rPr>
+        <w:t>④ People who wear glasses experience meals differently from others.</w:t>
+      </w:r>
+    </w:p>
+    <w:p>
+      <w:pPr>
+        <w:spacing w:before="0" w:after="0" w:line="269" w:lineRule="auto"/>
+        <w:ind w:left="180" w:hanging="180"/>
+        <w:snapToGrid w:val="0"/>
+      </w:pPr>
+      <w:r>
+        <w:rPr>
+          <w:rFonts w:ascii="맑은 고딕" w:hAnsi="맑은 고딕" w:eastAsia="맑은 고딕"/>
+          <w:b w:val="0"/>
+          <w:sz w:val="17"/>
+          <w:u w:val="none"/>
+        </w:rPr>
+        <w:t>⑤ Restaurants should pay more attention to background noise.</w:t>
+      </w:r>
+    </w:p>
+    <w:p>
+      <w:pPr>
+        <w:keepNext/>
+        <w:spacing w:before="80" w:after="20" w:line="276" w:lineRule="auto"/>
+        <w:snapToGrid w:val="0"/>
+      </w:pPr>
+      <w:r>
+        <w:rPr>
+          <w:rFonts w:ascii="맑은 고딕" w:hAnsi="맑은 고딕" w:eastAsia="맑은 고딕"/>
+          <w:b/>
+          <w:sz w:val="17"/>
+          <w:u w:val="none"/>
+        </w:rPr>
+        <w:t>36-7.</w:t>
+      </w:r>
+      <w:r>
+        <w:rPr>
+          <w:rFonts w:ascii="맑은 고딕" w:hAnsi="맑은 고딕" w:eastAsia="맑은 고딕"/>
+          <w:b w:val="0"/>
+          <w:sz w:val="17"/>
+          <w:u w:val="none"/>
+        </w:rPr>
+        <w:t xml:space="preserve"> 다음 글의 밑줄 친 부분 중, 문맥상 낱말의 쓰임이 적절하지 </w:t>
+      </w:r>
+      <w:r>
+        <w:rPr>
+          <w:rFonts w:ascii="맑은 고딕" w:hAnsi="맑은 고딕" w:eastAsia="맑은 고딕"/>
+          <w:b w:val="0"/>
+          <w:sz w:val="17"/>
+          <w:u w:val="single"/>
+        </w:rPr>
+        <w:t>않은</w:t>
+      </w:r>
+      <w:r>
+        <w:rPr>
+          <w:rFonts w:ascii="맑은 고딕" w:hAnsi="맑은 고딕" w:eastAsia="맑은 고딕"/>
+          <w:b w:val="0"/>
+          <w:sz w:val="17"/>
+          <w:u w:val="none"/>
+        </w:rPr>
+        <w:t xml:space="preserve"> 것은? [3.0점]</w:t>
+      </w:r>
+    </w:p>
+    <w:p>
+      <w:pPr>
+        <w:spacing w:before="0" w:after="60" w:line="288" w:lineRule="auto"/>
+        <w:ind w:left="40"/>
+        <w:snapToGrid w:val="0"/>
+        <w:pBdr>
+          <w:top w:val="single" w:sz="4" w:space="2" w:color="999999"/>
+          <w:left w:val="single" w:sz="4" w:space="2" w:color="999999"/>
+          <w:bottom w:val="single" w:sz="4" w:space="2" w:color="999999"/>
+          <w:right w:val="single" w:sz="4" w:space="2" w:color="999999"/>
+        </w:pBdr>
+        <w:shd w:val="clear" w:color="auto" w:fill="F6F3EA"/>
+      </w:pPr>
+      <w:r>
+        <w:rPr>
+          <w:rFonts w:ascii="맑은 고딕" w:hAnsi="맑은 고딕" w:eastAsia="맑은 고딕"/>
+          <w:b w:val="0"/>
+          <w:sz w:val="17"/>
+          <w:u w:val="none"/>
+        </w:rPr>
+        <w:t>Multisensory experiences are a ①</w:t>
+      </w:r>
+      <w:r>
+        <w:rPr>
+          <w:rFonts w:ascii="맑은 고딕" w:hAnsi="맑은 고딕" w:eastAsia="맑은 고딕"/>
+          <w:b w:val="0"/>
+          <w:sz w:val="17"/>
+          <w:u w:val="single"/>
+        </w:rPr>
+        <w:t>central</w:t>
+      </w:r>
+      <w:r>
+        <w:rPr>
+          <w:rFonts w:ascii="맑은 고딕" w:hAnsi="맑은 고딕" w:eastAsia="맑은 고딕"/>
+          <w:b w:val="0"/>
+          <w:sz w:val="17"/>
+          <w:u w:val="none"/>
+        </w:rPr>
+        <w:t xml:space="preserve"> part of our everyday lives, yet we often take them for granted, especially when our senses function normally or are corrected to normal with aids like glasses. However, closer inspection to any, even the most ordinary experiences, ②</w:t>
+      </w:r>
+      <w:r>
+        <w:rPr>
+          <w:rFonts w:ascii="맑은 고딕" w:hAnsi="맑은 고딕" w:eastAsia="맑은 고딕"/>
+          <w:b w:val="0"/>
+          <w:sz w:val="17"/>
+          <w:u w:val="single"/>
+        </w:rPr>
+        <w:t>conceals</w:t>
+      </w:r>
+      <w:r>
+        <w:rPr>
+          <w:rFonts w:ascii="맑은 고딕" w:hAnsi="맑은 고딕" w:eastAsia="맑은 고딕"/>
+          <w:b w:val="0"/>
+          <w:sz w:val="17"/>
+          <w:u w:val="none"/>
+        </w:rPr>
+        <w:t xml:space="preserve"> the remarkable multisensory world in which we live. Consider the experience of eating a regular meal. At first, it may seem like an ordinary experience, but it is actually a ③</w:t>
+      </w:r>
+      <w:r>
+        <w:rPr>
+          <w:rFonts w:ascii="맑은 고딕" w:hAnsi="맑은 고딕" w:eastAsia="맑은 고딕"/>
+          <w:b w:val="0"/>
+          <w:sz w:val="17"/>
+          <w:u w:val="single"/>
+        </w:rPr>
+        <w:t>fusion</w:t>
+      </w:r>
+      <w:r>
+        <w:rPr>
+          <w:rFonts w:ascii="맑은 고딕" w:hAnsi="맑은 고딕" w:eastAsia="맑은 고딕"/>
+          <w:b w:val="0"/>
+          <w:sz w:val="17"/>
+          <w:u w:val="none"/>
+        </w:rPr>
+        <w:t xml:space="preserve"> of the senses. We first eat with our eyes, but we are also exposed to ④</w:t>
+      </w:r>
+      <w:r>
+        <w:rPr>
+          <w:rFonts w:ascii="맑은 고딕" w:hAnsi="맑은 고딕" w:eastAsia="맑은 고딕"/>
+          <w:b w:val="0"/>
+          <w:sz w:val="17"/>
+          <w:u w:val="single"/>
+        </w:rPr>
+        <w:t>countless</w:t>
+      </w:r>
+      <w:r>
+        <w:rPr>
+          <w:rFonts w:ascii="맑은 고딕" w:hAnsi="맑은 고딕" w:eastAsia="맑은 고딕"/>
+          <w:b w:val="0"/>
+          <w:sz w:val="17"/>
+          <w:u w:val="none"/>
+        </w:rPr>
+        <w:t xml:space="preserve"> sensory signals that influence our eating experience such as food textures, tastes, and smells. And it does not ⑤</w:t>
+      </w:r>
+      <w:r>
+        <w:rPr>
+          <w:rFonts w:ascii="맑은 고딕" w:hAnsi="맑은 고딕" w:eastAsia="맑은 고딕"/>
+          <w:b w:val="0"/>
+          <w:sz w:val="17"/>
+          <w:u w:val="single"/>
+        </w:rPr>
+        <w:t>stop</w:t>
+      </w:r>
+      <w:r>
+        <w:rPr>
+          <w:rFonts w:ascii="맑은 고딕" w:hAnsi="맑은 고딕" w:eastAsia="맑은 고딕"/>
+          <w:b w:val="0"/>
+          <w:sz w:val="17"/>
+          <w:u w:val="none"/>
+        </w:rPr>
+        <w:t xml:space="preserve"> there. The sounds around us as we eat, the noises we make as we chew, and even the sounds of the tools we eat with all shape the experience as well.</w:t>
+      </w:r>
+    </w:p>
+    <w:p>
+      <w:pPr>
+        <w:spacing w:before="0" w:after="20" w:line="276" w:lineRule="auto"/>
+        <w:ind w:left="80"/>
+        <w:snapToGrid w:val="0"/>
+      </w:pPr>
+      <w:r>
+        <w:rPr>
+          <w:rFonts w:ascii="맑은 고딕" w:hAnsi="맑은 고딕" w:eastAsia="맑은 고딕"/>
+          <w:b w:val="0"/>
+          <w:sz w:val="17"/>
+          <w:u w:val="none"/>
+        </w:rPr>
+        <w:t>① ①    ② ②    ③ ③    ④ ④    ⑤ ⑤</w:t>
+      </w:r>
+    </w:p>
+    <w:p>
+      <w:pPr>
+        <w:keepNext/>
+        <w:spacing w:before="80" w:after="40" w:line="276" w:lineRule="auto"/>
+        <w:snapToGrid w:val="0"/>
+        <w:shd w:val="clear" w:color="auto" w:fill="8A3A12"/>
+      </w:pPr>
+      <w:r>
+        <w:rPr>
+          <w:rFonts w:ascii="맑은 고딕" w:hAnsi="맑은 고딕" w:eastAsia="맑은 고딕"/>
+          <w:b/>
+          <w:color w:val="FFFFFF"/>
+          <w:sz w:val="17"/>
+          <w:u w:val="none"/>
+        </w:rPr>
+        <w:t>서답형  36-서1 ~ 36-서2</w:t>
+      </w:r>
+    </w:p>
+    <w:p>
+      <w:pPr>
+        <w:keepNext/>
+        <w:spacing w:before="80" w:after="20" w:line="276" w:lineRule="auto"/>
+        <w:snapToGrid w:val="0"/>
+      </w:pPr>
+      <w:r>
+        <w:rPr>
+          <w:rFonts w:ascii="맑은 고딕" w:hAnsi="맑은 고딕" w:eastAsia="맑은 고딕"/>
+          <w:b/>
+          <w:sz w:val="17"/>
+          <w:u w:val="none"/>
+        </w:rPr>
+        <w:t>36-서1.</w:t>
+      </w:r>
+      <w:r>
+        <w:rPr>
+          <w:rFonts w:ascii="맑은 고딕" w:hAnsi="맑은 고딕" w:eastAsia="맑은 고딕"/>
+          <w:b w:val="0"/>
+          <w:sz w:val="17"/>
+          <w:u w:val="none"/>
+        </w:rPr>
+        <w:t xml:space="preserve"> 다음 글의 밑줄 친 문장과 같은 뜻이 되도록 &lt;보기&gt;의 표현을 모두 사용하여 &lt;조건&gt;에 맞게 영작하시오. [3점] [3.0점]</w:t>
+      </w:r>
+    </w:p>
+    <w:p>
+      <w:pPr>
+        <w:spacing w:before="0" w:after="60" w:line="288" w:lineRule="auto"/>
+        <w:ind w:left="40"/>
+        <w:snapToGrid w:val="0"/>
+        <w:pBdr>
+          <w:top w:val="single" w:sz="4" w:space="2" w:color="999999"/>
+          <w:left w:val="single" w:sz="4" w:space="2" w:color="999999"/>
+          <w:bottom w:val="single" w:sz="4" w:space="2" w:color="999999"/>
+          <w:right w:val="single" w:sz="4" w:space="2" w:color="999999"/>
+        </w:pBdr>
+        <w:shd w:val="clear" w:color="auto" w:fill="F6F3EA"/>
+      </w:pPr>
+      <w:r>
+        <w:rPr>
+          <w:rFonts w:ascii="맑은 고딕" w:hAnsi="맑은 고딕" w:eastAsia="맑은 고딕"/>
+          <w:b w:val="0"/>
+          <w:sz w:val="17"/>
+          <w:u w:val="none"/>
+        </w:rPr>
+        <w:t xml:space="preserve">And it does not stop there. </w:t>
+      </w:r>
+      <w:r>
+        <w:rPr>
+          <w:rFonts w:ascii="맑은 고딕" w:hAnsi="맑은 고딕" w:eastAsia="맑은 고딕"/>
+          <w:b w:val="0"/>
+          <w:sz w:val="17"/>
+          <w:u w:val="single"/>
+        </w:rPr>
+        <w:t>Even the sounds that come both from the atmospheres in which we eat and our interactions with the food (such as chewing) and the tools we use to eat influence our eating experience.</w:t>
+      </w:r>
+    </w:p>
+    <w:p>
+      <w:pPr>
+        <w:spacing w:before="0" w:after="60" w:line="288" w:lineRule="auto"/>
+        <w:ind w:left="40"/>
+        <w:snapToGrid w:val="0"/>
+        <w:pBdr>
+          <w:top w:val="single" w:sz="4" w:space="2" w:color="9B6BD0"/>
+          <w:left w:val="single" w:sz="4" w:space="2" w:color="9B6BD0"/>
+          <w:bottom w:val="single" w:sz="4" w:space="2" w:color="9B6BD0"/>
+          <w:right w:val="single" w:sz="4" w:space="2" w:color="9B6BD0"/>
+        </w:pBdr>
+        <w:shd w:val="clear" w:color="auto" w:fill="FAF5FF"/>
+      </w:pPr>
+      <w:r>
+        <w:rPr>
+          <w:rFonts w:ascii="맑은 고딕" w:hAnsi="맑은 고딕" w:eastAsia="맑은 고딕"/>
+          <w:b/>
+          <w:sz w:val="17"/>
+          <w:u w:val="none"/>
+        </w:rPr>
+        <w:t>&lt;보 기&gt;</w:t>
+      </w:r>
+      <w:r>
+        <w:rPr>
+          <w:rFonts w:ascii="맑은 고딕" w:hAnsi="맑은 고딕" w:eastAsia="맑은 고딕"/>
+          <w:b w:val="0"/>
+          <w:sz w:val="17"/>
+          <w:u w:val="none"/>
+        </w:rPr>
+        <w:t xml:space="preserve"> our eating experience / is / influenced / even by / the sounds / that come / both from / the atmospheres in which we eat / and / our interactions with the food / and / the tools we use to eat</w:t>
       </w:r>
     </w:p>
     <w:p>
@@ -1565,7 +2975,7 @@
           <w:sz w:val="17"/>
           <w:u w:val="none"/>
         </w:rPr>
-        <w:t>&lt;보 기&gt;</w:t>
+        <w:t>&lt;조 건&gt;</w:t>
       </w:r>
     </w:p>
     <w:p>
@@ -1588,7 +2998,7 @@
           <w:sz w:val="17"/>
           <w:u w:val="none"/>
         </w:rPr>
-        <w:t>(a) We tend to take multisensory experiences for granted when our senses work normally.</w:t>
+        <w:t>1. Use ALL the expressions in the box, each only once.</w:t>
       </w:r>
     </w:p>
     <w:p>
@@ -1611,7 +3021,7 @@
           <w:sz w:val="17"/>
           <w:u w:val="none"/>
         </w:rPr>
-        <w:t>(b) The appropriate expression for (A) is ‘Therefore’.</w:t>
+        <w:t>2. Do NOT change the form of any word, and do NOT add any other words.</w:t>
       </w:r>
     </w:p>
     <w:p>
@@ -1634,7 +3044,7 @@
           <w:sz w:val="17"/>
           <w:u w:val="none"/>
         </w:rPr>
-        <w:t>(c) In ⓐ, ‘in which we live’ can be rewritten as ‘where we live’.</w:t>
+        <w:t>3. Begin with ‘Our eating experience’ and write the sentence in the PASSIVE voice.</w:t>
       </w:r>
     </w:p>
     <w:p>
@@ -1657,7 +3067,7 @@
           <w:sz w:val="17"/>
           <w:u w:val="none"/>
         </w:rPr>
-        <w:t>(d) In the context, ⓑ ‘fusion’ can be replaced by ‘combination’.</w:t>
+        <w:t>4. Leave out the part in parentheses (such as chewing). Write 32 words in total.</w:t>
       </w:r>
     </w:p>
     <w:p>
@@ -1680,13 +3090,12 @@
           <w:sz w:val="17"/>
           <w:u w:val="none"/>
         </w:rPr>
-        <w:t>(e) According to the passage, the sounds around us have no effect on our eating experience.</w:t>
+        <w:t>5. 답안지에 소문항 번호를 정확하게 기입할 것</w:t>
       </w:r>
     </w:p>
     <w:p>
       <w:pPr>
-        <w:spacing w:before="0" w:after="20" w:line="276" w:lineRule="auto"/>
-        <w:ind w:left="80"/>
+        <w:spacing w:before="0" w:after="40" w:line="360" w:lineRule="auto"/>
         <w:snapToGrid w:val="0"/>
       </w:pPr>
       <w:r>
@@ -1696,7 +3105,7 @@
           <w:sz w:val="17"/>
           <w:u w:val="none"/>
         </w:rPr>
-        <w:t>① (a), (c)    ② (b), (d)    ③ (c), (d), (e)    ④ (a), (b), (e)    ⑤ (b), (e)</w:t>
+        <w:t>⇒ Our eating experience ______________________________________________________________ .</w:t>
       </w:r>
     </w:p>
     <w:p>
@@ -1712,7 +3121,7 @@
           <w:sz w:val="17"/>
           <w:u w:val="none"/>
         </w:rPr>
-        <w:t>36-2.</w:t>
+        <w:t>36-서2.</w:t>
       </w:r>
       <w:r>
         <w:rPr>
@@ -1721,7 +3130,7 @@
           <w:sz w:val="17"/>
           <w:u w:val="none"/>
         </w:rPr>
-        <w:t xml:space="preserve"> 다음 글의 밑줄 친 ⓐ ~ ⓕ 중, 어법상 </w:t>
+        <w:t xml:space="preserve"> 다음 글의 요약문을 완성하시오. 빈칸 (1)~(4)에 &lt;보기&gt;에서 알맞은 단어를 골라 </w:t>
       </w:r>
       <w:r>
         <w:rPr>
@@ -1730,7 +3139,7 @@
           <w:sz w:val="17"/>
           <w:u w:val="single"/>
         </w:rPr>
-        <w:t>틀린</w:t>
+        <w:t>필요하면 어형을 바꾸어</w:t>
       </w:r>
       <w:r>
         <w:rPr>
@@ -1739,7 +3148,7 @@
           <w:sz w:val="17"/>
           <w:u w:val="none"/>
         </w:rPr>
-        <w:t xml:space="preserve"> 것을 모두 고른 것은? [3.1점]</w:t>
+        <w:t xml:space="preserve"> 쓰시오. (한 칸에 한 단어, 중복 사용 불가) [각 0.75점, 총 3점] [3.0점]</w:t>
       </w:r>
     </w:p>
     <w:p>
@@ -1762,16 +3171,53 @@
           <w:sz w:val="17"/>
           <w:u w:val="none"/>
         </w:rPr>
-        <w:t>Multisensory experiences are a central part of our everyday lives, yet we often take them for granted, especially when our senses function normally or ⓐ</w:t>
-      </w:r>
+        <w:t>Experiences that involve several senses at once fill our daily lives, but we rarely notice them, particularly when our senses work as they should or have been brought back to normal with aids such as glasses. Look more carefully at any experience, however ordinary, and the astonishing multisensory world we inhabit comes into view. Think about eating an everyday meal. It may look like nothing special at first, yet it is really a blend of the senses. The eyes taste the food before the mouth does, and we are also bombarded with endless sensory signals — the feel, the flavour, and the smell of the food — that shape how the meal is experienced. Nor is that the end of it. The sounds around us as we eat, the noises we make as we chew, and even the sounds of the tools we eat with all shape the experience as well.</w:t>
+      </w:r>
+    </w:p>
+    <w:p>
+      <w:pPr>
+        <w:spacing w:before="0" w:after="60" w:line="288" w:lineRule="auto"/>
+        <w:ind w:left="40"/>
+        <w:snapToGrid w:val="0"/>
+        <w:pBdr>
+          <w:top w:val="single" w:sz="4" w:space="2" w:color="C99B4E"/>
+          <w:left w:val="single" w:sz="4" w:space="2" w:color="C99B4E"/>
+          <w:bottom w:val="single" w:sz="4" w:space="2" w:color="C99B4E"/>
+          <w:right w:val="single" w:sz="4" w:space="2" w:color="C99B4E"/>
+        </w:pBdr>
+        <w:shd w:val="clear" w:color="auto" w:fill="FFF8E1"/>
+      </w:pPr>
       <w:r>
         <w:rPr>
           <w:rFonts w:ascii="맑은 고딕" w:hAnsi="맑은 고딕" w:eastAsia="맑은 고딕"/>
           <w:b w:val="0"/>
           <w:sz w:val="17"/>
-          <w:u w:val="single"/>
-        </w:rPr>
-        <w:t>are corrected</w:t>
+          <w:u w:val="none"/>
+        </w:rPr>
+        <w:t>We usually take our multisensory experiences for (1) ________, but even an (2) ________ meal is a (3) ________ of the senses: what we see, feel, taste and smell, and even the sounds of chewing and of our tools, all leave the experience (4) ________.</w:t>
+      </w:r>
+    </w:p>
+    <w:p>
+      <w:pPr>
+        <w:spacing w:before="0" w:after="60" w:line="288" w:lineRule="auto"/>
+        <w:ind w:left="40"/>
+        <w:snapToGrid w:val="0"/>
+        <w:pBdr>
+          <w:top w:val="single" w:sz="4" w:space="2" w:color="9B6BD0"/>
+          <w:left w:val="single" w:sz="4" w:space="2" w:color="9B6BD0"/>
+          <w:bottom w:val="single" w:sz="4" w:space="2" w:color="9B6BD0"/>
+          <w:right w:val="single" w:sz="4" w:space="2" w:color="9B6BD0"/>
+        </w:pBdr>
+        <w:shd w:val="clear" w:color="auto" w:fill="FAF5FF"/>
+      </w:pPr>
+      <w:r>
+        <w:rPr>
+          <w:rFonts w:ascii="맑은 고딕" w:hAnsi="맑은 고딕" w:eastAsia="맑은 고딕"/>
+          <w:b/>
+          <w:sz w:val="17"/>
+          <w:u w:val="none"/>
+        </w:rPr>
+        <w:t>&lt;보 기&gt;</w:t>
       </w:r>
       <w:r>
         <w:rPr>
@@ -1780,17 +3226,68 @@
           <w:sz w:val="17"/>
           <w:u w:val="none"/>
         </w:rPr>
-        <w:t xml:space="preserve"> to normal with aids like glasses. However, closer inspection to any, even the most ordinary experiences, ⓑ</w:t>
-      </w:r>
+        <w:t xml:space="preserve"> grant / ordinary / blend / influence / remarkable / single / separate / ignore / sight / correct</w:t>
+      </w:r>
+    </w:p>
+    <w:p>
+      <w:pPr>
+        <w:spacing w:before="0" w:after="0" w:line="288" w:lineRule="auto"/>
+        <w:ind w:left="40"/>
+        <w:snapToGrid w:val="0"/>
+        <w:pBdr>
+          <w:top w:val="single" w:sz="4" w:space="2" w:color="9B6BD0"/>
+          <w:left w:val="single" w:sz="4" w:space="2" w:color="9B6BD0"/>
+          <w:bottom w:val="single" w:sz="4" w:space="2" w:color="9B6BD0"/>
+          <w:right w:val="single" w:sz="4" w:space="2" w:color="9B6BD0"/>
+        </w:pBdr>
+        <w:shd w:val="clear" w:color="auto" w:fill="FAF5FF"/>
+      </w:pPr>
+      <w:r>
+        <w:rPr>
+          <w:rFonts w:ascii="맑은 고딕" w:hAnsi="맑은 고딕" w:eastAsia="맑은 고딕"/>
+          <w:b/>
+          <w:sz w:val="17"/>
+          <w:u w:val="none"/>
+        </w:rPr>
+        <w:t>&lt;조 건&gt;</w:t>
+      </w:r>
+    </w:p>
+    <w:p>
+      <w:pPr>
+        <w:spacing w:before="0" w:after="0" w:line="288" w:lineRule="auto"/>
+        <w:ind w:left="40"/>
+        <w:snapToGrid w:val="0"/>
+        <w:pBdr>
+          <w:top w:val="single" w:sz="4" w:space="2" w:color="9B6BD0"/>
+          <w:left w:val="single" w:sz="4" w:space="2" w:color="9B6BD0"/>
+          <w:bottom w:val="single" w:sz="4" w:space="2" w:color="9B6BD0"/>
+          <w:right w:val="single" w:sz="4" w:space="2" w:color="9B6BD0"/>
+        </w:pBdr>
+        <w:shd w:val="clear" w:color="auto" w:fill="FAF5FF"/>
+      </w:pPr>
       <w:r>
         <w:rPr>
           <w:rFonts w:ascii="맑은 고딕" w:hAnsi="맑은 고딕" w:eastAsia="맑은 고딕"/>
           <w:b w:val="0"/>
           <w:sz w:val="17"/>
-          <w:u w:val="single"/>
-        </w:rPr>
-        <w:t>reveal</w:t>
-      </w:r>
+          <w:u w:val="none"/>
+        </w:rPr>
+        <w:t>1. &lt;보기&gt;의 단어를 골라 필요하면 어형(품사·시제·태)을 바꾸어 쓸 것</w:t>
+      </w:r>
+    </w:p>
+    <w:p>
+      <w:pPr>
+        <w:spacing w:before="0" w:after="60" w:line="288" w:lineRule="auto"/>
+        <w:ind w:left="40"/>
+        <w:snapToGrid w:val="0"/>
+        <w:pBdr>
+          <w:top w:val="single" w:sz="4" w:space="2" w:color="9B6BD0"/>
+          <w:left w:val="single" w:sz="4" w:space="2" w:color="9B6BD0"/>
+          <w:bottom w:val="single" w:sz="4" w:space="2" w:color="9B6BD0"/>
+          <w:right w:val="single" w:sz="4" w:space="2" w:color="9B6BD0"/>
+        </w:pBdr>
+        <w:shd w:val="clear" w:color="auto" w:fill="FAF5FF"/>
+      </w:pPr>
       <w:r>
         <w:rPr>
           <w:rFonts w:ascii="맑은 고딕" w:hAnsi="맑은 고딕" w:eastAsia="맑은 고딕"/>
@@ -1798,95 +3295,40 @@
           <w:sz w:val="17"/>
           <w:u w:val="none"/>
         </w:rPr>
-        <w:t xml:space="preserve"> the remarkable multisensory world ⓒ</w:t>
-      </w:r>
+        <w:t>2. 답안지에 소문항 번호를 정확하게 기입할 것  예) 2-(1) 2-(2)</w:t>
+      </w:r>
+    </w:p>
+    <w:p>
+      <w:pPr>
+        <w:spacing w:before="0" w:after="40" w:line="360" w:lineRule="auto"/>
+        <w:snapToGrid w:val="0"/>
+      </w:pPr>
       <w:r>
         <w:rPr>
           <w:rFonts w:ascii="맑은 고딕" w:hAnsi="맑은 고딕" w:eastAsia="맑은 고딕"/>
           <w:b w:val="0"/>
           <w:sz w:val="17"/>
-          <w:u w:val="single"/>
-        </w:rPr>
-        <w:t>which</w:t>
-      </w:r>
-      <w:r>
-        <w:rPr>
-          <w:rFonts w:ascii="맑은 고딕" w:hAnsi="맑은 고딕" w:eastAsia="맑은 고딕"/>
-          <w:b w:val="0"/>
-          <w:sz w:val="17"/>
-          <w:u w:val="none"/>
-        </w:rPr>
-        <w:t xml:space="preserve"> we live. Consider the experience of ⓓ</w:t>
-      </w:r>
-      <w:r>
-        <w:rPr>
-          <w:rFonts w:ascii="맑은 고딕" w:hAnsi="맑은 고딕" w:eastAsia="맑은 고딕"/>
-          <w:b w:val="0"/>
-          <w:sz w:val="17"/>
-          <w:u w:val="single"/>
-        </w:rPr>
-        <w:t>eating</w:t>
-      </w:r>
-      <w:r>
-        <w:rPr>
-          <w:rFonts w:ascii="맑은 고딕" w:hAnsi="맑은 고딕" w:eastAsia="맑은 고딕"/>
-          <w:b w:val="0"/>
-          <w:sz w:val="17"/>
-          <w:u w:val="none"/>
-        </w:rPr>
-        <w:t xml:space="preserve"> a regular meal. At first, it may seem like an ordinary experience, but it is actually a fusion of the senses. We first eat with our eyes, but we are also exposed to countless sensory signals ⓔ</w:t>
-      </w:r>
-      <w:r>
-        <w:rPr>
-          <w:rFonts w:ascii="맑은 고딕" w:hAnsi="맑은 고딕" w:eastAsia="맑은 고딕"/>
-          <w:b w:val="0"/>
-          <w:sz w:val="17"/>
-          <w:u w:val="single"/>
-        </w:rPr>
-        <w:t>that influences</w:t>
-      </w:r>
-      <w:r>
-        <w:rPr>
-          <w:rFonts w:ascii="맑은 고딕" w:hAnsi="맑은 고딕" w:eastAsia="맑은 고딕"/>
-          <w:b w:val="0"/>
-          <w:sz w:val="17"/>
-          <w:u w:val="none"/>
-        </w:rPr>
-        <w:t xml:space="preserve"> our eating experience such as food textures, tastes, and smells. And it does not stop there. Even the sounds that come both from the atmospheres in which we eat and our interactions with the food (such as chewing) and the tools we use ⓕ</w:t>
-      </w:r>
-      <w:r>
-        <w:rPr>
-          <w:rFonts w:ascii="맑은 고딕" w:hAnsi="맑은 고딕" w:eastAsia="맑은 고딕"/>
-          <w:b w:val="0"/>
-          <w:sz w:val="17"/>
-          <w:u w:val="single"/>
-        </w:rPr>
-        <w:t>to eat</w:t>
-      </w:r>
-      <w:r>
-        <w:rPr>
-          <w:rFonts w:ascii="맑은 고딕" w:hAnsi="맑은 고딕" w:eastAsia="맑은 고딕"/>
-          <w:b w:val="0"/>
-          <w:sz w:val="17"/>
-          <w:u w:val="none"/>
-        </w:rPr>
-        <w:t xml:space="preserve"> influence our eating experience.</w:t>
+          <w:u w:val="none"/>
+        </w:rPr>
+        <w:t>(1) ______________  (2) ______________  (3) ______________  (4) ______________</w:t>
       </w:r>
     </w:p>
     <w:p>
       <w:pPr>
-        <w:spacing w:before="0" w:after="20" w:line="276" w:lineRule="auto"/>
-        <w:ind w:left="80"/>
+        <w:keepNext/>
+        <w:spacing w:before="80" w:after="40" w:line="276" w:lineRule="auto"/>
         <w:snapToGrid w:val="0"/>
-      </w:pPr>
-      <w:r>
-        <w:rPr>
-          <w:rFonts w:ascii="맑은 고딕" w:hAnsi="맑은 고딕" w:eastAsia="맑은 고딕"/>
-          <w:b w:val="0"/>
+        <w:shd w:val="clear" w:color="auto" w:fill="6B21A8"/>
+      </w:pPr>
+      <w:r>
+        <w:rPr>
+          <w:rFonts w:ascii="맑은 고딕" w:hAnsi="맑은 고딕" w:eastAsia="맑은 고딕"/>
+          <w:b/>
+          <w:color w:val="FFFFFF"/>
           <w:sz w:val="17"/>
           <w:u w:val="none"/>
         </w:rPr>
-        <w:t>① ⓐ, ⓓ    ② ⓑ, ⓒ, ⓔ    ③ ⓑ, ⓕ    ④ ⓒ, ⓔ, ⓕ    ⑤ ⓐ, ⓑ, ⓓ</w:t>
+        <w:t>[지문 구조]  ※ 앞 문항을 모두 푼 뒤에 풀 것</w:t>
       </w:r>
     </w:p>
     <w:p>
@@ -1902,7 +3344,7 @@
           <w:sz w:val="17"/>
           <w:u w:val="none"/>
         </w:rPr>
-        <w:t>36-3.</w:t>
+        <w:t>36-8.</w:t>
       </w:r>
       <w:r>
         <w:rPr>
@@ -1911,7 +3353,76 @@
           <w:sz w:val="17"/>
           <w:u w:val="none"/>
         </w:rPr>
-        <w:t xml:space="preserve"> 다음 글의 (A), (B), (C)의 각 네모 안에서 문맥에 맞는 낱말로 가장 적절한 것은? [3.0점]</w:t>
+        <w:t xml:space="preserve"> 주어진 글 다음에 이어질 글의 순서로 가장 적절한 것은? [3.1점]</w:t>
+      </w:r>
+    </w:p>
+    <w:p>
+      <w:pPr>
+        <w:spacing w:before="0" w:after="60" w:line="288" w:lineRule="auto"/>
+        <w:ind w:left="40"/>
+        <w:snapToGrid w:val="0"/>
+        <w:pBdr>
+          <w:top w:val="single" w:sz="4" w:space="2" w:color="C99B4E"/>
+          <w:left w:val="single" w:sz="4" w:space="2" w:color="C99B4E"/>
+          <w:bottom w:val="single" w:sz="4" w:space="2" w:color="C99B4E"/>
+          <w:right w:val="single" w:sz="4" w:space="2" w:color="C99B4E"/>
+        </w:pBdr>
+        <w:shd w:val="clear" w:color="auto" w:fill="FFF8E1"/>
+      </w:pPr>
+      <w:r>
+        <w:rPr>
+          <w:rFonts w:ascii="맑은 고딕" w:hAnsi="맑은 고딕" w:eastAsia="맑은 고딕"/>
+          <w:b w:val="0"/>
+          <w:sz w:val="17"/>
+          <w:u w:val="none"/>
+        </w:rPr>
+        <w:t>Multisensory experiences are a central part of our everyday lives, yet we often take them for granted, especially when our senses function normally or are corrected to normal with aids like glasses. However, closer inspection to any, even the most ordinary experiences, reveals the remarkable multisensory world in which we live.</w:t>
+      </w:r>
+    </w:p>
+    <w:p>
+      <w:pPr>
+        <w:spacing w:before="0" w:after="0" w:line="288" w:lineRule="auto"/>
+        <w:ind w:left="40"/>
+        <w:snapToGrid w:val="0"/>
+        <w:pBdr>
+          <w:top w:val="single" w:sz="4" w:space="2" w:color="999999"/>
+          <w:left w:val="single" w:sz="4" w:space="2" w:color="999999"/>
+          <w:bottom w:val="single" w:sz="4" w:space="2" w:color="999999"/>
+          <w:right w:val="single" w:sz="4" w:space="2" w:color="999999"/>
+        </w:pBdr>
+        <w:shd w:val="clear" w:color="auto" w:fill="F6F3EA"/>
+      </w:pPr>
+      <w:r>
+        <w:rPr>
+          <w:rFonts w:ascii="맑은 고딕" w:hAnsi="맑은 고딕" w:eastAsia="맑은 고딕"/>
+          <w:b w:val="0"/>
+          <w:sz w:val="17"/>
+          <w:u w:val="none"/>
+        </w:rPr>
+        <w:t>(A) We first eat with our eyes, but we are also exposed to countless sensory signals that influence our eating experience such as food textures, tastes, and smells. And it does not stop there.</w:t>
+      </w:r>
+    </w:p>
+    <w:p>
+      <w:pPr>
+        <w:spacing w:before="0" w:after="0" w:line="288" w:lineRule="auto"/>
+        <w:ind w:left="40"/>
+        <w:snapToGrid w:val="0"/>
+        <w:pBdr>
+          <w:top w:val="single" w:sz="4" w:space="2" w:color="999999"/>
+          <w:left w:val="single" w:sz="4" w:space="2" w:color="999999"/>
+          <w:bottom w:val="single" w:sz="4" w:space="2" w:color="999999"/>
+          <w:right w:val="single" w:sz="4" w:space="2" w:color="999999"/>
+        </w:pBdr>
+        <w:shd w:val="clear" w:color="auto" w:fill="F6F3EA"/>
+      </w:pPr>
+      <w:r>
+        <w:rPr>
+          <w:rFonts w:ascii="맑은 고딕" w:hAnsi="맑은 고딕" w:eastAsia="맑은 고딕"/>
+          <w:b w:val="0"/>
+          <w:sz w:val="17"/>
+          <w:u w:val="none"/>
+        </w:rPr>
+        <w:t>(B) Even the sounds that come both from the atmospheres in which we eat and our interactions with the food (such as chewing) and the tools we use to eat influence our eating experience.</w:t>
       </w:r>
     </w:p>
     <w:p>
@@ -1934,7 +3445,7 @@
           <w:sz w:val="17"/>
           <w:u w:val="none"/>
         </w:rPr>
-        <w:t>Multisensory experiences are a (A) [central / minor] part of our everyday lives, yet we often take them for granted, especially when our senses function normally or are corrected to normal with aids like glasses. However, closer inspection to any, even the most ordinary experiences, reveals the remarkable multisensory world in which we live. Consider the experience of eating a regular meal. At first, it may seem like an (B) [ordinary / unusual] experience, but it is actually a fusion of the senses. We first eat with our eyes, but we are also exposed to (C) [countless / few] sensory signals that influence our eating experience such as food textures, tastes, and smells. And it does not stop there. Even the sounds that come both from the atmospheres in which we eat and our interactions with the food (such as chewing) and the tools we use to eat influence our eating experience.</w:t>
+        <w:t>(C) Consider the experience of eating a regular meal. At first, it may seem like an ordinary experience, but it is actually a fusion of the senses.</w:t>
       </w:r>
     </w:p>
     <w:p>
@@ -1950,7 +3461,7 @@
           <w:sz w:val="17"/>
           <w:u w:val="none"/>
         </w:rPr>
-        <w:t>① (A) minor  (B) ordinary  (C) countless</w:t>
+        <w:t>① (A) - (C) - (B)</w:t>
       </w:r>
     </w:p>
     <w:p>
@@ -1966,7 +3477,7 @@
           <w:sz w:val="17"/>
           <w:u w:val="none"/>
         </w:rPr>
-        <w:t>② (A) central  (B) unusual  (C) few</w:t>
+        <w:t>② (B) - (A) - (C)</w:t>
       </w:r>
     </w:p>
     <w:p>
@@ -1982,7 +3493,7 @@
           <w:sz w:val="17"/>
           <w:u w:val="none"/>
         </w:rPr>
-        <w:t>③ (A) central  (B) ordinary  (C) countless</w:t>
+        <w:t>③ (B) - (C) - (A)</w:t>
       </w:r>
     </w:p>
     <w:p>
@@ -1998,7 +3509,7 @@
           <w:sz w:val="17"/>
           <w:u w:val="none"/>
         </w:rPr>
-        <w:t>④ (A) minor  (B) unusual  (C) countless</w:t>
+        <w:t>④ (C) - (A) - (B)</w:t>
       </w:r>
     </w:p>
     <w:p>
@@ -2014,1198 +3525,7 @@
           <w:sz w:val="17"/>
           <w:u w:val="none"/>
         </w:rPr>
-        <w:t>⑤ (A) central  (B) ordinary  (C) few</w:t>
-      </w:r>
-    </w:p>
-    <w:p>
-      <w:pPr>
-        <w:keepNext/>
-        <w:spacing w:before="80" w:after="20" w:line="276" w:lineRule="auto"/>
-        <w:snapToGrid w:val="0"/>
-      </w:pPr>
-      <w:r>
-        <w:rPr>
-          <w:rFonts w:ascii="맑은 고딕" w:hAnsi="맑은 고딕" w:eastAsia="맑은 고딕"/>
-          <w:b/>
-          <w:sz w:val="17"/>
-          <w:u w:val="none"/>
-        </w:rPr>
-        <w:t>36-4.</w:t>
-      </w:r>
-      <w:r>
-        <w:rPr>
-          <w:rFonts w:ascii="맑은 고딕" w:hAnsi="맑은 고딕" w:eastAsia="맑은 고딕"/>
-          <w:b w:val="0"/>
-          <w:sz w:val="17"/>
-          <w:u w:val="none"/>
-        </w:rPr>
-        <w:t xml:space="preserve"> 윗글의 내용과 일치하지 </w:t>
-      </w:r>
-      <w:r>
-        <w:rPr>
-          <w:rFonts w:ascii="맑은 고딕" w:hAnsi="맑은 고딕" w:eastAsia="맑은 고딕"/>
-          <w:b w:val="0"/>
-          <w:sz w:val="17"/>
-          <w:u w:val="single"/>
-        </w:rPr>
-        <w:t>않는</w:t>
-      </w:r>
-      <w:r>
-        <w:rPr>
-          <w:rFonts w:ascii="맑은 고딕" w:hAnsi="맑은 고딕" w:eastAsia="맑은 고딕"/>
-          <w:b w:val="0"/>
-          <w:sz w:val="17"/>
-          <w:u w:val="none"/>
-        </w:rPr>
-        <w:t xml:space="preserve"> 것은? [2.8점]</w:t>
-      </w:r>
-    </w:p>
-    <w:p>
-      <w:pPr>
-        <w:spacing w:before="0" w:after="60" w:line="288" w:lineRule="auto"/>
-        <w:ind w:left="40"/>
-        <w:snapToGrid w:val="0"/>
-        <w:pBdr>
-          <w:top w:val="single" w:sz="4" w:space="2" w:color="999999"/>
-          <w:left w:val="single" w:sz="4" w:space="2" w:color="999999"/>
-          <w:bottom w:val="single" w:sz="4" w:space="2" w:color="999999"/>
-          <w:right w:val="single" w:sz="4" w:space="2" w:color="999999"/>
-        </w:pBdr>
-        <w:shd w:val="clear" w:color="auto" w:fill="F6F3EA"/>
-      </w:pPr>
-      <w:r>
-        <w:rPr>
-          <w:rFonts w:ascii="맑은 고딕" w:hAnsi="맑은 고딕" w:eastAsia="맑은 고딕"/>
-          <w:b w:val="0"/>
-          <w:sz w:val="17"/>
-          <w:u w:val="none"/>
-        </w:rPr>
-        <w:t>Multisensory experiences are a central part of our everyday lives, yet we often take them for granted, especially when our senses function normally or are corrected to normal with aids like glasses. However, closer inspection to any, even the most ordinary experiences, reveals the remarkable multisensory world in which we live. Consider the experience of eating a regular meal. At first, it may seem like an ordinary experience, but it is actually a fusion of the senses. We first eat with our eyes, but we are also exposed to countless sensory signals that influence our eating experience such as food textures, tastes, and smells. And it does not stop there. Even the sounds that come both from the atmospheres in which we eat and our interactions with the food (such as chewing) and the tools we use to eat influence our eating experience.</w:t>
-      </w:r>
-    </w:p>
-    <w:p>
-      <w:pPr>
-        <w:spacing w:before="0" w:after="0" w:line="269" w:lineRule="auto"/>
-        <w:ind w:left="180" w:hanging="180"/>
-        <w:snapToGrid w:val="0"/>
-      </w:pPr>
-      <w:r>
-        <w:rPr>
-          <w:rFonts w:ascii="맑은 고딕" w:hAnsi="맑은 고딕" w:eastAsia="맑은 고딕"/>
-          <w:b w:val="0"/>
-          <w:sz w:val="17"/>
-          <w:u w:val="none"/>
-        </w:rPr>
-        <w:t>① 우리는 다감각 경험을 당연하게 여기는 경우가 많다.</w:t>
-      </w:r>
-    </w:p>
-    <w:p>
-      <w:pPr>
-        <w:spacing w:before="0" w:after="0" w:line="269" w:lineRule="auto"/>
-        <w:ind w:left="180" w:hanging="180"/>
-        <w:snapToGrid w:val="0"/>
-      </w:pPr>
-      <w:r>
-        <w:rPr>
-          <w:rFonts w:ascii="맑은 고딕" w:hAnsi="맑은 고딕" w:eastAsia="맑은 고딕"/>
-          <w:b w:val="0"/>
-          <w:sz w:val="17"/>
-          <w:u w:val="none"/>
-        </w:rPr>
-        <w:t>② 안경 같은 보조 기구로 교정된 감각도 정상 기능으로 언급된다.</w:t>
-      </w:r>
-    </w:p>
-    <w:p>
-      <w:pPr>
-        <w:spacing w:before="0" w:after="0" w:line="269" w:lineRule="auto"/>
-        <w:ind w:left="180" w:hanging="180"/>
-        <w:snapToGrid w:val="0"/>
-      </w:pPr>
-      <w:r>
-        <w:rPr>
-          <w:rFonts w:ascii="맑은 고딕" w:hAnsi="맑은 고딕" w:eastAsia="맑은 고딕"/>
-          <w:b w:val="0"/>
-          <w:sz w:val="17"/>
-          <w:u w:val="none"/>
-        </w:rPr>
-        <w:t>③ 식사는 겉보기와 달리 여러 감각이 융합된 경험이다.</w:t>
-      </w:r>
-    </w:p>
-    <w:p>
-      <w:pPr>
-        <w:spacing w:before="0" w:after="0" w:line="269" w:lineRule="auto"/>
-        <w:ind w:left="180" w:hanging="180"/>
-        <w:snapToGrid w:val="0"/>
-      </w:pPr>
-      <w:r>
-        <w:rPr>
-          <w:rFonts w:ascii="맑은 고딕" w:hAnsi="맑은 고딕" w:eastAsia="맑은 고딕"/>
-          <w:b w:val="0"/>
-          <w:sz w:val="17"/>
-          <w:u w:val="none"/>
-        </w:rPr>
-        <w:t>④ 식사 경험에 영향을 주는 소리는 음식 자체에서 나는 소리뿐이다.</w:t>
-      </w:r>
-    </w:p>
-    <w:p>
-      <w:pPr>
-        <w:spacing w:before="0" w:after="0" w:line="269" w:lineRule="auto"/>
-        <w:ind w:left="180" w:hanging="180"/>
-        <w:snapToGrid w:val="0"/>
-      </w:pPr>
-      <w:r>
-        <w:rPr>
-          <w:rFonts w:ascii="맑은 고딕" w:hAnsi="맑은 고딕" w:eastAsia="맑은 고딕"/>
-          <w:b w:val="0"/>
-          <w:sz w:val="17"/>
-          <w:u w:val="none"/>
-        </w:rPr>
-        <w:t>⑤ 음식의 질감, 맛, 냄새도 식사 경험에 영향을 준다.</w:t>
-      </w:r>
-    </w:p>
-    <w:p>
-      <w:pPr>
-        <w:keepNext/>
-        <w:spacing w:before="80" w:after="20" w:line="276" w:lineRule="auto"/>
-        <w:snapToGrid w:val="0"/>
-      </w:pPr>
-      <w:r>
-        <w:rPr>
-          <w:rFonts w:ascii="맑은 고딕" w:hAnsi="맑은 고딕" w:eastAsia="맑은 고딕"/>
-          <w:b/>
-          <w:sz w:val="17"/>
-          <w:u w:val="none"/>
-        </w:rPr>
-        <w:t>36-5.</w:t>
-      </w:r>
-      <w:r>
-        <w:rPr>
-          <w:rFonts w:ascii="맑은 고딕" w:hAnsi="맑은 고딕" w:eastAsia="맑은 고딕"/>
-          <w:b w:val="0"/>
-          <w:sz w:val="17"/>
-          <w:u w:val="none"/>
-        </w:rPr>
-        <w:t xml:space="preserve"> [A]와 [B]를 읽고 이해한 것으로 가장 적절한 것은? [3.2점]</w:t>
-      </w:r>
-    </w:p>
-    <w:p>
-      <w:pPr>
-        <w:spacing w:before="0" w:after="60" w:line="288" w:lineRule="auto"/>
-        <w:ind w:left="40"/>
-        <w:snapToGrid w:val="0"/>
-        <w:pBdr>
-          <w:top w:val="single" w:sz="4" w:space="2" w:color="999999"/>
-          <w:left w:val="single" w:sz="4" w:space="2" w:color="999999"/>
-          <w:bottom w:val="single" w:sz="4" w:space="2" w:color="999999"/>
-          <w:right w:val="single" w:sz="4" w:space="2" w:color="999999"/>
-        </w:pBdr>
-        <w:shd w:val="clear" w:color="auto" w:fill="F6F3EA"/>
-      </w:pPr>
-      <w:r>
-        <w:rPr>
-          <w:rFonts w:ascii="맑은 고딕" w:hAnsi="맑은 고딕" w:eastAsia="맑은 고딕"/>
-          <w:b w:val="0"/>
-          <w:sz w:val="17"/>
-          <w:u w:val="none"/>
-        </w:rPr>
-        <w:t>[A] Consider the experience of eating a regular meal. At first, it may seem like an ordinary experience, but it is actually a fusion of the senses. We first eat with our eyes, but we are also exposed to countless sensory signals that influence our eating experience such as food textures, tastes, and smells.</w:t>
-      </w:r>
-    </w:p>
-    <w:p>
-      <w:pPr>
-        <w:spacing w:before="0" w:after="60" w:line="288" w:lineRule="auto"/>
-        <w:ind w:left="40"/>
-        <w:snapToGrid w:val="0"/>
-        <w:pBdr>
-          <w:top w:val="single" w:sz="4" w:space="2" w:color="6B7FB8"/>
-          <w:left w:val="single" w:sz="4" w:space="2" w:color="6B7FB8"/>
-          <w:bottom w:val="single" w:sz="4" w:space="2" w:color="6B7FB8"/>
-          <w:right w:val="single" w:sz="4" w:space="2" w:color="6B7FB8"/>
-        </w:pBdr>
-        <w:shd w:val="clear" w:color="auto" w:fill="EEF2FF"/>
-      </w:pPr>
-      <w:r>
-        <w:rPr>
-          <w:rFonts w:ascii="맑은 고딕" w:hAnsi="맑은 고딕" w:eastAsia="맑은 고딕"/>
-          <w:b w:val="0"/>
-          <w:sz w:val="17"/>
-          <w:u w:val="none"/>
-        </w:rPr>
-        <w:t>[B] Watching a movie seems to be simply a matter of using our eyes. Yet the music tells us when to feel afraid, the smell of popcorn fills the room, and the seat shakes during an explosion. Remove any one of these, and the same scene feels strangely different.</w:t>
-      </w:r>
-    </w:p>
-    <w:p>
-      <w:pPr>
-        <w:spacing w:before="0" w:after="0" w:line="269" w:lineRule="auto"/>
-        <w:ind w:left="180" w:hanging="180"/>
-        <w:snapToGrid w:val="0"/>
-      </w:pPr>
-      <w:r>
-        <w:rPr>
-          <w:rFonts w:ascii="맑은 고딕" w:hAnsi="맑은 고딕" w:eastAsia="맑은 고딕"/>
-          <w:b w:val="0"/>
-          <w:sz w:val="17"/>
-          <w:u w:val="none"/>
-        </w:rPr>
-        <w:t>① [A] says taste is the only sense that matters, while [B] says sight is the only sense that matters.</w:t>
-      </w:r>
-    </w:p>
-    <w:p>
-      <w:pPr>
-        <w:spacing w:before="0" w:after="0" w:line="269" w:lineRule="auto"/>
-        <w:ind w:left="180" w:hanging="180"/>
-        <w:snapToGrid w:val="0"/>
-      </w:pPr>
-      <w:r>
-        <w:rPr>
-          <w:rFonts w:ascii="맑은 고딕" w:hAnsi="맑은 고딕" w:eastAsia="맑은 고딕"/>
-          <w:b w:val="0"/>
-          <w:sz w:val="17"/>
-          <w:u w:val="none"/>
-        </w:rPr>
-        <w:t>② Both texts show that an experience that seems simple is actually shaped by many senses working together.</w:t>
-      </w:r>
-    </w:p>
-    <w:p>
-      <w:pPr>
-        <w:spacing w:before="0" w:after="0" w:line="269" w:lineRule="auto"/>
-        <w:ind w:left="180" w:hanging="180"/>
-        <w:snapToGrid w:val="0"/>
-      </w:pPr>
-      <w:r>
-        <w:rPr>
-          <w:rFonts w:ascii="맑은 고딕" w:hAnsi="맑은 고딕" w:eastAsia="맑은 고딕"/>
-          <w:b w:val="0"/>
-          <w:sz w:val="17"/>
-          <w:u w:val="none"/>
-        </w:rPr>
-        <w:t>③ [B] argues that movies are more enjoyable without music.</w:t>
-      </w:r>
-    </w:p>
-    <w:p>
-      <w:pPr>
-        <w:spacing w:before="0" w:after="0" w:line="269" w:lineRule="auto"/>
-        <w:ind w:left="180" w:hanging="180"/>
-        <w:snapToGrid w:val="0"/>
-      </w:pPr>
-      <w:r>
-        <w:rPr>
-          <w:rFonts w:ascii="맑은 고딕" w:hAnsi="맑은 고딕" w:eastAsia="맑은 고딕"/>
-          <w:b w:val="0"/>
-          <w:sz w:val="17"/>
-          <w:u w:val="none"/>
-        </w:rPr>
-        <w:t>④ Both texts suggest that people with poor eyesight cannot enjoy daily experiences.</w:t>
-      </w:r>
-    </w:p>
-    <w:p>
-      <w:pPr>
-        <w:spacing w:before="0" w:after="0" w:line="269" w:lineRule="auto"/>
-        <w:ind w:left="180" w:hanging="180"/>
-        <w:snapToGrid w:val="0"/>
-      </w:pPr>
-      <w:r>
-        <w:rPr>
-          <w:rFonts w:ascii="맑은 고딕" w:hAnsi="맑은 고딕" w:eastAsia="맑은 고딕"/>
-          <w:b w:val="0"/>
-          <w:sz w:val="17"/>
-          <w:u w:val="none"/>
-        </w:rPr>
-        <w:t>⑤ [A] focuses on healthy eating, while [B] focuses on movie-making techniques.</w:t>
-      </w:r>
-    </w:p>
-    <w:p>
-      <w:pPr>
-        <w:keepNext/>
-        <w:spacing w:before="80" w:after="20" w:line="276" w:lineRule="auto"/>
-        <w:snapToGrid w:val="0"/>
-      </w:pPr>
-      <w:r>
-        <w:rPr>
-          <w:rFonts w:ascii="맑은 고딕" w:hAnsi="맑은 고딕" w:eastAsia="맑은 고딕"/>
-          <w:b/>
-          <w:sz w:val="17"/>
-          <w:u w:val="none"/>
-        </w:rPr>
-        <w:t>36-6.</w:t>
-      </w:r>
-      <w:r>
-        <w:rPr>
-          <w:rFonts w:ascii="맑은 고딕" w:hAnsi="맑은 고딕" w:eastAsia="맑은 고딕"/>
-          <w:b w:val="0"/>
-          <w:sz w:val="17"/>
-          <w:u w:val="none"/>
-        </w:rPr>
-        <w:t xml:space="preserve"> 윗글의 밑줄 친 </w:t>
-      </w:r>
-      <w:r>
-        <w:rPr>
-          <w:rFonts w:ascii="맑은 고딕" w:hAnsi="맑은 고딕" w:eastAsia="맑은 고딕"/>
-          <w:b w:val="0"/>
-          <w:sz w:val="17"/>
-          <w:u w:val="single"/>
-        </w:rPr>
-        <w:t>We first eat with our eyes</w:t>
-      </w:r>
-      <w:r>
-        <w:rPr>
-          <w:rFonts w:ascii="맑은 고딕" w:hAnsi="맑은 고딕" w:eastAsia="맑은 고딕"/>
-          <w:b w:val="0"/>
-          <w:sz w:val="17"/>
-          <w:u w:val="none"/>
-        </w:rPr>
-        <w:t>가 의미하는 바로 가장 적절한 것은? [2.9점]</w:t>
-      </w:r>
-    </w:p>
-    <w:p>
-      <w:pPr>
-        <w:spacing w:before="0" w:after="60" w:line="288" w:lineRule="auto"/>
-        <w:ind w:left="40"/>
-        <w:snapToGrid w:val="0"/>
-        <w:pBdr>
-          <w:top w:val="single" w:sz="4" w:space="2" w:color="999999"/>
-          <w:left w:val="single" w:sz="4" w:space="2" w:color="999999"/>
-          <w:bottom w:val="single" w:sz="4" w:space="2" w:color="999999"/>
-          <w:right w:val="single" w:sz="4" w:space="2" w:color="999999"/>
-        </w:pBdr>
-        <w:shd w:val="clear" w:color="auto" w:fill="F6F3EA"/>
-      </w:pPr>
-      <w:r>
-        <w:rPr>
-          <w:rFonts w:ascii="맑은 고딕" w:hAnsi="맑은 고딕" w:eastAsia="맑은 고딕"/>
-          <w:b w:val="0"/>
-          <w:sz w:val="17"/>
-          <w:u w:val="none"/>
-        </w:rPr>
-        <w:t xml:space="preserve">Multisensory experiences are a central part of our everyday lives, yet we often take them for granted, especially when our senses function normally or are corrected to normal with aids like glasses. However, closer inspection to any, even the most ordinary experiences, reveals the remarkable multisensory world in which we live. Consider the experience of eating a regular meal. At first, it may seem like an ordinary experience, but it is actually a fusion of the senses. </w:t>
-      </w:r>
-      <w:r>
-        <w:rPr>
-          <w:rFonts w:ascii="맑은 고딕" w:hAnsi="맑은 고딕" w:eastAsia="맑은 고딕"/>
-          <w:b w:val="0"/>
-          <w:sz w:val="17"/>
-          <w:u w:val="single"/>
-        </w:rPr>
-        <w:t>We first eat with our eyes</w:t>
-      </w:r>
-      <w:r>
-        <w:rPr>
-          <w:rFonts w:ascii="맑은 고딕" w:hAnsi="맑은 고딕" w:eastAsia="맑은 고딕"/>
-          <w:b w:val="0"/>
-          <w:sz w:val="17"/>
-          <w:u w:val="none"/>
-        </w:rPr>
-        <w:t>, but we are also exposed to countless sensory signals that influence our eating experience such as food textures, tastes, and smells. And it does not stop there. Even the sounds that come both from the atmospheres in which we eat and our interactions with the food (such as chewing) and the tools we use to eat influence our eating experience.</w:t>
-      </w:r>
-    </w:p>
-    <w:p>
-      <w:pPr>
-        <w:spacing w:before="0" w:after="0" w:line="269" w:lineRule="auto"/>
-        <w:ind w:left="180" w:hanging="180"/>
-        <w:snapToGrid w:val="0"/>
-      </w:pPr>
-      <w:r>
-        <w:rPr>
-          <w:rFonts w:ascii="맑은 고딕" w:hAnsi="맑은 고딕" w:eastAsia="맑은 고딕"/>
-          <w:b w:val="0"/>
-          <w:sz w:val="17"/>
-          <w:u w:val="none"/>
-        </w:rPr>
-        <w:t>① The way food looks shapes our experience even before we taste it.</w:t>
-      </w:r>
-    </w:p>
-    <w:p>
-      <w:pPr>
-        <w:spacing w:before="0" w:after="0" w:line="269" w:lineRule="auto"/>
-        <w:ind w:left="180" w:hanging="180"/>
-        <w:snapToGrid w:val="0"/>
-      </w:pPr>
-      <w:r>
-        <w:rPr>
-          <w:rFonts w:ascii="맑은 고딕" w:hAnsi="맑은 고딕" w:eastAsia="맑은 고딕"/>
-          <w:b w:val="0"/>
-          <w:sz w:val="17"/>
-          <w:u w:val="none"/>
-        </w:rPr>
-        <w:t>② We should look at food carefully to check whether it is safe.</w:t>
-      </w:r>
-    </w:p>
-    <w:p>
-      <w:pPr>
-        <w:spacing w:before="0" w:after="0" w:line="269" w:lineRule="auto"/>
-        <w:ind w:left="180" w:hanging="180"/>
-        <w:snapToGrid w:val="0"/>
-      </w:pPr>
-      <w:r>
-        <w:rPr>
-          <w:rFonts w:ascii="맑은 고딕" w:hAnsi="맑은 고딕" w:eastAsia="맑은 고딕"/>
-          <w:b w:val="0"/>
-          <w:sz w:val="17"/>
-          <w:u w:val="none"/>
-        </w:rPr>
-        <w:t>③ People with good eyesight enjoy food more than others.</w:t>
-      </w:r>
-    </w:p>
-    <w:p>
-      <w:pPr>
-        <w:spacing w:before="0" w:after="0" w:line="269" w:lineRule="auto"/>
-        <w:ind w:left="180" w:hanging="180"/>
-        <w:snapToGrid w:val="0"/>
-      </w:pPr>
-      <w:r>
-        <w:rPr>
-          <w:rFonts w:ascii="맑은 고딕" w:hAnsi="맑은 고딕" w:eastAsia="맑은 고딕"/>
-          <w:b w:val="0"/>
-          <w:sz w:val="17"/>
-          <w:u w:val="none"/>
-        </w:rPr>
-        <w:t>④ Looking at pictures of food can replace actually eating it.</w:t>
-      </w:r>
-    </w:p>
-    <w:p>
-      <w:pPr>
-        <w:spacing w:before="0" w:after="0" w:line="269" w:lineRule="auto"/>
-        <w:ind w:left="180" w:hanging="180"/>
-        <w:snapToGrid w:val="0"/>
-      </w:pPr>
-      <w:r>
-        <w:rPr>
-          <w:rFonts w:ascii="맑은 고딕" w:hAnsi="맑은 고딕" w:eastAsia="맑은 고딕"/>
-          <w:b w:val="0"/>
-          <w:sz w:val="17"/>
-          <w:u w:val="none"/>
-        </w:rPr>
-        <w:t>⑤ We usually choose food by its price.</w:t>
-      </w:r>
-    </w:p>
-    <w:p>
-      <w:pPr>
-        <w:keepNext/>
-        <w:spacing w:before="80" w:after="20" w:line="276" w:lineRule="auto"/>
-        <w:snapToGrid w:val="0"/>
-      </w:pPr>
-      <w:r>
-        <w:rPr>
-          <w:rFonts w:ascii="맑은 고딕" w:hAnsi="맑은 고딕" w:eastAsia="맑은 고딕"/>
-          <w:b/>
-          <w:sz w:val="17"/>
-          <w:u w:val="none"/>
-        </w:rPr>
-        <w:t>36-7.</w:t>
-      </w:r>
-      <w:r>
-        <w:rPr>
-          <w:rFonts w:ascii="맑은 고딕" w:hAnsi="맑은 고딕" w:eastAsia="맑은 고딕"/>
-          <w:b w:val="0"/>
-          <w:sz w:val="17"/>
-          <w:u w:val="none"/>
-        </w:rPr>
-        <w:t xml:space="preserve"> 다음 글에서 전체 흐름과 관계 </w:t>
-      </w:r>
-      <w:r>
-        <w:rPr>
-          <w:rFonts w:ascii="맑은 고딕" w:hAnsi="맑은 고딕" w:eastAsia="맑은 고딕"/>
-          <w:b w:val="0"/>
-          <w:sz w:val="17"/>
-          <w:u w:val="single"/>
-        </w:rPr>
-        <w:t>없는</w:t>
-      </w:r>
-      <w:r>
-        <w:rPr>
-          <w:rFonts w:ascii="맑은 고딕" w:hAnsi="맑은 고딕" w:eastAsia="맑은 고딕"/>
-          <w:b w:val="0"/>
-          <w:sz w:val="17"/>
-          <w:u w:val="none"/>
-        </w:rPr>
-        <w:t xml:space="preserve"> 문장은? [3.0점]</w:t>
-      </w:r>
-    </w:p>
-    <w:p>
-      <w:pPr>
-        <w:spacing w:before="0" w:after="60" w:line="288" w:lineRule="auto"/>
-        <w:ind w:left="40"/>
-        <w:snapToGrid w:val="0"/>
-        <w:pBdr>
-          <w:top w:val="single" w:sz="4" w:space="2" w:color="999999"/>
-          <w:left w:val="single" w:sz="4" w:space="2" w:color="999999"/>
-          <w:bottom w:val="single" w:sz="4" w:space="2" w:color="999999"/>
-          <w:right w:val="single" w:sz="4" w:space="2" w:color="999999"/>
-        </w:pBdr>
-        <w:shd w:val="clear" w:color="auto" w:fill="F6F3EA"/>
-      </w:pPr>
-      <w:r>
-        <w:rPr>
-          <w:rFonts w:ascii="맑은 고딕" w:hAnsi="맑은 고딕" w:eastAsia="맑은 고딕"/>
-          <w:b w:val="0"/>
-          <w:sz w:val="17"/>
-          <w:u w:val="none"/>
-        </w:rPr>
-        <w:t>However, closer inspection to any, even the most ordinary experiences, reveals the remarkable multisensory world in which we live. Consider the experience of eating a regular meal. ① At first, it may seem like an ordinary experience, but it is actually a fusion of the senses. ② We first eat with our eyes, but we are also exposed to countless sensory signals that influence our eating experience such as food textures, tastes, and smells. ③ Many restaurants now offer cooking classes to attract more customers. ④ And it does not stop there. ⑤ Even the sounds that come both from the atmospheres in which we eat and our interactions with the food (such as chewing) and the tools we use to eat influence our eating experience.</w:t>
-      </w:r>
-    </w:p>
-    <w:p>
-      <w:pPr>
-        <w:spacing w:before="0" w:after="20" w:line="276" w:lineRule="auto"/>
-        <w:ind w:left="80"/>
-        <w:snapToGrid w:val="0"/>
-      </w:pPr>
-      <w:r>
-        <w:rPr>
-          <w:rFonts w:ascii="맑은 고딕" w:hAnsi="맑은 고딕" w:eastAsia="맑은 고딕"/>
-          <w:b w:val="0"/>
-          <w:sz w:val="17"/>
-          <w:u w:val="none"/>
-        </w:rPr>
-        <w:t>① ①    ② ②    ③ ③    ④ ④    ⑤ ⑤</w:t>
-      </w:r>
-    </w:p>
-    <w:p>
-      <w:pPr>
-        <w:keepNext/>
-        <w:spacing w:before="80" w:after="40" w:line="276" w:lineRule="auto"/>
-        <w:snapToGrid w:val="0"/>
-        <w:shd w:val="clear" w:color="auto" w:fill="8A3A12"/>
-      </w:pPr>
-      <w:r>
-        <w:rPr>
-          <w:rFonts w:ascii="맑은 고딕" w:hAnsi="맑은 고딕" w:eastAsia="맑은 고딕"/>
-          <w:b/>
-          <w:color w:val="FFFFFF"/>
-          <w:sz w:val="17"/>
-          <w:u w:val="none"/>
-        </w:rPr>
-        <w:t>서답형  36-서1 ~ 36-서2</w:t>
-      </w:r>
-    </w:p>
-    <w:p>
-      <w:pPr>
-        <w:keepNext/>
-        <w:spacing w:before="80" w:after="20" w:line="276" w:lineRule="auto"/>
-        <w:snapToGrid w:val="0"/>
-      </w:pPr>
-      <w:r>
-        <w:rPr>
-          <w:rFonts w:ascii="맑은 고딕" w:hAnsi="맑은 고딕" w:eastAsia="맑은 고딕"/>
-          <w:b/>
-          <w:sz w:val="17"/>
-          <w:u w:val="none"/>
-        </w:rPr>
-        <w:t>36-서1.</w:t>
-      </w:r>
-      <w:r>
-        <w:rPr>
-          <w:rFonts w:ascii="맑은 고딕" w:hAnsi="맑은 고딕" w:eastAsia="맑은 고딕"/>
-          <w:b w:val="0"/>
-          <w:sz w:val="17"/>
-          <w:u w:val="none"/>
-        </w:rPr>
-        <w:t xml:space="preserve"> 다음 글의 내용을 요약하고자 한다. 빈칸 (1)~(3)에 들어갈 말을 본문에서 찾아 </w:t>
-      </w:r>
-      <w:r>
-        <w:rPr>
-          <w:rFonts w:ascii="맑은 고딕" w:hAnsi="맑은 고딕" w:eastAsia="맑은 고딕"/>
-          <w:b w:val="0"/>
-          <w:sz w:val="17"/>
-          <w:u w:val="single"/>
-        </w:rPr>
-        <w:t>반드시 변형하여</w:t>
-      </w:r>
-      <w:r>
-        <w:rPr>
-          <w:rFonts w:ascii="맑은 고딕" w:hAnsi="맑은 고딕" w:eastAsia="맑은 고딕"/>
-          <w:b w:val="0"/>
-          <w:sz w:val="17"/>
-          <w:u w:val="none"/>
-        </w:rPr>
-        <w:t xml:space="preserve"> 쓰시오. (한 칸에 한 단어) [각 1점, 총 3점] [3.0점]</w:t>
-      </w:r>
-    </w:p>
-    <w:p>
-      <w:pPr>
-        <w:spacing w:before="0" w:after="60" w:line="288" w:lineRule="auto"/>
-        <w:ind w:left="40"/>
-        <w:snapToGrid w:val="0"/>
-        <w:pBdr>
-          <w:top w:val="single" w:sz="4" w:space="2" w:color="999999"/>
-          <w:left w:val="single" w:sz="4" w:space="2" w:color="999999"/>
-          <w:bottom w:val="single" w:sz="4" w:space="2" w:color="999999"/>
-          <w:right w:val="single" w:sz="4" w:space="2" w:color="999999"/>
-        </w:pBdr>
-        <w:shd w:val="clear" w:color="auto" w:fill="F6F3EA"/>
-      </w:pPr>
-      <w:r>
-        <w:rPr>
-          <w:rFonts w:ascii="맑은 고딕" w:hAnsi="맑은 고딕" w:eastAsia="맑은 고딕"/>
-          <w:b w:val="0"/>
-          <w:sz w:val="17"/>
-          <w:u w:val="none"/>
-        </w:rPr>
-        <w:t>Multisensory experiences are a central part of our everyday lives, yet we often take them for granted, especially when our senses function normally or are corrected to normal with aids like glasses. However, closer inspection to any, even the most ordinary experiences, reveals the remarkable multisensory world in which we live. Consider the experience of eating a regular meal. At first, it may seem like an ordinary experience, but it is actually a fusion of the senses. We first eat with our eyes, but we are also exposed to countless sensory signals that influence our eating experience such as food textures, tastes, and smells. And it does not stop there. Even the sounds that come both from the atmospheres in which we eat and our interactions with the food (such as chewing) and the tools we use to eat influence our eating experience.</w:t>
-      </w:r>
-    </w:p>
-    <w:p>
-      <w:pPr>
-        <w:spacing w:before="0" w:after="60" w:line="288" w:lineRule="auto"/>
-        <w:ind w:left="40"/>
-        <w:snapToGrid w:val="0"/>
-        <w:pBdr>
-          <w:top w:val="single" w:sz="4" w:space="2" w:color="C99B4E"/>
-          <w:left w:val="single" w:sz="4" w:space="2" w:color="C99B4E"/>
-          <w:bottom w:val="single" w:sz="4" w:space="2" w:color="C99B4E"/>
-          <w:right w:val="single" w:sz="4" w:space="2" w:color="C99B4E"/>
-        </w:pBdr>
-        <w:shd w:val="clear" w:color="auto" w:fill="FFF8E1"/>
-      </w:pPr>
-      <w:r>
-        <w:rPr>
-          <w:rFonts w:ascii="맑은 고딕" w:hAnsi="맑은 고딕" w:eastAsia="맑은 고딕"/>
-          <w:b w:val="0"/>
-          <w:sz w:val="17"/>
-          <w:u w:val="none"/>
-        </w:rPr>
-        <w:t>Eating, though it seems simple, actually (1) ________ our senses, since even the way we (2) ________ with food affects the experience, which shows how (3) ________ multisensory our everyday world is.</w:t>
-      </w:r>
-    </w:p>
-    <w:p>
-      <w:pPr>
-        <w:spacing w:before="0" w:after="0" w:line="288" w:lineRule="auto"/>
-        <w:ind w:left="40"/>
-        <w:snapToGrid w:val="0"/>
-        <w:pBdr>
-          <w:top w:val="single" w:sz="4" w:space="2" w:color="9B6BD0"/>
-          <w:left w:val="single" w:sz="4" w:space="2" w:color="9B6BD0"/>
-          <w:bottom w:val="single" w:sz="4" w:space="2" w:color="9B6BD0"/>
-          <w:right w:val="single" w:sz="4" w:space="2" w:color="9B6BD0"/>
-        </w:pBdr>
-        <w:shd w:val="clear" w:color="auto" w:fill="FAF5FF"/>
-      </w:pPr>
-      <w:r>
-        <w:rPr>
-          <w:rFonts w:ascii="맑은 고딕" w:hAnsi="맑은 고딕" w:eastAsia="맑은 고딕"/>
-          <w:b/>
-          <w:sz w:val="17"/>
-          <w:u w:val="none"/>
-        </w:rPr>
-        <w:t>&lt;조 건&gt;</w:t>
-      </w:r>
-    </w:p>
-    <w:p>
-      <w:pPr>
-        <w:spacing w:before="0" w:after="0" w:line="288" w:lineRule="auto"/>
-        <w:ind w:left="40"/>
-        <w:snapToGrid w:val="0"/>
-        <w:pBdr>
-          <w:top w:val="single" w:sz="4" w:space="2" w:color="9B6BD0"/>
-          <w:left w:val="single" w:sz="4" w:space="2" w:color="9B6BD0"/>
-          <w:bottom w:val="single" w:sz="4" w:space="2" w:color="9B6BD0"/>
-          <w:right w:val="single" w:sz="4" w:space="2" w:color="9B6BD0"/>
-        </w:pBdr>
-        <w:shd w:val="clear" w:color="auto" w:fill="FAF5FF"/>
-      </w:pPr>
-      <w:r>
-        <w:rPr>
-          <w:rFonts w:ascii="맑은 고딕" w:hAnsi="맑은 고딕" w:eastAsia="맑은 고딕"/>
-          <w:b w:val="0"/>
-          <w:sz w:val="17"/>
-          <w:u w:val="none"/>
-        </w:rPr>
-        <w:t>1. 본문의 단어를 반드시 변형(품사·어형)하여 쓸 것 — 본문 형태 그대로 쓰면 0점</w:t>
-      </w:r>
-    </w:p>
-    <w:p>
-      <w:pPr>
-        <w:spacing w:before="0" w:after="60" w:line="288" w:lineRule="auto"/>
-        <w:ind w:left="40"/>
-        <w:snapToGrid w:val="0"/>
-        <w:pBdr>
-          <w:top w:val="single" w:sz="4" w:space="2" w:color="9B6BD0"/>
-          <w:left w:val="single" w:sz="4" w:space="2" w:color="9B6BD0"/>
-          <w:bottom w:val="single" w:sz="4" w:space="2" w:color="9B6BD0"/>
-          <w:right w:val="single" w:sz="4" w:space="2" w:color="9B6BD0"/>
-        </w:pBdr>
-        <w:shd w:val="clear" w:color="auto" w:fill="FAF5FF"/>
-      </w:pPr>
-      <w:r>
-        <w:rPr>
-          <w:rFonts w:ascii="맑은 고딕" w:hAnsi="맑은 고딕" w:eastAsia="맑은 고딕"/>
-          <w:b w:val="0"/>
-          <w:sz w:val="17"/>
-          <w:u w:val="none"/>
-        </w:rPr>
-        <w:t>2. 답안지에 소문항 번호를 정확하게 기입할 것  예) 1-(1) 1-(2) 1-(3)</w:t>
-      </w:r>
-    </w:p>
-    <w:p>
-      <w:pPr>
-        <w:spacing w:before="0" w:after="40" w:line="360" w:lineRule="auto"/>
-        <w:snapToGrid w:val="0"/>
-      </w:pPr>
-      <w:r>
-        <w:rPr>
-          <w:rFonts w:ascii="맑은 고딕" w:hAnsi="맑은 고딕" w:eastAsia="맑은 고딕"/>
-          <w:b w:val="0"/>
-          <w:sz w:val="17"/>
-          <w:u w:val="none"/>
-        </w:rPr>
-        <w:t>(1) ______________   (2) ______________   (3) ______________</w:t>
-      </w:r>
-    </w:p>
-    <w:p>
-      <w:pPr>
-        <w:keepNext/>
-        <w:spacing w:before="80" w:after="20" w:line="276" w:lineRule="auto"/>
-        <w:snapToGrid w:val="0"/>
-      </w:pPr>
-      <w:r>
-        <w:rPr>
-          <w:rFonts w:ascii="맑은 고딕" w:hAnsi="맑은 고딕" w:eastAsia="맑은 고딕"/>
-          <w:b/>
-          <w:sz w:val="17"/>
-          <w:u w:val="none"/>
-        </w:rPr>
-        <w:t>36-서2.</w:t>
-      </w:r>
-      <w:r>
-        <w:rPr>
-          <w:rFonts w:ascii="맑은 고딕" w:hAnsi="맑은 고딕" w:eastAsia="맑은 고딕"/>
-          <w:b w:val="0"/>
-          <w:sz w:val="17"/>
-          <w:u w:val="none"/>
-        </w:rPr>
-        <w:t xml:space="preserve"> 다음 글의 밑줄 친 부분과 같은 뜻이 되도록 &lt;보기&gt;의 표현을 사용하여 &lt;조건&gt;에 맞게 영작하시오. [3점] [3.0점]</w:t>
-      </w:r>
-    </w:p>
-    <w:p>
-      <w:pPr>
-        <w:spacing w:before="0" w:after="60" w:line="288" w:lineRule="auto"/>
-        <w:ind w:left="40"/>
-        <w:snapToGrid w:val="0"/>
-        <w:pBdr>
-          <w:top w:val="single" w:sz="4" w:space="2" w:color="999999"/>
-          <w:left w:val="single" w:sz="4" w:space="2" w:color="999999"/>
-          <w:bottom w:val="single" w:sz="4" w:space="2" w:color="999999"/>
-          <w:right w:val="single" w:sz="4" w:space="2" w:color="999999"/>
-        </w:pBdr>
-        <w:shd w:val="clear" w:color="auto" w:fill="F6F3EA"/>
-      </w:pPr>
-      <w:r>
-        <w:rPr>
-          <w:rFonts w:ascii="맑은 고딕" w:hAnsi="맑은 고딕" w:eastAsia="맑은 고딕"/>
-          <w:b w:val="0"/>
-          <w:sz w:val="17"/>
-          <w:u w:val="single"/>
-        </w:rPr>
-        <w:t>Multisensory experiences are a central part of our everyday lives, yet we often take them for granted</w:t>
-      </w:r>
-      <w:r>
-        <w:rPr>
-          <w:rFonts w:ascii="맑은 고딕" w:hAnsi="맑은 고딕" w:eastAsia="맑은 고딕"/>
-          <w:b w:val="0"/>
-          <w:sz w:val="17"/>
-          <w:u w:val="none"/>
-        </w:rPr>
-        <w:t>, especially when our senses function normally.</w:t>
-      </w:r>
-    </w:p>
-    <w:p>
-      <w:pPr>
-        <w:spacing w:before="0" w:after="60" w:line="288" w:lineRule="auto"/>
-        <w:ind w:left="40"/>
-        <w:snapToGrid w:val="0"/>
-        <w:pBdr>
-          <w:top w:val="single" w:sz="4" w:space="2" w:color="9B6BD0"/>
-          <w:left w:val="single" w:sz="4" w:space="2" w:color="9B6BD0"/>
-          <w:bottom w:val="single" w:sz="4" w:space="2" w:color="9B6BD0"/>
-          <w:right w:val="single" w:sz="4" w:space="2" w:color="9B6BD0"/>
-        </w:pBdr>
-        <w:shd w:val="clear" w:color="auto" w:fill="FAF5FF"/>
-      </w:pPr>
-      <w:r>
-        <w:rPr>
-          <w:rFonts w:ascii="맑은 고딕" w:hAnsi="맑은 고딕" w:eastAsia="맑은 고딕"/>
-          <w:b/>
-          <w:sz w:val="17"/>
-          <w:u w:val="none"/>
-        </w:rPr>
-        <w:t>&lt;보 기&gt;</w:t>
-      </w:r>
-      <w:r>
-        <w:rPr>
-          <w:rFonts w:ascii="맑은 고딕" w:hAnsi="맑은 고딕" w:eastAsia="맑은 고딕"/>
-          <w:b w:val="0"/>
-          <w:sz w:val="17"/>
-          <w:u w:val="none"/>
-        </w:rPr>
-        <w:t xml:space="preserve"> although / multisensory experiences / are / a central part / of / our everyday lives / yet / we / often / take / them / for granted</w:t>
-      </w:r>
-    </w:p>
-    <w:p>
-      <w:pPr>
-        <w:spacing w:before="0" w:after="0" w:line="288" w:lineRule="auto"/>
-        <w:ind w:left="40"/>
-        <w:snapToGrid w:val="0"/>
-        <w:pBdr>
-          <w:top w:val="single" w:sz="4" w:space="2" w:color="9B6BD0"/>
-          <w:left w:val="single" w:sz="4" w:space="2" w:color="9B6BD0"/>
-          <w:bottom w:val="single" w:sz="4" w:space="2" w:color="9B6BD0"/>
-          <w:right w:val="single" w:sz="4" w:space="2" w:color="9B6BD0"/>
-        </w:pBdr>
-        <w:shd w:val="clear" w:color="auto" w:fill="FAF5FF"/>
-      </w:pPr>
-      <w:r>
-        <w:rPr>
-          <w:rFonts w:ascii="맑은 고딕" w:hAnsi="맑은 고딕" w:eastAsia="맑은 고딕"/>
-          <w:b/>
-          <w:sz w:val="17"/>
-          <w:u w:val="none"/>
-        </w:rPr>
-        <w:t>&lt;조 건&gt;</w:t>
-      </w:r>
-    </w:p>
-    <w:p>
-      <w:pPr>
-        <w:spacing w:before="0" w:after="0" w:line="288" w:lineRule="auto"/>
-        <w:ind w:left="40"/>
-        <w:snapToGrid w:val="0"/>
-        <w:pBdr>
-          <w:top w:val="single" w:sz="4" w:space="2" w:color="9B6BD0"/>
-          <w:left w:val="single" w:sz="4" w:space="2" w:color="9B6BD0"/>
-          <w:bottom w:val="single" w:sz="4" w:space="2" w:color="9B6BD0"/>
-          <w:right w:val="single" w:sz="4" w:space="2" w:color="9B6BD0"/>
-        </w:pBdr>
-        <w:shd w:val="clear" w:color="auto" w:fill="FAF5FF"/>
-      </w:pPr>
-      <w:r>
-        <w:rPr>
-          <w:rFonts w:ascii="맑은 고딕" w:hAnsi="맑은 고딕" w:eastAsia="맑은 고딕"/>
-          <w:b w:val="0"/>
-          <w:sz w:val="17"/>
-          <w:u w:val="none"/>
-        </w:rPr>
-        <w:t>1. &lt;보기&gt;에서 필요 없는 한 단어를 제외하고 나머지를 모두 한 번씩만 사용할 것</w:t>
-      </w:r>
-    </w:p>
-    <w:p>
-      <w:pPr>
-        <w:spacing w:before="0" w:after="0" w:line="288" w:lineRule="auto"/>
-        <w:ind w:left="40"/>
-        <w:snapToGrid w:val="0"/>
-        <w:pBdr>
-          <w:top w:val="single" w:sz="4" w:space="2" w:color="9B6BD0"/>
-          <w:left w:val="single" w:sz="4" w:space="2" w:color="9B6BD0"/>
-          <w:bottom w:val="single" w:sz="4" w:space="2" w:color="9B6BD0"/>
-          <w:right w:val="single" w:sz="4" w:space="2" w:color="9B6BD0"/>
-        </w:pBdr>
-        <w:shd w:val="clear" w:color="auto" w:fill="FAF5FF"/>
-      </w:pPr>
-      <w:r>
-        <w:rPr>
-          <w:rFonts w:ascii="맑은 고딕" w:hAnsi="맑은 고딕" w:eastAsia="맑은 고딕"/>
-          <w:b w:val="0"/>
-          <w:sz w:val="17"/>
-          <w:u w:val="none"/>
-        </w:rPr>
-        <w:t>2. 어형을 바꾸지 말고 다른 단어를 추가하지 말 것</w:t>
-      </w:r>
-    </w:p>
-    <w:p>
-      <w:pPr>
-        <w:spacing w:before="0" w:after="0" w:line="288" w:lineRule="auto"/>
-        <w:ind w:left="40"/>
-        <w:snapToGrid w:val="0"/>
-        <w:pBdr>
-          <w:top w:val="single" w:sz="4" w:space="2" w:color="9B6BD0"/>
-          <w:left w:val="single" w:sz="4" w:space="2" w:color="9B6BD0"/>
-          <w:bottom w:val="single" w:sz="4" w:space="2" w:color="9B6BD0"/>
-          <w:right w:val="single" w:sz="4" w:space="2" w:color="9B6BD0"/>
-        </w:pBdr>
-        <w:shd w:val="clear" w:color="auto" w:fill="FAF5FF"/>
-      </w:pPr>
-      <w:r>
-        <w:rPr>
-          <w:rFonts w:ascii="맑은 고딕" w:hAnsi="맑은 고딕" w:eastAsia="맑은 고딕"/>
-          <w:b w:val="0"/>
-          <w:sz w:val="17"/>
-          <w:u w:val="none"/>
-        </w:rPr>
-        <w:t>3. ‘Although’로 시작하여 쓸 것</w:t>
-      </w:r>
-    </w:p>
-    <w:p>
-      <w:pPr>
-        <w:spacing w:before="0" w:after="0" w:line="288" w:lineRule="auto"/>
-        <w:ind w:left="40"/>
-        <w:snapToGrid w:val="0"/>
-        <w:pBdr>
-          <w:top w:val="single" w:sz="4" w:space="2" w:color="9B6BD0"/>
-          <w:left w:val="single" w:sz="4" w:space="2" w:color="9B6BD0"/>
-          <w:bottom w:val="single" w:sz="4" w:space="2" w:color="9B6BD0"/>
-          <w:right w:val="single" w:sz="4" w:space="2" w:color="9B6BD0"/>
-        </w:pBdr>
-        <w:shd w:val="clear" w:color="auto" w:fill="FAF5FF"/>
-      </w:pPr>
-      <w:r>
-        <w:rPr>
-          <w:rFonts w:ascii="맑은 고딕" w:hAnsi="맑은 고딕" w:eastAsia="맑은 고딕"/>
-          <w:b w:val="0"/>
-          <w:sz w:val="17"/>
-          <w:u w:val="none"/>
-        </w:rPr>
-        <w:t>4. 총 17단어로 쓸 것</w:t>
-      </w:r>
-    </w:p>
-    <w:p>
-      <w:pPr>
-        <w:spacing w:before="0" w:after="60" w:line="288" w:lineRule="auto"/>
-        <w:ind w:left="40"/>
-        <w:snapToGrid w:val="0"/>
-        <w:pBdr>
-          <w:top w:val="single" w:sz="4" w:space="2" w:color="9B6BD0"/>
-          <w:left w:val="single" w:sz="4" w:space="2" w:color="9B6BD0"/>
-          <w:bottom w:val="single" w:sz="4" w:space="2" w:color="9B6BD0"/>
-          <w:right w:val="single" w:sz="4" w:space="2" w:color="9B6BD0"/>
-        </w:pBdr>
-        <w:shd w:val="clear" w:color="auto" w:fill="FAF5FF"/>
-      </w:pPr>
-      <w:r>
-        <w:rPr>
-          <w:rFonts w:ascii="맑은 고딕" w:hAnsi="맑은 고딕" w:eastAsia="맑은 고딕"/>
-          <w:b w:val="0"/>
-          <w:sz w:val="17"/>
-          <w:u w:val="none"/>
-        </w:rPr>
-        <w:t>5. 답안지에 소문항 번호를 정확하게 기입할 것</w:t>
-      </w:r>
-    </w:p>
-    <w:p>
-      <w:pPr>
-        <w:spacing w:before="0" w:after="40" w:line="360" w:lineRule="auto"/>
-        <w:snapToGrid w:val="0"/>
-      </w:pPr>
-      <w:r>
-        <w:rPr>
-          <w:rFonts w:ascii="맑은 고딕" w:hAnsi="맑은 고딕" w:eastAsia="맑은 고딕"/>
-          <w:b w:val="0"/>
-          <w:sz w:val="17"/>
-          <w:u w:val="none"/>
-        </w:rPr>
-        <w:t>⇒ Although ______________________________________________________________ .</w:t>
-      </w:r>
-    </w:p>
-    <w:p>
-      <w:pPr>
-        <w:keepNext/>
-        <w:spacing w:before="80" w:after="40" w:line="276" w:lineRule="auto"/>
-        <w:snapToGrid w:val="0"/>
-        <w:shd w:val="clear" w:color="auto" w:fill="6B21A8"/>
-      </w:pPr>
-      <w:r>
-        <w:rPr>
-          <w:rFonts w:ascii="맑은 고딕" w:hAnsi="맑은 고딕" w:eastAsia="맑은 고딕"/>
-          <w:b/>
-          <w:color w:val="FFFFFF"/>
-          <w:sz w:val="17"/>
-          <w:u w:val="none"/>
-        </w:rPr>
-        <w:t>[지문 구조]  ※ 앞 문항을 모두 푼 뒤에 풀 것</w:t>
-      </w:r>
-    </w:p>
-    <w:p>
-      <w:pPr>
-        <w:keepNext/>
-        <w:spacing w:before="80" w:after="20" w:line="276" w:lineRule="auto"/>
-        <w:snapToGrid w:val="0"/>
-      </w:pPr>
-      <w:r>
-        <w:rPr>
-          <w:rFonts w:ascii="맑은 고딕" w:hAnsi="맑은 고딕" w:eastAsia="맑은 고딕"/>
-          <w:b/>
-          <w:sz w:val="17"/>
-          <w:u w:val="none"/>
-        </w:rPr>
-        <w:t>36-8.</w:t>
-      </w:r>
-      <w:r>
-        <w:rPr>
-          <w:rFonts w:ascii="맑은 고딕" w:hAnsi="맑은 고딕" w:eastAsia="맑은 고딕"/>
-          <w:b w:val="0"/>
-          <w:sz w:val="17"/>
-          <w:u w:val="none"/>
-        </w:rPr>
-        <w:t xml:space="preserve"> 주어진 글 다음에 이어질 글의 순서로 가장 적절한 것은? [2.7점]</w:t>
-      </w:r>
-    </w:p>
-    <w:p>
-      <w:pPr>
-        <w:spacing w:before="0" w:after="60" w:line="288" w:lineRule="auto"/>
-        <w:ind w:left="40"/>
-        <w:snapToGrid w:val="0"/>
-        <w:pBdr>
-          <w:top w:val="single" w:sz="4" w:space="2" w:color="C99B4E"/>
-          <w:left w:val="single" w:sz="4" w:space="2" w:color="C99B4E"/>
-          <w:bottom w:val="single" w:sz="4" w:space="2" w:color="C99B4E"/>
-          <w:right w:val="single" w:sz="4" w:space="2" w:color="C99B4E"/>
-        </w:pBdr>
-        <w:shd w:val="clear" w:color="auto" w:fill="FFF8E1"/>
-      </w:pPr>
-      <w:r>
-        <w:rPr>
-          <w:rFonts w:ascii="맑은 고딕" w:hAnsi="맑은 고딕" w:eastAsia="맑은 고딕"/>
-          <w:b w:val="0"/>
-          <w:sz w:val="17"/>
-          <w:u w:val="none"/>
-        </w:rPr>
-        <w:t>Multisensory experiences are a central part of our everyday lives, yet we often take them for granted, especially when our senses function normally or are corrected to normal with aids like glasses. However, closer inspection to any, even the most ordinary experiences, reveals the remarkable multisensory world in which we live.</w:t>
-      </w:r>
-    </w:p>
-    <w:p>
-      <w:pPr>
-        <w:spacing w:before="0" w:after="0" w:line="288" w:lineRule="auto"/>
-        <w:ind w:left="40"/>
-        <w:snapToGrid w:val="0"/>
-        <w:pBdr>
-          <w:top w:val="single" w:sz="4" w:space="2" w:color="999999"/>
-          <w:left w:val="single" w:sz="4" w:space="2" w:color="999999"/>
-          <w:bottom w:val="single" w:sz="4" w:space="2" w:color="999999"/>
-          <w:right w:val="single" w:sz="4" w:space="2" w:color="999999"/>
-        </w:pBdr>
-        <w:shd w:val="clear" w:color="auto" w:fill="F6F3EA"/>
-      </w:pPr>
-      <w:r>
-        <w:rPr>
-          <w:rFonts w:ascii="맑은 고딕" w:hAnsi="맑은 고딕" w:eastAsia="맑은 고딕"/>
-          <w:b w:val="0"/>
-          <w:sz w:val="17"/>
-          <w:u w:val="none"/>
-        </w:rPr>
-        <w:t>(A) We first eat with our eyes, but we are also exposed to countless sensory signals that influence our eating experience such as food textures, tastes, and smells.</w:t>
-      </w:r>
-    </w:p>
-    <w:p>
-      <w:pPr>
-        <w:spacing w:before="0" w:after="0" w:line="288" w:lineRule="auto"/>
-        <w:ind w:left="40"/>
-        <w:snapToGrid w:val="0"/>
-        <w:pBdr>
-          <w:top w:val="single" w:sz="4" w:space="2" w:color="999999"/>
-          <w:left w:val="single" w:sz="4" w:space="2" w:color="999999"/>
-          <w:bottom w:val="single" w:sz="4" w:space="2" w:color="999999"/>
-          <w:right w:val="single" w:sz="4" w:space="2" w:color="999999"/>
-        </w:pBdr>
-        <w:shd w:val="clear" w:color="auto" w:fill="F6F3EA"/>
-      </w:pPr>
-      <w:r>
-        <w:rPr>
-          <w:rFonts w:ascii="맑은 고딕" w:hAnsi="맑은 고딕" w:eastAsia="맑은 고딕"/>
-          <w:b w:val="0"/>
-          <w:sz w:val="17"/>
-          <w:u w:val="none"/>
-        </w:rPr>
-        <w:t>(B) And it does not stop there. Even the sounds that come both from the atmospheres in which we eat and our interactions with the food (such as chewing) and the tools we use to eat influence our eating experience.</w:t>
-      </w:r>
-    </w:p>
-    <w:p>
-      <w:pPr>
-        <w:spacing w:before="0" w:after="60" w:line="288" w:lineRule="auto"/>
-        <w:ind w:left="40"/>
-        <w:snapToGrid w:val="0"/>
-        <w:pBdr>
-          <w:top w:val="single" w:sz="4" w:space="2" w:color="999999"/>
-          <w:left w:val="single" w:sz="4" w:space="2" w:color="999999"/>
-          <w:bottom w:val="single" w:sz="4" w:space="2" w:color="999999"/>
-          <w:right w:val="single" w:sz="4" w:space="2" w:color="999999"/>
-        </w:pBdr>
-        <w:shd w:val="clear" w:color="auto" w:fill="F6F3EA"/>
-      </w:pPr>
-      <w:r>
-        <w:rPr>
-          <w:rFonts w:ascii="맑은 고딕" w:hAnsi="맑은 고딕" w:eastAsia="맑은 고딕"/>
-          <w:b w:val="0"/>
-          <w:sz w:val="17"/>
-          <w:u w:val="none"/>
-        </w:rPr>
-        <w:t>(C) Consider the experience of eating a regular meal. At first, it may seem like an ordinary experience, but it is actually a fusion of the senses.</w:t>
-      </w:r>
-    </w:p>
-    <w:p>
-      <w:pPr>
-        <w:spacing w:before="0" w:after="0" w:line="269" w:lineRule="auto"/>
-        <w:ind w:left="180" w:hanging="180"/>
-        <w:snapToGrid w:val="0"/>
-      </w:pPr>
-      <w:r>
-        <w:rPr>
-          <w:rFonts w:ascii="맑은 고딕" w:hAnsi="맑은 고딕" w:eastAsia="맑은 고딕"/>
-          <w:b w:val="0"/>
-          <w:sz w:val="17"/>
-          <w:u w:val="none"/>
-        </w:rPr>
-        <w:t>① (A) – (C) – (B)</w:t>
-      </w:r>
-    </w:p>
-    <w:p>
-      <w:pPr>
-        <w:spacing w:before="0" w:after="0" w:line="269" w:lineRule="auto"/>
-        <w:ind w:left="180" w:hanging="180"/>
-        <w:snapToGrid w:val="0"/>
-      </w:pPr>
-      <w:r>
-        <w:rPr>
-          <w:rFonts w:ascii="맑은 고딕" w:hAnsi="맑은 고딕" w:eastAsia="맑은 고딕"/>
-          <w:b w:val="0"/>
-          <w:sz w:val="17"/>
-          <w:u w:val="none"/>
-        </w:rPr>
-        <w:t>② (B) – (A) – (C)</w:t>
-      </w:r>
-    </w:p>
-    <w:p>
-      <w:pPr>
-        <w:spacing w:before="0" w:after="0" w:line="269" w:lineRule="auto"/>
-        <w:ind w:left="180" w:hanging="180"/>
-        <w:snapToGrid w:val="0"/>
-      </w:pPr>
-      <w:r>
-        <w:rPr>
-          <w:rFonts w:ascii="맑은 고딕" w:hAnsi="맑은 고딕" w:eastAsia="맑은 고딕"/>
-          <w:b w:val="0"/>
-          <w:sz w:val="17"/>
-          <w:u w:val="none"/>
-        </w:rPr>
-        <w:t>③ (B) – (C) – (A)</w:t>
-      </w:r>
-    </w:p>
-    <w:p>
-      <w:pPr>
-        <w:spacing w:before="0" w:after="0" w:line="269" w:lineRule="auto"/>
-        <w:ind w:left="180" w:hanging="180"/>
-        <w:snapToGrid w:val="0"/>
-      </w:pPr>
-      <w:r>
-        <w:rPr>
-          <w:rFonts w:ascii="맑은 고딕" w:hAnsi="맑은 고딕" w:eastAsia="맑은 고딕"/>
-          <w:b w:val="0"/>
-          <w:sz w:val="17"/>
-          <w:u w:val="none"/>
-        </w:rPr>
-        <w:t>④ (C) – (A) – (B)</w:t>
-      </w:r>
-    </w:p>
-    <w:p>
-      <w:pPr>
-        <w:spacing w:before="0" w:after="0" w:line="269" w:lineRule="auto"/>
-        <w:ind w:left="180" w:hanging="180"/>
-        <w:snapToGrid w:val="0"/>
-      </w:pPr>
-      <w:r>
-        <w:rPr>
-          <w:rFonts w:ascii="맑은 고딕" w:hAnsi="맑은 고딕" w:eastAsia="맑은 고딕"/>
-          <w:b w:val="0"/>
-          <w:sz w:val="17"/>
-          <w:u w:val="none"/>
-        </w:rPr>
-        <w:t>⑤ (C) – (B) – (A)</w:t>
+        <w:t>⑤ (C) - (B) - (A)</w:t>
       </w:r>
     </w:p>
     <w:p>
@@ -3283,7 +3603,7 @@
           <w:sz w:val="15"/>
           <w:u w:val="none"/>
         </w:rPr>
-        <w:t xml:space="preserve"> central (중심적인 ↔ marginal)</w:t>
+        <w:t xml:space="preserve"> central</w:t>
       </w:r>
     </w:p>
     <w:p>
@@ -3308,7 +3628,7 @@
           <w:sz w:val="15"/>
           <w:u w:val="none"/>
         </w:rPr>
-        <w:t xml:space="preserve"> granted (take ~ for granted 당연하게 여기다)</w:t>
+        <w:t xml:space="preserve"> ★take (일반적 사실 — 현재시제; often과 호응)</w:t>
       </w:r>
     </w:p>
     <w:p>
@@ -3333,7 +3653,7 @@
           <w:sz w:val="15"/>
           <w:u w:val="none"/>
         </w:rPr>
-        <w:t xml:space="preserve"> ★normally (자동사 function 수식 → 부사)</w:t>
+        <w:t xml:space="preserve"> granted</w:t>
       </w:r>
     </w:p>
     <w:p>
@@ -3358,7 +3678,7 @@
           <w:sz w:val="15"/>
           <w:u w:val="none"/>
         </w:rPr>
-        <w:t xml:space="preserve"> ★are (주어 our senses — function과 or 병렬, 복수)</w:t>
+        <w:t xml:space="preserve"> ★corrected (감각이 ‘교정되는’ 수동 — are + p.p.)</w:t>
       </w:r>
     </w:p>
     <w:p>
@@ -3383,7 +3703,7 @@
           <w:sz w:val="15"/>
           <w:u w:val="none"/>
         </w:rPr>
-        <w:t xml:space="preserve"> inspection (형용사 closer 뒤 주어 → 명사)</w:t>
+        <w:t xml:space="preserve"> inspection (형용사 closer 뒤 → 명사)</w:t>
       </w:r>
     </w:p>
     <w:p>
@@ -3408,7 +3728,7 @@
           <w:sz w:val="15"/>
           <w:u w:val="none"/>
         </w:rPr>
-        <w:t xml:space="preserve"> ★reveals (주어 inspection 단수 — 삽입구 무시)</w:t>
+        <w:t xml:space="preserve"> ordinary (‘가장 평범한’ 경험조차 — even과 호응; extraordinary는 반대)</w:t>
       </w:r>
     </w:p>
     <w:p>
@@ -3433,7 +3753,7 @@
           <w:sz w:val="15"/>
           <w:u w:val="none"/>
         </w:rPr>
-        <w:t xml:space="preserve"> remarkable (놀라운 ↔ unremarkable)</w:t>
+        <w:t xml:space="preserve"> ★reveals (주어 closer inspection 단수 — experiences는 삽입구)</w:t>
       </w:r>
     </w:p>
     <w:p>
@@ -3458,7 +3778,7 @@
           <w:sz w:val="15"/>
           <w:u w:val="none"/>
         </w:rPr>
-        <w:t xml:space="preserve"> ★which (전치사 in 뒤 — that 불가)</w:t>
+        <w:t xml:space="preserve"> remarkable (놀라운 다감각 세계; unremarkable은 반대)</w:t>
       </w:r>
     </w:p>
     <w:p>
@@ -3483,7 +3803,7 @@
           <w:sz w:val="15"/>
           <w:u w:val="none"/>
         </w:rPr>
-        <w:t xml:space="preserve"> eating (전치사 of + 동명사)</w:t>
+        <w:t xml:space="preserve"> ★in which (we live in the world → 전치사 + 관계대명사; which만 쓰면 live의 목적어 자리가 없어 불완전)</w:t>
       </w:r>
     </w:p>
     <w:p>
@@ -3508,7 +3828,7 @@
           <w:sz w:val="15"/>
           <w:u w:val="none"/>
         </w:rPr>
-        <w:t xml:space="preserve"> ★actually (부사 자리 — 문장 수식)</w:t>
+        <w:t xml:space="preserve"> ★eating (전치사 of 뒤 동명사)</w:t>
       </w:r>
     </w:p>
     <w:p>
@@ -3533,7 +3853,7 @@
           <w:sz w:val="15"/>
           <w:u w:val="none"/>
         </w:rPr>
-        <w:t xml:space="preserve"> fusion</w:t>
+        <w:t xml:space="preserve"> ★actually (동사 is 수식 → 부사 ‘실제로는’)</w:t>
       </w:r>
     </w:p>
     <w:p>
@@ -3558,7 +3878,7 @@
           <w:sz w:val="15"/>
           <w:u w:val="none"/>
         </w:rPr>
-        <w:t xml:space="preserve"> eyes</w:t>
+        <w:t xml:space="preserve"> fusion</w:t>
       </w:r>
     </w:p>
     <w:p>
@@ -3583,7 +3903,7 @@
           <w:sz w:val="15"/>
           <w:u w:val="none"/>
         </w:rPr>
-        <w:t xml:space="preserve"> ★exposed (be exposed to ~에 노출되다 — 수동)</w:t>
+        <w:t xml:space="preserve"> ★exposed (신호에 ‘노출되는’ 수동 — be exposed to)</w:t>
       </w:r>
     </w:p>
     <w:p>
@@ -3608,7 +3928,7 @@
           <w:sz w:val="15"/>
           <w:u w:val="none"/>
         </w:rPr>
-        <w:t xml:space="preserve"> countless (수많은 ↔ few — 뒤에 여러 예시 나열)</w:t>
+        <w:t xml:space="preserve"> countless (‘무수한’ 감각 신호 — 융합이라는 주장과 호응; few는 반대)</w:t>
       </w:r>
     </w:p>
     <w:p>
@@ -3658,7 +3978,7 @@
           <w:sz w:val="15"/>
           <w:u w:val="none"/>
         </w:rPr>
-        <w:t xml:space="preserve"> ★that (선행사 signals — what 불가)</w:t>
+        <w:t xml:space="preserve"> ★influence (선행사 signals 복수 → 관계절 동사 복수)</w:t>
       </w:r>
     </w:p>
     <w:p>
@@ -3683,7 +4003,7 @@
           <w:sz w:val="15"/>
           <w:u w:val="none"/>
         </w:rPr>
-        <w:t xml:space="preserve"> atmospheres</w:t>
+        <w:t xml:space="preserve"> textures</w:t>
       </w:r>
     </w:p>
     <w:p>
@@ -3708,7 +4028,7 @@
           <w:sz w:val="15"/>
           <w:u w:val="none"/>
         </w:rPr>
-        <w:t xml:space="preserve"> interactions (소유격 our 뒤 → 명사)</w:t>
+        <w:t xml:space="preserve"> atmospheres (정관사 the 뒤 명사, 복수)</w:t>
       </w:r>
     </w:p>
     <w:p>
@@ -3733,7 +4053,7 @@
           <w:sz w:val="15"/>
           <w:u w:val="none"/>
         </w:rPr>
-        <w:t xml:space="preserve"> chewing</w:t>
+        <w:t xml:space="preserve"> interactions (소유격 our 뒤 명사, 복수)</w:t>
       </w:r>
     </w:p>
     <w:p>
@@ -3758,7 +4078,7 @@
           <w:sz w:val="15"/>
           <w:u w:val="none"/>
         </w:rPr>
-        <w:t xml:space="preserve"> ★to eat (목적의 to부정사 ‘먹기 위해’)</w:t>
+        <w:t xml:space="preserve"> ★to eat (the tools we use to eat — ‘먹기 위해’ 목적의 to부정사)</w:t>
       </w:r>
     </w:p>
     <w:p>
@@ -3783,7 +4103,7 @@
           <w:sz w:val="15"/>
           <w:u w:val="none"/>
         </w:rPr>
-        <w:t xml:space="preserve"> ★influence (주어 the sounds 복수)</w:t>
+        <w:t xml:space="preserve"> experience</w:t>
       </w:r>
     </w:p>
     <w:p>
@@ -3808,7 +4128,7 @@
           <w:sz w:val="15"/>
           <w:u w:val="none"/>
         </w:rPr>
-        <w:t xml:space="preserve"> ○ (in which = where)</w:t>
+        <w:t xml:space="preserve"> ○ (take A for granted ‘당연하게 여기다’ = fail to notice A ‘알아차리지 못하다’)</w:t>
       </w:r>
     </w:p>
     <w:p>
@@ -3833,7 +4153,7 @@
           <w:sz w:val="15"/>
           <w:u w:val="none"/>
         </w:rPr>
-        <w:t xml:space="preserve"> ★✕ — 바른 형태: exposed to (우리가 신호에 ‘노출되는’ 수동)</w:t>
+        <w:t xml:space="preserve"> ○ (in which = 관계부사 where)</w:t>
       </w:r>
     </w:p>
     <w:p>
@@ -3858,7 +4178,7 @@
           <w:sz w:val="15"/>
           <w:u w:val="none"/>
         </w:rPr>
-        <w:t xml:space="preserve"> ○ (seem like + 명사 = seem to be + 명사)</w:t>
+        <w:t xml:space="preserve"> ★✕ — 바른 형태: of eating (the experience of + 동명사; experience to-v는 불가)</w:t>
       </w:r>
     </w:p>
     <w:p>
@@ -3883,7 +4203,7 @@
           <w:sz w:val="15"/>
           <w:u w:val="none"/>
         </w:rPr>
-        <w:t xml:space="preserve"> At first, it may seem like an ordinary experience, but it is actually a fusion of the senses. (보충 may / 제외 must / be→is)</w:t>
+        <w:t xml:space="preserve"> However, closer inspection to any, even the most ordinary experiences, reveals the remarkable multisensory world in which we live. (보충 even / 제외 ever / reveal→reveals)</w:t>
       </w:r>
     </w:p>
     <w:p>
@@ -3908,7 +4228,7 @@
           <w:sz w:val="15"/>
           <w:u w:val="none"/>
         </w:rPr>
-        <w:t xml:space="preserve"> We first eat with our eyes. (보충 with / 제외 by)</w:t>
+        <w:t xml:space="preserve"> We first eat with our eyes, but we are also exposed to countless sensory signals that influence our eating experience such as food textures, tastes, and smells. (보충 but / 제외 so / expose→exposed)</w:t>
       </w:r>
     </w:p>
     <w:p>
@@ -3933,7 +4253,7 @@
           <w:sz w:val="15"/>
           <w:u w:val="none"/>
         </w:rPr>
-        <w:t xml:space="preserve"> Even the sounds that come both from the atmospheres in which we eat and our interactions with the food influence our eating experience. (influential→influence)</w:t>
+        <w:t xml:space="preserve"> At first, it may seem like an ordinary experience, but it is actually a fusion of the senses. (actual→actually)</w:t>
       </w:r>
     </w:p>
     <w:p>
@@ -4008,7 +4328,7 @@
           <w:sz w:val="15"/>
           <w:u w:val="none"/>
         </w:rPr>
-        <w:t xml:space="preserve"> 감각 신호들이 식사 경험에 영향을 주는 것</w:t>
+        <w:t xml:space="preserve"> 음식의 질감·맛·냄새 같은 감각 신호에 노출되는 것(까지)</w:t>
       </w:r>
     </w:p>
     <w:p>
@@ -4033,7 +4353,7 @@
           <w:sz w:val="15"/>
           <w:u w:val="none"/>
         </w:rPr>
-        <w:t xml:space="preserve"> our interactions with the food</w:t>
+        <w:t xml:space="preserve"> 숟가락·젓가락·포크·나이프 등 식사 도구</w:t>
       </w:r>
     </w:p>
     <w:p>
@@ -4058,7 +4378,7 @@
           <w:sz w:val="15"/>
           <w:u w:val="none"/>
         </w:rPr>
-        <w:t xml:space="preserve"> ★standing (사람들이 ‘서 있는’ 능동 — 자동사 stand)</w:t>
+        <w:t xml:space="preserve"> ★registers (주어 our skin 단수 — read·picks와 병렬되는 본동사)</w:t>
       </w:r>
     </w:p>
     <w:p>
@@ -4083,7 +4403,7 @@
           <w:sz w:val="15"/>
           <w:u w:val="none"/>
         </w:rPr>
-        <w:t xml:space="preserve"> ★shape (주어 what we see …, the people …, and the seat — 세 가지 → 복수)</w:t>
+        <w:t xml:space="preserve"> ★how (how close ‘얼마나 가까운지’ — 정도를 묻는 의문부사; what close는 불가)</w:t>
       </w:r>
     </w:p>
     <w:p>
@@ -4108,7 +4428,7 @@
           <w:sz w:val="15"/>
           <w:u w:val="none"/>
         </w:rPr>
-        <w:t xml:space="preserve"> ★designed (콘서트홀이 ‘설계된’ 수동)</w:t>
+        <w:t xml:space="preserve"> ★that (선행사 A walk + 주어 없는 불완전절)</w:t>
       </w:r>
     </w:p>
     <w:p>
@@ -4174,7 +4494,7 @@
           <w:sz w:val="15"/>
           <w:u w:val="none"/>
         </w:rPr>
-        <w:t xml:space="preserve"> 정답 ⑤ — (a) ○ (b) ✕ (c) ○ (d) ○ (e) ✕</w:t>
+        <w:t xml:space="preserve"> 정답 ③</w:t>
       </w:r>
     </w:p>
     <w:p>
@@ -4199,7 +4519,7 @@
           <w:sz w:val="15"/>
           <w:u w:val="none"/>
         </w:rPr>
-        <w:t xml:space="preserve"> 정답 ② — ⓑ reveal → reveals / ⓒ which → in which / ⓔ that influences → that influence</w:t>
+        <w:t xml:space="preserve"> 정답 ④ — ⓑ correcting → corrected / ⓓ which → in which / ⓕ influences → influence</w:t>
       </w:r>
     </w:p>
     <w:p>
@@ -4224,7 +4544,7 @@
           <w:sz w:val="15"/>
           <w:u w:val="none"/>
         </w:rPr>
-        <w:t xml:space="preserve"> 정답 ③ — central · ordinary · countless</w:t>
+        <w:t xml:space="preserve"> 정답 ①</w:t>
       </w:r>
     </w:p>
     <w:p>
@@ -4249,7 +4569,7 @@
           <w:sz w:val="15"/>
           <w:u w:val="none"/>
         </w:rPr>
-        <w:t xml:space="preserve"> 정답 ④</w:t>
+        <w:t xml:space="preserve"> 정답 ⑤ — overlook · mixture</w:t>
       </w:r>
     </w:p>
     <w:p>
@@ -4274,7 +4594,7 @@
           <w:sz w:val="15"/>
           <w:u w:val="none"/>
         </w:rPr>
-        <w:t xml:space="preserve"> 정답 ②</w:t>
+        <w:t xml:space="preserve"> 정답 ③</w:t>
       </w:r>
     </w:p>
     <w:p>
@@ -4299,7 +4619,7 @@
           <w:sz w:val="15"/>
           <w:u w:val="none"/>
         </w:rPr>
-        <w:t xml:space="preserve"> 정답 ①</w:t>
+        <w:t xml:space="preserve"> 정답 ②</w:t>
       </w:r>
     </w:p>
     <w:p>
@@ -4324,7 +4644,7 @@
           <w:sz w:val="15"/>
           <w:u w:val="none"/>
         </w:rPr>
-        <w:t xml:space="preserve"> 정답 ③</w:t>
+        <w:t xml:space="preserve"> 정답 ② — conceals → reveals</w:t>
       </w:r>
     </w:p>
     <w:p>
@@ -4349,7 +4669,7 @@
           <w:sz w:val="15"/>
           <w:u w:val="none"/>
         </w:rPr>
-        <w:t xml:space="preserve"> (1) fuses  (2) interact  (3) remarkably</w:t>
+        <w:t xml:space="preserve"> Our eating experience is influenced even by the sounds that come both from the atmospheres in which we eat and our interactions with the food and the tools we use to eat.</w:t>
       </w:r>
     </w:p>
     <w:p>
@@ -4374,7 +4694,7 @@
           <w:sz w:val="15"/>
           <w:u w:val="none"/>
         </w:rPr>
-        <w:t xml:space="preserve"> Although multisensory experiences are a central part of our everyday lives, we often take them for granted. (제외: yet)</w:t>
+        <w:t xml:space="preserve"> (1) granted  (2) ordinary  (3) blend  (4) influenced</w:t>
       </w:r>
     </w:p>
     <w:p>
@@ -4449,7 +4769,7 @@
           <w:sz w:val="14"/>
           <w:u w:val="none"/>
         </w:rPr>
-        <w:t>(c)(d) [decoy]</w:t>
+        <w:t>③ [열 교차]</w:t>
       </w:r>
       <w:r>
         <w:rPr>
@@ -4458,7 +4778,7 @@
           <w:sz w:val="14"/>
           <w:u w:val="none"/>
         </w:rPr>
-        <w:t xml:space="preserve"> 둘 다 옳은 진술 — 하나라도 고르면 ②·③·④. </w:t>
+        <w:t xml:space="preserve"> 사례(김 냄새)는 대화에 있으나 감각 열이 잘못 — 후각을 청각 행에 넣었다. </w:t>
       </w:r>
       <w:r>
         <w:rPr>
@@ -4467,7 +4787,7 @@
           <w:sz w:val="14"/>
           <w:u w:val="none"/>
         </w:rPr>
-        <w:t>(e) [부정 반전]</w:t>
+        <w:t>⑤ [한 끗 정답지]</w:t>
       </w:r>
       <w:r>
         <w:rPr>
@@ -4476,7 +4796,25 @@
           <w:sz w:val="14"/>
           <w:u w:val="none"/>
         </w:rPr>
-        <w:t xml:space="preserve"> Even the sounds의 Even(~조차)을 놓치면 소리는 예외라고 착각.</w:t>
+        <w:t xml:space="preserve"> 설거지 소음을 ‘식사의 일부’로 보는 것이 어색해 보이지만 The atmosphere of the room is part of the meal이 근거. </w:t>
+      </w:r>
+      <w:r>
+        <w:rPr>
+          <w:rFonts w:ascii="맑은 고딕" w:hAnsi="맑은 고딕" w:eastAsia="맑은 고딕"/>
+          <w:b/>
+          <w:sz w:val="14"/>
+          <w:u w:val="none"/>
+        </w:rPr>
+        <w:t>④</w:t>
+      </w:r>
+      <w:r>
+        <w:rPr>
+          <w:rFonts w:ascii="맑은 고딕" w:hAnsi="맑은 고딕" w:eastAsia="맑은 고딕"/>
+          <w:b w:val="0"/>
+          <w:sz w:val="14"/>
+          <w:u w:val="none"/>
+        </w:rPr>
+        <w:t xml:space="preserve"> your spoon clinked on the bowl.</w:t>
       </w:r>
     </w:p>
     <w:p>
@@ -4510,7 +4848,7 @@
           <w:sz w:val="14"/>
           <w:u w:val="none"/>
         </w:rPr>
-        <w:t>ⓑ [거리 함정]</w:t>
+        <w:t>ⓕ [긴 주어 함정]</w:t>
       </w:r>
       <w:r>
         <w:rPr>
@@ -4519,7 +4857,7 @@
           <w:sz w:val="14"/>
           <w:u w:val="none"/>
         </w:rPr>
-        <w:t xml:space="preserve"> 바로 앞 experiences(복수)에 맞춰 reveal을 옳다고 보기 쉽다 — ④는 이것을 놓친 선지. </w:t>
+        <w:t xml:space="preserve"> 주어 the sounds와 동사 사이에 that come … to eat이 길게 끼어 바로 앞 eat에 맞춰 influences로 읽기 쉽다. </w:t>
       </w:r>
       <w:r>
         <w:rPr>
@@ -4528,7 +4866,7 @@
           <w:sz w:val="14"/>
           <w:u w:val="none"/>
         </w:rPr>
-        <w:t>ⓔ</w:t>
+        <w:t>ⓓ [관계사 함정]</w:t>
       </w:r>
       <w:r>
         <w:rPr>
@@ -4537,7 +4875,7 @@
           <w:sz w:val="14"/>
           <w:u w:val="none"/>
         </w:rPr>
-        <w:t xml:space="preserve"> 가까운 experience(단수)에 끌리면 influences를 옳다고 착각.</w:t>
+        <w:t xml:space="preserve"> live가 자동사라 목적어 없이 which를 쓰면 안 됨. ②는 ⓕ를 놓친 선지.</w:t>
       </w:r>
     </w:p>
     <w:p>
@@ -4571,7 +4909,7 @@
           <w:sz w:val="14"/>
           <w:u w:val="none"/>
         </w:rPr>
-        <w:t>⑤ [한 끗]</w:t>
+        <w:t>⑤ [only 함정]</w:t>
       </w:r>
       <w:r>
         <w:rPr>
@@ -4580,7 +4918,7 @@
           <w:sz w:val="14"/>
           <w:u w:val="none"/>
         </w:rPr>
-        <w:t xml:space="preserve"> (A)(B)는 맞고 (C)만 few — 뒤의 예시 나열과 And it does not stop there와 충돌. </w:t>
+        <w:t xml:space="preserve"> ‘먼저’를 ‘오직’으로 바꾼 오답 — 바로 뒤 but we are also …가 다른 감각도 함께 작동함을 말한다. </w:t>
       </w:r>
       <w:r>
         <w:rPr>
@@ -4589,7 +4927,7 @@
           <w:sz w:val="14"/>
           <w:u w:val="none"/>
         </w:rPr>
-        <w:t>①</w:t>
+        <w:t>④ [방향 역전]</w:t>
       </w:r>
       <w:r>
         <w:rPr>
@@ -4598,7 +4936,25 @@
           <w:sz w:val="14"/>
           <w:u w:val="none"/>
         </w:rPr>
-        <w:t xml:space="preserve"> minor면 yet(그런데도)의 대비가 사라진다.</w:t>
+        <w:t xml:space="preserve"> 글은 맛을 깎아내리지 않고 감각을 더한다. </w:t>
+      </w:r>
+      <w:r>
+        <w:rPr>
+          <w:rFonts w:ascii="맑은 고딕" w:hAnsi="맑은 고딕" w:eastAsia="맑은 고딕"/>
+          <w:b/>
+          <w:sz w:val="14"/>
+          <w:u w:val="none"/>
+        </w:rPr>
+        <w:t>③</w:t>
+      </w:r>
+      <w:r>
+        <w:rPr>
+          <w:rFonts w:ascii="맑은 고딕" w:hAnsi="맑은 고딕" w:eastAsia="맑은 고딕"/>
+          <w:b w:val="0"/>
+          <w:sz w:val="14"/>
+          <w:u w:val="none"/>
+        </w:rPr>
+        <w:t xml:space="preserve"> 안전 확인은 본문에 없다.</w:t>
       </w:r>
     </w:p>
     <w:p>
@@ -4632,7 +4988,7 @@
           <w:sz w:val="14"/>
           <w:u w:val="none"/>
         </w:rPr>
-        <w:t>④ [범위 축소]</w:t>
+        <w:t>④ [한 끗]</w:t>
       </w:r>
       <w:r>
         <w:rPr>
@@ -4641,7 +4997,7 @@
           <w:sz w:val="14"/>
           <w:u w:val="none"/>
         </w:rPr>
-        <w:t xml:space="preserve"> both A and B의 A(분위기)를 지우고 ‘뿐’으로 한정. </w:t>
+        <w:t xml:space="preserve"> (A)는 맞지만 (B) sequence — ‘눈으로 먼저’라는 말 때문에 순서로 읽기 쉽지만 글의 핵심은 융합(동시 작동). </w:t>
       </w:r>
       <w:r>
         <w:rPr>
@@ -4650,7 +5006,7 @@
           <w:sz w:val="14"/>
           <w:u w:val="none"/>
         </w:rPr>
-        <w:t>②</w:t>
+        <w:t>① [한 끗]</w:t>
       </w:r>
       <w:r>
         <w:rPr>
@@ -4659,7 +5015,25 @@
           <w:sz w:val="14"/>
           <w:u w:val="none"/>
         </w:rPr>
-        <w:t xml:space="preserve"> corrected to normal — 교정되어 정상이 된 경우를 함께 언급 — 참.</w:t>
+        <w:t xml:space="preserve"> (B)는 맞지만 (A) notice는 Although와 결합하면 본문과 반대. </w:t>
+      </w:r>
+      <w:r>
+        <w:rPr>
+          <w:rFonts w:ascii="맑은 고딕" w:hAnsi="맑은 고딕" w:eastAsia="맑은 고딕"/>
+          <w:b/>
+          <w:sz w:val="14"/>
+          <w:u w:val="none"/>
+        </w:rPr>
+        <w:t>②</w:t>
+      </w:r>
+      <w:r>
+        <w:rPr>
+          <w:rFonts w:ascii="맑은 고딕" w:hAnsi="맑은 고딕" w:eastAsia="맑은 고딕"/>
+          <w:b w:val="0"/>
+          <w:sz w:val="14"/>
+          <w:u w:val="none"/>
+        </w:rPr>
+        <w:t xml:space="preserve"> contest(경쟁)는 감각들이 함께 작동한다는 글과 어긋남.</w:t>
       </w:r>
     </w:p>
     <w:p>
@@ -4693,7 +5067,7 @@
           <w:sz w:val="14"/>
           <w:u w:val="none"/>
         </w:rPr>
-        <w:t>① [첫인상 함정]</w:t>
+        <w:t>③ [부정 삽입]</w:t>
       </w:r>
       <w:r>
         <w:rPr>
@@ -4702,7 +5076,7 @@
           <w:sz w:val="14"/>
           <w:u w:val="none"/>
         </w:rPr>
-        <w:t xml:space="preserve"> ‘처음에는’ 그렇게 보인다는 통념을 필자의 주장으로 오독. </w:t>
+        <w:t xml:space="preserve"> 소리가 ‘마지막에, 심지어(even)’ 언급되어 사소해 보이지만 as well로 분명히 포함된다. </w:t>
       </w:r>
       <w:r>
         <w:rPr>
@@ -4711,7 +5085,7 @@
           <w:sz w:val="14"/>
           <w:u w:val="none"/>
         </w:rPr>
-        <w:t>④</w:t>
+        <w:t>⑤ [한 끗 정답지]</w:t>
       </w:r>
       <w:r>
         <w:rPr>
@@ -4720,7 +5094,25 @@
           <w:sz w:val="14"/>
           <w:u w:val="none"/>
         </w:rPr>
-        <w:t xml:space="preserve"> glasses 소재에 끌린 과잉 추론.</w:t>
+        <w:t xml:space="preserve"> The eyes taste the food before the mouth does의 환언 — 참. </w:t>
+      </w:r>
+      <w:r>
+        <w:rPr>
+          <w:rFonts w:ascii="맑은 고딕" w:hAnsi="맑은 고딕" w:eastAsia="맑은 고딕"/>
+          <w:b/>
+          <w:sz w:val="14"/>
+          <w:u w:val="none"/>
+        </w:rPr>
+        <w:t>①</w:t>
+      </w:r>
+      <w:r>
+        <w:rPr>
+          <w:rFonts w:ascii="맑은 고딕" w:hAnsi="맑은 고딕" w:eastAsia="맑은 고딕"/>
+          <w:b w:val="0"/>
+          <w:sz w:val="14"/>
+          <w:u w:val="none"/>
+        </w:rPr>
+        <w:t xml:space="preserve"> particularly when our senses work as they should — 참.</w:t>
       </w:r>
     </w:p>
     <w:p>
@@ -4754,7 +5146,7 @@
           <w:sz w:val="14"/>
           <w:u w:val="none"/>
         </w:rPr>
-        <w:t>③ [직역 함정]</w:t>
+        <w:t>③ [세부 일반화]</w:t>
       </w:r>
       <w:r>
         <w:rPr>
@@ -4763,7 +5155,7 @@
           <w:sz w:val="14"/>
           <w:u w:val="none"/>
         </w:rPr>
-        <w:t xml:space="preserve"> eyes를 시력으로 받아들인 선지. </w:t>
+        <w:t xml:space="preserve"> ‘눈으로 먼저’를 ‘가장 중요’로 격상한 오답. </w:t>
       </w:r>
       <w:r>
         <w:rPr>
@@ -4772,7 +5164,7 @@
           <w:sz w:val="14"/>
           <w:u w:val="none"/>
         </w:rPr>
-        <w:t>④</w:t>
+        <w:t>④ [세부 일반화]</w:t>
       </w:r>
       <w:r>
         <w:rPr>
@@ -4781,7 +5173,25 @@
           <w:sz w:val="14"/>
           <w:u w:val="none"/>
         </w:rPr>
-        <w:t xml:space="preserve"> ‘눈으로 먹는다’를 ‘보기만 해도 먹은 것’으로 과잉 해석.</w:t>
+        <w:t xml:space="preserve"> 안경은 ‘정상으로 교정된 감각’의 예일 뿐. </w:t>
+      </w:r>
+      <w:r>
+        <w:rPr>
+          <w:rFonts w:ascii="맑은 고딕" w:hAnsi="맑은 고딕" w:eastAsia="맑은 고딕"/>
+          <w:b/>
+          <w:sz w:val="14"/>
+          <w:u w:val="none"/>
+        </w:rPr>
+        <w:t>①·⑤</w:t>
+      </w:r>
+      <w:r>
+        <w:rPr>
+          <w:rFonts w:ascii="맑은 고딕" w:hAnsi="맑은 고딕" w:eastAsia="맑은 고딕"/>
+          <w:b w:val="0"/>
+          <w:sz w:val="14"/>
+          <w:u w:val="none"/>
+        </w:rPr>
+        <w:t xml:space="preserve"> 조언·당위는 본문에 없다.</w:t>
       </w:r>
     </w:p>
     <w:p>
@@ -4815,7 +5225,7 @@
           <w:sz w:val="14"/>
           <w:u w:val="none"/>
         </w:rPr>
-        <w:t>③ [소재 연상 함정]</w:t>
+        <w:t>① [한 끗]</w:t>
       </w:r>
       <w:r>
         <w:rPr>
@@ -4824,7 +5234,25 @@
           <w:sz w:val="14"/>
           <w:u w:val="none"/>
         </w:rPr>
-        <w:t xml:space="preserve"> 식사·식당이라는 소재로 자연스러워 보이지만 ‘감각’ 이야기가 아니다. ③을 빼면 ②의 감각 나열이 ④ it does not stop there로 바로 이어진다.</w:t>
+        <w:t xml:space="preserve"> ‘당연시한다’와 ‘중심적’이 어긋나 보이지만, 중심적이기 때문에 오히려 당연시된다는 흐름(yet). </w:t>
+      </w:r>
+      <w:r>
+        <w:rPr>
+          <w:rFonts w:ascii="맑은 고딕" w:hAnsi="맑은 고딕" w:eastAsia="맑은 고딕"/>
+          <w:b/>
+          <w:sz w:val="14"/>
+          <w:u w:val="none"/>
+        </w:rPr>
+        <w:t>⑤</w:t>
+      </w:r>
+      <w:r>
+        <w:rPr>
+          <w:rFonts w:ascii="맑은 고딕" w:hAnsi="맑은 고딕" w:eastAsia="맑은 고딕"/>
+          <w:b w:val="0"/>
+          <w:sz w:val="14"/>
+          <w:u w:val="none"/>
+        </w:rPr>
+        <w:t xml:space="preserve"> stop을 지우면 ‘멈추지 않는다 → 소리까지’의 연결이 사라진다.</w:t>
       </w:r>
     </w:p>
     <w:p>
@@ -4849,7 +5277,61 @@
           <w:sz w:val="14"/>
           <w:u w:val="none"/>
         </w:rPr>
-        <w:t xml:space="preserve"> (1) fuse ✕ — 3인칭 단수 -s. (2) interacts ✕ — 주어 we. (3) remarkable ✕ — 형용사 수식은 부사. [채점] 각 1점.</w:t>
+        <w:t xml:space="preserve"> </w:t>
+      </w:r>
+      <w:r>
+        <w:rPr>
+          <w:rFonts w:ascii="맑은 고딕" w:hAnsi="맑은 고딕" w:eastAsia="맑은 고딕"/>
+          <w:b/>
+          <w:sz w:val="14"/>
+          <w:u w:val="none"/>
+        </w:rPr>
+        <w:t>is influenced by even the sounds</w:t>
+      </w:r>
+      <w:r>
+        <w:rPr>
+          <w:rFonts w:ascii="맑은 고딕" w:hAnsi="맑은 고딕" w:eastAsia="맑은 고딕"/>
+          <w:b w:val="0"/>
+          <w:sz w:val="14"/>
+          <w:u w:val="none"/>
+        </w:rPr>
+        <w:t xml:space="preserve"> — even의 위치가 다르면 조건 위반(보기 묶음 even by 유지). </w:t>
+      </w:r>
+      <w:r>
+        <w:rPr>
+          <w:rFonts w:ascii="맑은 고딕" w:hAnsi="맑은 고딕" w:eastAsia="맑은 고딕"/>
+          <w:b/>
+          <w:sz w:val="14"/>
+          <w:u w:val="none"/>
+        </w:rPr>
+        <w:t>are influenced</w:t>
+      </w:r>
+      <w:r>
+        <w:rPr>
+          <w:rFonts w:ascii="맑은 고딕" w:hAnsi="맑은 고딕" w:eastAsia="맑은 고딕"/>
+          <w:b w:val="0"/>
+          <w:sz w:val="14"/>
+          <w:u w:val="none"/>
+        </w:rPr>
+        <w:t xml:space="preserve"> ✕ — 주어 experience 단수. </w:t>
+      </w:r>
+      <w:r>
+        <w:rPr>
+          <w:rFonts w:ascii="맑은 고딕" w:hAnsi="맑은 고딕" w:eastAsia="맑은 고딕"/>
+          <w:b/>
+          <w:sz w:val="14"/>
+          <w:u w:val="none"/>
+        </w:rPr>
+        <w:t>the sounds come</w:t>
+      </w:r>
+      <w:r>
+        <w:rPr>
+          <w:rFonts w:ascii="맑은 고딕" w:hAnsi="맑은 고딕" w:eastAsia="맑은 고딕"/>
+          <w:b w:val="0"/>
+          <w:sz w:val="14"/>
+          <w:u w:val="none"/>
+        </w:rPr>
+        <w:t xml:space="preserve"> ✕ — 관계대명사 that 포함 묶음 that come 유지. [채점] 수동 구조 1.5 / by 이하 긴 주어 어순 1 / 단어 수·철자 0.5.</w:t>
       </w:r>
     </w:p>
     <w:p>
@@ -4883,7 +5365,7 @@
           <w:sz w:val="14"/>
           <w:u w:val="none"/>
         </w:rPr>
-        <w:t>…, yet we often take …</w:t>
+        <w:t>remarkable</w:t>
       </w:r>
       <w:r>
         <w:rPr>
@@ -4892,7 +5374,7 @@
           <w:sz w:val="14"/>
           <w:u w:val="none"/>
         </w:rPr>
-        <w:t xml:space="preserve"> ✕ — Although와 yet 중복. </w:t>
+        <w:t xml:space="preserve"> ✕ — (2)에 넣으면 ‘놀라운 식사조차’가 되어 even의 논리가 깨짐. </w:t>
       </w:r>
       <w:r>
         <w:rPr>
@@ -4901,7 +5383,7 @@
           <w:sz w:val="14"/>
           <w:u w:val="none"/>
         </w:rPr>
-        <w:t>take for granted them</w:t>
+        <w:t>single</w:t>
       </w:r>
       <w:r>
         <w:rPr>
@@ -4910,7 +5392,25 @@
           <w:sz w:val="14"/>
           <w:u w:val="none"/>
         </w:rPr>
-        <w:t xml:space="preserve"> ✕ — 대명사 목적어는 take와 for granted 사이. [채점] 구조 1.5 / 어순 1 / 단어 수·철자 0.5.</w:t>
+        <w:t xml:space="preserve"> ✕ — (3) ‘a single of the senses’는 성립하지 않음. </w:t>
+      </w:r>
+      <w:r>
+        <w:rPr>
+          <w:rFonts w:ascii="맑은 고딕" w:hAnsi="맑은 고딕" w:eastAsia="맑은 고딕"/>
+          <w:b/>
+          <w:sz w:val="14"/>
+          <w:u w:val="none"/>
+        </w:rPr>
+        <w:t>grant 그대로</w:t>
+      </w:r>
+      <w:r>
+        <w:rPr>
+          <w:rFonts w:ascii="맑은 고딕" w:hAnsi="맑은 고딕" w:eastAsia="맑은 고딕"/>
+          <w:b w:val="0"/>
+          <w:sz w:val="14"/>
+          <w:u w:val="none"/>
+        </w:rPr>
+        <w:t xml:space="preserve"> ✕ — 관용구는 granted. [채점] 각 0.75, 어형 오류는 0.</w:t>
       </w:r>
     </w:p>
     <w:p>
@@ -4953,7 +5453,25 @@
           <w:sz w:val="14"/>
           <w:u w:val="none"/>
         </w:rPr>
-        <w:t xml:space="preserve"> (C) 뒤 (B)를 두면 ‘거기서 그치지 않는다’가 받을 감각 나열이 없다.</w:t>
+        <w:t xml:space="preserve"> (C)-(B)-(A)는 (A)의 ‘멈추지 않는다’ 뒤에 아무것도 오지 않고, (B)의 Even이 받을 ‘앞선 감각들’이 없다. </w:t>
+      </w:r>
+      <w:r>
+        <w:rPr>
+          <w:rFonts w:ascii="맑은 고딕" w:hAnsi="맑은 고딕" w:eastAsia="맑은 고딕"/>
+          <w:b/>
+          <w:sz w:val="14"/>
+          <w:u w:val="none"/>
+        </w:rPr>
+        <w:t>①</w:t>
+      </w:r>
+      <w:r>
+        <w:rPr>
+          <w:rFonts w:ascii="맑은 고딕" w:hAnsi="맑은 고딕" w:eastAsia="맑은 고딕"/>
+          <w:b w:val="0"/>
+          <w:sz w:val="14"/>
+          <w:u w:val="none"/>
+        </w:rPr>
+        <w:t xml:space="preserve"> (A)의 ‘먹는다’는 (C)가 식사라는 예를 꺼낸 뒤에야 올 수 있다.</w:t>
       </w:r>
     </w:p>
     <w:p>
@@ -4978,7 +5496,7 @@
           <w:sz w:val="14"/>
           <w:u w:val="none"/>
         </w:rPr>
-        <w:t xml:space="preserve"> 다감각적 경험은 우리 일상생활의 중심적인 부분이지만, 우리는 흔히 그것을 당연하게 여기는데, 특히 우리의 감각이 정상적으로 기능하거나 안경 같은 보조 기구로 정상으로 교정될 때 그러하다. 하지만 어떤 경험이든, 가장 평범한 경험이라도 더 자세히 살펴보면 우리가 살고 있는 놀라운 다감각의 세계가 드러난다. 평범한 식사를 하는 경험을 생각해 보라. 처음에는 그것이 평범한 경험처럼 보일지 모르지만, 그것은 사실 감각들의 융합이다. 우리는 먼저 눈으로 먹지만, 음식의 질감, 맛, 냄새처럼 우리의 식사 경험에 영향을 주는 수많은 감각 신호에도 노출된다. 그리고 거기서 그치지 않는다. 우리가 식사하는 분위기와, 음식과의 상호 작용(씹는 것 등), 그리고 우리가 먹는 데 사용하는 도구에서 나는 소리조차도 우리의 식사 경험에 영향을 준다.</w:t>
+        <w:t xml:space="preserve"> ['다감각 경험은 우리 일상생활의 중심적인 부분이지만, 우리는 특히 감각이 정상적으로 기능하거나 안경 같은 보조 기구로 정상으로 교정될 때 그것을 당연하게 여기곤 한다.', '하지만 어떤 것이든, 심지어 가장 평범한 경험이라도 더 자세히 들여다보면 우리가 사는 놀라운 다감각 세계가 드러난다.', '평범한 식사를 하는 경험을 생각해 보라.', '처음에는 평범한 경험처럼 보일지 모르지만, 그것은 사실 감각들의 융합이다.', '우리는 먼저 눈으로 먹지만, 음식의 질감·맛·냄새처럼 우리의 식사 경험에 영향을 미치는 무수한 감각 신호에도 노출된다.', '그리고 그것은 거기서 멈추지 않는다.', '우리가 식사하는 분위기, 음식과의 상호작용(씹기 같은), 그리고 식사에 쓰는 도구에서 나오는 소리들조차 우리의 식사 경험에 영향을 미친다.']</w:t>
       </w:r>
     </w:p>
     <w:p>
@@ -5003,7 +5521,7 @@
           <w:sz w:val="14"/>
           <w:u w:val="none"/>
         </w:rPr>
-        <w:t xml:space="preserve"> 음악을 듣는 것도 같은 방식으로 작동한다. 우리는 그저 노래를 듣는다고 생각하지만, 무대에서 보는 것, 주변에 서 있는 사람들, 심지어 앉아 있는 좌석까지도 우리가 그 노래를 얼마나 즐기는지를 형성한다. 모든 감각을 염두에 두고 설계된 콘서트홀은 같은 노래도 더 풍성하게 느껴지게 할 수 있다.</w:t>
+        <w:t xml:space="preserve"> ['익숙한 거리를 걷는 것도 같은 방식으로 작동한다.', '우리는 그저 거리를 ‘보고’ 있다고 생각하지만, 발은 보도의 질감을 읽고, 피부는 바람을 감지하며, 코는 눈이 가게를 찾기도 전에 빵집의 빵 냄새를 포착한다.', '차량 소리는 고개를 돌리지 않아도 도로가 얼마나 가까운지 알려 준다.', '하나의 단순한 행위처럼 느껴지는 산책은 사실 우리 모든 감각 사이의 대화이다.']</w:t>
       </w:r>
     </w:p>
     <w:sectPr>

--- a/shinmok1/pack/2510/H1MOGO25-10_36_SET.docx
+++ b/shinmok1/pack/2510/H1MOGO25-10_36_SET.docx
@@ -1014,7 +1014,7 @@
           <w:sz w:val="16"/>
           <w:u w:val="none"/>
         </w:rPr>
-        <w:t xml:space="preserve">  주어진 말을 모두 사용 · 필요한 단어 1개만 어형 변형</w:t>
+        <w:t xml:space="preserve">  주어진 말을 모두 사용 · 어형 변형 3곳 · 조건의 단어 수·구문을 지킬 것</w:t>
       </w:r>
     </w:p>
     <w:p>
@@ -1041,6 +1041,8 @@
           <w:u w:val="none"/>
         </w:rPr>
         <w:t>처음에는 평범한 경험처럼 보일지 모르지만, 그것은 사실 감각들의 융합이다.</w:t>
+        <w:br/>
+        <w:t>&lt;조건&gt; 구문: seem like + 명사(구) / but 대조 · 총 18단어</w:t>
       </w:r>
     </w:p>
     <w:p>
@@ -1057,7 +1059,7 @@
           <w:sz w:val="17"/>
           <w:u w:val="none"/>
         </w:rPr>
-        <w:t>it / at first / may / like / seem / an ordinary experience / but / it / is / a fusion / actual / of the senses</w:t>
+        <w:t>like / may / at first / seem / it / an ordinary experience / but / it / actual / be / a fusion / of / the sense</w:t>
       </w:r>
     </w:p>
     <w:p>
@@ -2952,7 +2954,7 @@
           <w:sz w:val="17"/>
           <w:u w:val="none"/>
         </w:rPr>
-        <w:t xml:space="preserve"> our eating experience / is / influenced / even by / the sounds / that come / both from / the atmospheres in which we eat / and / our interactions with the food / and / the tools we use to eat</w:t>
+        <w:t xml:space="preserve"> from where we eat / the sounds / shape / from the tools / is also / our eating experience / we eat with / by / from our interactions / and / with the food / come</w:t>
       </w:r>
     </w:p>
     <w:p>
@@ -2998,7 +3000,7 @@
           <w:sz w:val="17"/>
           <w:u w:val="none"/>
         </w:rPr>
-        <w:t>1. Use ALL the expressions in the box, each only once.</w:t>
+        <w:t>1. &lt;보기&gt;의 표현을 모두 한 번씩 사용할 것 (다른 단어 추가 금지)</w:t>
       </w:r>
     </w:p>
     <w:p>
@@ -3021,7 +3023,7 @@
           <w:sz w:val="17"/>
           <w:u w:val="none"/>
         </w:rPr>
-        <w:t>2. Do NOT change the form of any word, and do NOT add any other words.</w:t>
+        <w:t>2. 필요한 단어 2개의 형태를 바꿀 것</w:t>
       </w:r>
     </w:p>
     <w:p>
@@ -3044,7 +3046,7 @@
           <w:sz w:val="17"/>
           <w:u w:val="none"/>
         </w:rPr>
-        <w:t>3. Begin with ‘Our eating experience’ and write the sentence in the PASSIVE voice.</w:t>
+        <w:t>3. ‘Our eating experience’로 시작하는 수동태 문장으로 쓰고, 소리의 출처 세 가지는 현재분사(coming from …)로 이어서 쓸 것</w:t>
       </w:r>
     </w:p>
     <w:p>
@@ -3067,7 +3069,7 @@
           <w:sz w:val="17"/>
           <w:u w:val="none"/>
         </w:rPr>
-        <w:t>4. Leave out the part in parentheses (such as chewing). Write 32 words in total.</w:t>
+        <w:t>4. 총 27단어로 쓸 것</w:t>
       </w:r>
     </w:p>
     <w:p>
@@ -3105,7 +3107,7 @@
           <w:sz w:val="17"/>
           <w:u w:val="none"/>
         </w:rPr>
-        <w:t>⇒ Our eating experience ______________________________________________________________ .</w:t>
+        <w:t>⇒ Our eating experience ________________________________________________________________________ .</w:t>
       </w:r>
     </w:p>
     <w:p>
@@ -4253,7 +4255,7 @@
           <w:sz w:val="15"/>
           <w:u w:val="none"/>
         </w:rPr>
-        <w:t xml:space="preserve"> At first, it may seem like an ordinary experience, but it is actually a fusion of the senses. (actual→actually)</w:t>
+        <w:t xml:space="preserve"> At first, it may seem like an ordinary experience, but it is actually a fusion of the senses. (be→is · actual→actually · sense→senses / 18단어 / seem like)</w:t>
       </w:r>
     </w:p>
     <w:p>
@@ -4669,7 +4671,7 @@
           <w:sz w:val="15"/>
           <w:u w:val="none"/>
         </w:rPr>
-        <w:t xml:space="preserve"> Our eating experience is influenced even by the sounds that come both from the atmospheres in which we eat and our interactions with the food and the tools we use to eat.</w:t>
+        <w:t xml:space="preserve"> Our eating experience is also shaped by the sounds coming from where we eat, from our interactions with the food, and from the tools we eat with.</w:t>
       </w:r>
     </w:p>
     <w:p>
@@ -5286,7 +5288,7 @@
           <w:sz w:val="14"/>
           <w:u w:val="none"/>
         </w:rPr>
-        <w:t>is influenced by even the sounds</w:t>
+        <w:t>is also shaping by</w:t>
       </w:r>
       <w:r>
         <w:rPr>
@@ -5295,7 +5297,7 @@
           <w:sz w:val="14"/>
           <w:u w:val="none"/>
         </w:rPr>
-        <w:t xml:space="preserve"> — even의 위치가 다르면 조건 위반(보기 묶음 even by 유지). </w:t>
+        <w:t xml:space="preserve"> ✕ — 수동은 과거분사 shaped. </w:t>
       </w:r>
       <w:r>
         <w:rPr>
@@ -5304,7 +5306,7 @@
           <w:sz w:val="14"/>
           <w:u w:val="none"/>
         </w:rPr>
-        <w:t>are influenced</w:t>
+        <w:t>the sounds come from</w:t>
       </w:r>
       <w:r>
         <w:rPr>
@@ -5313,7 +5315,7 @@
           <w:sz w:val="14"/>
           <w:u w:val="none"/>
         </w:rPr>
-        <w:t xml:space="preserve"> ✕ — 주어 experience 단수. </w:t>
+        <w:t xml:space="preserve"> ✕ — 관계사 없이 동사가 이어지므로 분사 coming. </w:t>
       </w:r>
       <w:r>
         <w:rPr>
@@ -5322,7 +5324,7 @@
           <w:sz w:val="14"/>
           <w:u w:val="none"/>
         </w:rPr>
-        <w:t>the sounds come</w:t>
+        <w:t>from the tools we eat with them</w:t>
       </w:r>
       <w:r>
         <w:rPr>
@@ -5331,7 +5333,7 @@
           <w:sz w:val="14"/>
           <w:u w:val="none"/>
         </w:rPr>
-        <w:t xml:space="preserve"> ✕ — 관계대명사 that 포함 묶음 that come 유지. [채점] 수동 구조 1.5 / by 이하 긴 주어 어순 1 / 단어 수·철자 0.5.</w:t>
+        <w:t xml:space="preserve"> ✕ — 보기 밖 단어 추가. [채점] 구문(수동태 + 분사 수식) 1.5 / 어형 2곳 1 / 철자·단어 수 0.5.</w:t>
       </w:r>
     </w:p>
     <w:p>
